--- a/06-转换电路/01-模数转换ADC/逐次逼近型SAR-ADC电路/逐次逼近型SAR-ADC电路.docx
+++ b/06-转换电路/01-模数转换ADC/逐次逼近型SAR-ADC电路/逐次逼近型SAR-ADC电路.docx
@@ -2405,6 +2405,20 @@
     </w:p>
     <w:bookmarkEnd w:id="26"/>
     <w:bookmarkEnd w:id="27"/>
+    <w:p>
+      <w:pPr>
+        <w:spacing w:before="360"/>
+        <w:jc w:val="center"/>
+      </w:pPr>
+      <w:r>
+        <w:rPr>
+          <w:rFonts w:ascii="Times New Roman" w:hAnsi="Times New Roman"/>
+          <w:color w:val="555555"/>
+          <w:sz w:val="21"/>
+        </w:rPr>
+        <w:t>材料收集者：杜文杰</w:t>
+      </w:r>
+    </w:p>
     <w:sectPr>
       <w:headerReference r:id="rId9" w:type="default"/>
       <w:footerReference r:id="rId10" w:type="default"/>

--- a/06-转换电路/01-模数转换ADC/逐次逼近型SAR-ADC电路/逐次逼近型SAR-ADC电路.docx
+++ b/06-转换电路/01-模数转换ADC/逐次逼近型SAR-ADC电路/逐次逼近型SAR-ADC电路.docx
@@ -1,6 +1,6 @@
 
 <file path=word/document.xml><?xml version="1.0" encoding="utf-8"?>
-<w:document xmlns:w="http://schemas.openxmlformats.org/wordprocessingml/2006/main" xmlns:m="http://schemas.openxmlformats.org/officeDocument/2006/math" xmlns:r="http://schemas.openxmlformats.org/officeDocument/2006/relationships" xmlns:o="urn:schemas-microsoft-com:office:office" xmlns:v="urn:schemas-microsoft-com:vml" xmlns:w10="urn:schemas-microsoft-com:office:word" xmlns:a="http://schemas.openxmlformats.org/drawingml/2006/main" xmlns:pic="http://schemas.openxmlformats.org/drawingml/2006/picture" xmlns:wp="http://schemas.openxmlformats.org/drawingml/2006/wordprocessingDrawing">
+<w:document xmlns:m="http://schemas.openxmlformats.org/officeDocument/2006/math" xmlns:r="http://schemas.openxmlformats.org/officeDocument/2006/relationships" xmlns:w="http://schemas.openxmlformats.org/wordprocessingml/2006/main" xmlns:o="urn:schemas-microsoft-com:office:office" xmlns:v="urn:schemas-microsoft-com:vml" xmlns:w10="urn:schemas-microsoft-com:office:word" xmlns:a="http://schemas.openxmlformats.org/drawingml/2006/main" xmlns:pic="http://schemas.openxmlformats.org/drawingml/2006/picture" xmlns:wp="http://schemas.openxmlformats.org/drawingml/2006/wordprocessingDrawing">
   <w:body>
     <w:bookmarkStart w:id="27" w:name="逐次逼近型-sar-adc-电路"/>
     <w:p>
@@ -9,16 +9,19 @@
       </w:pPr>
       <w:r>
         <w:rPr>
-          <w:rFonts w:hint="eastAsia"/>
+          <w:rFonts w:hint="eastAsia" w:eastAsia="黑体"/>
         </w:rPr>
         <w:t xml:space="preserve">逐次逼近型</w:t>
       </w:r>
       <w:r>
+        <w:rPr>
+          <w:rFonts w:eastAsia="黑体"/>
+        </w:rPr>
         <w:t xml:space="preserve"> (SAR) ADC </w:t>
       </w:r>
       <w:r>
         <w:rPr>
-          <w:rFonts w:hint="eastAsia"/>
+          <w:rFonts w:hint="eastAsia" w:eastAsia="黑体"/>
         </w:rPr>
         <w:t xml:space="preserve">电路</w:t>
       </w:r>
@@ -30,7 +33,7 @@
       </w:pPr>
       <w:r>
         <w:rPr>
-          <w:rFonts w:hint="eastAsia"/>
+          <w:rFonts w:hint="eastAsia" w:eastAsia="黑体"/>
         </w:rPr>
         <w:t xml:space="preserve">拓扑描述</w:t>
       </w:r>
@@ -41,16 +44,19 @@
       </w:pPr>
       <w:r>
         <w:rPr>
-          <w:rFonts w:hint="eastAsia"/>
+          <w:rFonts w:hint="eastAsia" w:eastAsia="黑体"/>
         </w:rPr>
         <w:t xml:space="preserve">由</w:t>
       </w:r>
       <w:r>
+        <w:rPr>
+          <w:rFonts w:eastAsia="黑体"/>
+        </w:rPr>
         <w:t xml:space="preserve"> </w:t>
       </w:r>
       <w:r>
         <w:rPr>
-          <w:rFonts w:hint="eastAsia"/>
+          <w:rFonts w:hint="eastAsia" w:eastAsia="黑体"/>
           <w:b/>
           <w:bCs/>
         </w:rPr>
@@ -58,17 +64,21 @@
       </w:r>
       <w:r>
         <w:rPr>
+          <w:rFonts w:eastAsia="黑体"/>
           <w:b/>
           <w:bCs/>
         </w:rPr>
         <w:t xml:space="preserve"> S/H1</w:t>
       </w:r>
       <w:r>
+        <w:rPr>
+          <w:rFonts w:eastAsia="黑体"/>
+        </w:rPr>
         <w:t xml:space="preserve">、</w:t>
       </w:r>
       <w:r>
         <w:rPr>
-          <w:rFonts w:hint="eastAsia"/>
+          <w:rFonts w:hint="eastAsia" w:eastAsia="黑体"/>
           <w:b/>
           <w:bCs/>
         </w:rPr>
@@ -76,17 +86,21 @@
       </w:r>
       <w:r>
         <w:rPr>
+          <w:rFonts w:eastAsia="黑体"/>
           <w:b/>
           <w:bCs/>
         </w:rPr>
         <w:t xml:space="preserve"> C1</w:t>
       </w:r>
       <w:r>
+        <w:rPr>
+          <w:rFonts w:eastAsia="黑体"/>
+        </w:rPr>
         <w:t xml:space="preserve">、</w:t>
       </w:r>
       <w:r>
         <w:rPr>
-          <w:rFonts w:hint="eastAsia"/>
+          <w:rFonts w:hint="eastAsia" w:eastAsia="黑体"/>
           <w:b/>
           <w:bCs/>
         </w:rPr>
@@ -94,6 +108,7 @@
       </w:r>
       <w:r>
         <w:rPr>
+          <w:rFonts w:eastAsia="黑体"/>
           <w:b/>
           <w:bCs/>
         </w:rPr>
@@ -101,53 +116,65 @@
       </w:r>
       <w:r>
         <w:rPr>
-          <w:rFonts w:hint="eastAsia"/>
+          <w:rFonts w:hint="eastAsia" w:eastAsia="黑体"/>
           <w:b/>
           <w:bCs/>
         </w:rPr>
         <w:t xml:space="preserve">逻辑）SAR1</w:t>
       </w:r>
       <w:r>
+        <w:rPr>
+          <w:rFonts w:eastAsia="黑体"/>
+        </w:rPr>
         <w:t xml:space="preserve"> </w:t>
       </w:r>
       <w:r>
         <w:rPr>
-          <w:rFonts w:hint="eastAsia"/>
+          <w:rFonts w:hint="eastAsia" w:eastAsia="黑体"/>
         </w:rPr>
         <w:t xml:space="preserve">与</w:t>
       </w:r>
       <w:r>
+        <w:rPr>
+          <w:rFonts w:eastAsia="黑体"/>
+        </w:rPr>
         <w:t xml:space="preserve"> </w:t>
       </w:r>
       <w:r>
         <w:rPr>
-          <w:rFonts w:hint="eastAsia"/>
+          <w:rFonts w:hint="eastAsia" w:eastAsia="黑体"/>
           <w:b/>
           <w:bCs/>
         </w:rPr>
         <w:t xml:space="preserve">DAC（DAC1）</w:t>
       </w:r>
       <w:r>
+        <w:rPr>
+          <w:rFonts w:eastAsia="黑体"/>
+        </w:rPr>
         <w:t xml:space="preserve"> </w:t>
       </w:r>
       <w:r>
         <w:rPr>
-          <w:rFonts w:hint="eastAsia"/>
+          <w:rFonts w:hint="eastAsia" w:eastAsia="黑体"/>
         </w:rPr>
         <w:t xml:space="preserve">组成闭环。电路共有</w:t>
       </w:r>
       <w:r>
+        <w:rPr>
+          <w:rFonts w:eastAsia="黑体"/>
+        </w:rPr>
         <w:t xml:space="preserve"> 6 </w:t>
       </w:r>
       <w:r>
         <w:rPr>
-          <w:rFonts w:hint="eastAsia"/>
+          <w:rFonts w:hint="eastAsia" w:eastAsia="黑体"/>
         </w:rPr>
         <w:t xml:space="preserve">个关键节点：</w:t>
       </w:r>
       <w:r>
         <w:rPr>
-          <w:rFonts w:hint="eastAsia"/>
+          <w:rFonts w:hint="eastAsia" w:eastAsia="黑体"/>
           <w:b/>
           <w:bCs/>
         </w:rPr>
@@ -155,6 +182,7 @@
       </w:r>
       <w:r>
         <w:rPr>
+          <w:rFonts w:eastAsia="黑体"/>
           <w:b/>
           <w:bCs/>
         </w:rPr>
@@ -162,7 +190,7 @@
       </w:r>
       <w:r>
         <w:rPr>
-          <w:rFonts w:hint="eastAsia"/>
+          <w:rFonts w:hint="eastAsia" w:eastAsia="黑体"/>
           <w:b/>
           <w:bCs/>
         </w:rPr>
@@ -170,7 +198,7 @@
       </w:r>
       <w:r>
         <w:rPr>
-          <w:rFonts w:hint="eastAsia"/>
+          <w:rFonts w:hint="eastAsia" w:eastAsia="黑体"/>
         </w:rPr>
         <w:t xml:space="preserve">（</w:t>
       </w:r>
@@ -192,26 +220,32 @@
         </m:sSub>
       </m:oMath>
       <w:r>
+        <w:rPr>
+          <w:rFonts w:eastAsia="黑体"/>
+        </w:rPr>
         <w:t xml:space="preserve"> </w:t>
       </w:r>
       <w:r>
         <w:rPr>
-          <w:rFonts w:hint="eastAsia"/>
+          <w:rFonts w:hint="eastAsia" w:eastAsia="黑体"/>
         </w:rPr>
         <w:t xml:space="preserve">接</w:t>
       </w:r>
       <w:r>
+        <w:rPr>
+          <w:rFonts w:eastAsia="黑体"/>
+        </w:rPr>
         <w:t xml:space="preserve"> S/H1 </w:t>
       </w:r>
       <w:r>
         <w:rPr>
-          <w:rFonts w:hint="eastAsia"/>
+          <w:rFonts w:hint="eastAsia" w:eastAsia="黑体"/>
         </w:rPr>
         <w:t xml:space="preserve">的输入）；</w:t>
       </w:r>
       <w:r>
         <w:rPr>
-          <w:rFonts w:hint="eastAsia"/>
+          <w:rFonts w:hint="eastAsia" w:eastAsia="黑体"/>
           <w:b/>
           <w:bCs/>
         </w:rPr>
@@ -219,6 +253,7 @@
       </w:r>
       <w:r>
         <w:rPr>
+          <w:rFonts w:eastAsia="黑体"/>
           <w:b/>
           <w:bCs/>
         </w:rPr>
@@ -226,7 +261,7 @@
       </w:r>
       <w:r>
         <w:rPr>
-          <w:rFonts w:hint="eastAsia"/>
+          <w:rFonts w:hint="eastAsia" w:eastAsia="黑体"/>
           <w:b/>
           <w:bCs/>
         </w:rPr>
@@ -234,40 +269,49 @@
       </w:r>
       <w:r>
         <w:rPr>
-          <w:rFonts w:hint="eastAsia"/>
+          <w:rFonts w:hint="eastAsia" w:eastAsia="黑体"/>
         </w:rPr>
         <w:t xml:space="preserve">（S/H1</w:t>
       </w:r>
       <w:r>
+        <w:rPr>
+          <w:rFonts w:eastAsia="黑体"/>
+        </w:rPr>
         <w:t xml:space="preserve"> </w:t>
       </w:r>
       <w:r>
         <w:rPr>
-          <w:rFonts w:hint="eastAsia"/>
+          <w:rFonts w:hint="eastAsia" w:eastAsia="黑体"/>
         </w:rPr>
         <w:t xml:space="preserve">的输出接</w:t>
       </w:r>
       <w:r>
+        <w:rPr>
+          <w:rFonts w:eastAsia="黑体"/>
+        </w:rPr>
         <w:t xml:space="preserve"> C1 </w:t>
       </w:r>
       <w:r>
         <w:rPr>
-          <w:rFonts w:hint="eastAsia"/>
+          <w:rFonts w:hint="eastAsia" w:eastAsia="黑体"/>
         </w:rPr>
         <w:t xml:space="preserve">的同相输入</w:t>
       </w:r>
       <w:r>
+        <w:rPr>
+          <w:rFonts w:eastAsia="黑体"/>
+        </w:rPr>
         <w:t xml:space="preserve"> </w:t>
       </w:r>
       <w:r>
         <w:rPr>
-          <w:rFonts w:hint="eastAsia"/>
+          <w:rFonts w:hint="eastAsia" w:eastAsia="黑体"/>
         </w:rPr>
         <w:t xml:space="preserve">IN+）；</w:t>
       </w:r>
       <w:r>
         <w:rPr>
-          <w:rFonts w:hint="eastAsia"/>
+          <w:rFonts w:hint="eastAsia" w:eastAsia="黑体"/>
           <w:b/>
           <w:bCs/>
         </w:rPr>
@@ -275,6 +319,7 @@
       </w:r>
       <w:r>
         <w:rPr>
+          <w:rFonts w:eastAsia="黑体"/>
           <w:b/>
           <w:bCs/>
         </w:rPr>
@@ -282,7 +327,7 @@
       </w:r>
       <w:r>
         <w:rPr>
-          <w:rFonts w:hint="eastAsia"/>
+          <w:rFonts w:hint="eastAsia" w:eastAsia="黑体"/>
           <w:b/>
           <w:bCs/>
         </w:rPr>
@@ -290,40 +335,49 @@
       </w:r>
       <w:r>
         <w:rPr>
-          <w:rFonts w:hint="eastAsia"/>
+          <w:rFonts w:hint="eastAsia" w:eastAsia="黑体"/>
         </w:rPr>
         <w:t xml:space="preserve">（DAC1</w:t>
       </w:r>
       <w:r>
+        <w:rPr>
+          <w:rFonts w:eastAsia="黑体"/>
+        </w:rPr>
         <w:t xml:space="preserve"> </w:t>
       </w:r>
       <w:r>
         <w:rPr>
-          <w:rFonts w:hint="eastAsia"/>
+          <w:rFonts w:hint="eastAsia" w:eastAsia="黑体"/>
         </w:rPr>
         <w:t xml:space="preserve">的模拟输出接</w:t>
       </w:r>
       <w:r>
+        <w:rPr>
+          <w:rFonts w:eastAsia="黑体"/>
+        </w:rPr>
         <w:t xml:space="preserve"> C1 </w:t>
       </w:r>
       <w:r>
         <w:rPr>
-          <w:rFonts w:hint="eastAsia"/>
+          <w:rFonts w:hint="eastAsia" w:eastAsia="黑体"/>
         </w:rPr>
         <w:t xml:space="preserve">的反相输入</w:t>
       </w:r>
       <w:r>
+        <w:rPr>
+          <w:rFonts w:eastAsia="黑体"/>
+        </w:rPr>
         <w:t xml:space="preserve"> </w:t>
       </w:r>
       <w:r>
         <w:rPr>
-          <w:rFonts w:hint="eastAsia"/>
+          <w:rFonts w:hint="eastAsia" w:eastAsia="黑体"/>
         </w:rPr>
         <w:t xml:space="preserve">IN−）；</w:t>
       </w:r>
       <w:r>
         <w:rPr>
-          <w:rFonts w:hint="eastAsia"/>
+          <w:rFonts w:hint="eastAsia" w:eastAsia="黑体"/>
           <w:b/>
           <w:bCs/>
         </w:rPr>
@@ -331,6 +385,7 @@
       </w:r>
       <w:r>
         <w:rPr>
+          <w:rFonts w:eastAsia="黑体"/>
           <w:b/>
           <w:bCs/>
         </w:rPr>
@@ -338,7 +393,7 @@
       </w:r>
       <w:r>
         <w:rPr>
-          <w:rFonts w:hint="eastAsia"/>
+          <w:rFonts w:hint="eastAsia" w:eastAsia="黑体"/>
           <w:b/>
           <w:bCs/>
         </w:rPr>
@@ -346,40 +401,49 @@
       </w:r>
       <w:r>
         <w:rPr>
-          <w:rFonts w:hint="eastAsia"/>
+          <w:rFonts w:hint="eastAsia" w:eastAsia="黑体"/>
         </w:rPr>
         <w:t xml:space="preserve">（C1</w:t>
       </w:r>
       <w:r>
+        <w:rPr>
+          <w:rFonts w:eastAsia="黑体"/>
+        </w:rPr>
         <w:t xml:space="preserve"> </w:t>
       </w:r>
       <w:r>
         <w:rPr>
-          <w:rFonts w:hint="eastAsia"/>
+          <w:rFonts w:hint="eastAsia" w:eastAsia="黑体"/>
         </w:rPr>
         <w:t xml:space="preserve">的输出</w:t>
       </w:r>
       <w:r>
+        <w:rPr>
+          <w:rFonts w:eastAsia="黑体"/>
+        </w:rPr>
         <w:t xml:space="preserve"> OUT </w:t>
       </w:r>
       <w:r>
         <w:rPr>
-          <w:rFonts w:hint="eastAsia"/>
+          <w:rFonts w:hint="eastAsia" w:eastAsia="黑体"/>
         </w:rPr>
         <w:t xml:space="preserve">接</w:t>
       </w:r>
       <w:r>
+        <w:rPr>
+          <w:rFonts w:eastAsia="黑体"/>
+        </w:rPr>
         <w:t xml:space="preserve"> </w:t>
       </w:r>
       <w:r>
         <w:rPr>
-          <w:rFonts w:hint="eastAsia"/>
+          <w:rFonts w:hint="eastAsia" w:eastAsia="黑体"/>
         </w:rPr>
         <w:t xml:space="preserve">SAR1）；</w:t>
       </w:r>
       <w:r>
         <w:rPr>
-          <w:rFonts w:hint="eastAsia"/>
+          <w:rFonts w:hint="eastAsia" w:eastAsia="黑体"/>
           <w:b/>
           <w:bCs/>
         </w:rPr>
@@ -387,6 +451,7 @@
       </w:r>
       <w:r>
         <w:rPr>
+          <w:rFonts w:eastAsia="黑体"/>
           <w:b/>
           <w:bCs/>
         </w:rPr>
@@ -394,7 +459,7 @@
       </w:r>
       <w:r>
         <w:rPr>
-          <w:rFonts w:hint="eastAsia"/>
+          <w:rFonts w:hint="eastAsia" w:eastAsia="黑体"/>
           <w:b/>
           <w:bCs/>
         </w:rPr>
@@ -402,29 +467,38 @@
       </w:r>
       <w:r>
         <w:rPr>
-          <w:rFonts w:hint="eastAsia"/>
+          <w:rFonts w:hint="eastAsia" w:eastAsia="黑体"/>
         </w:rPr>
         <w:t xml:space="preserve">（SAR1</w:t>
       </w:r>
       <w:r>
+        <w:rPr>
+          <w:rFonts w:eastAsia="黑体"/>
+        </w:rPr>
         <w:t xml:space="preserve"> </w:t>
       </w:r>
       <w:r>
         <w:rPr>
-          <w:rFonts w:hint="eastAsia"/>
+          <w:rFonts w:hint="eastAsia" w:eastAsia="黑体"/>
         </w:rPr>
         <w:t xml:space="preserve">的逐次逼近码送</w:t>
       </w:r>
       <w:r>
+        <w:rPr>
+          <w:rFonts w:eastAsia="黑体"/>
+        </w:rPr>
         <w:t xml:space="preserve"> DAC1 </w:t>
       </w:r>
       <w:r>
         <w:rPr>
-          <w:rFonts w:hint="eastAsia"/>
+          <w:rFonts w:hint="eastAsia" w:eastAsia="黑体"/>
         </w:rPr>
         <w:t xml:space="preserve">数字输入，并作为结果</w:t>
       </w:r>
       <w:r>
+        <w:rPr>
+          <w:rFonts w:eastAsia="黑体"/>
+        </w:rPr>
         <w:t xml:space="preserve"> </w:t>
       </w:r>
       <m:oMath>
@@ -433,17 +507,20 @@
         </m:r>
       </m:oMath>
       <w:r>
+        <w:rPr>
+          <w:rFonts w:eastAsia="黑体"/>
+        </w:rPr>
         <w:t xml:space="preserve"> </w:t>
       </w:r>
       <w:r>
         <w:rPr>
-          <w:rFonts w:hint="eastAsia"/>
+          <w:rFonts w:hint="eastAsia" w:eastAsia="黑体"/>
         </w:rPr>
         <w:t xml:space="preserve">输出）；</w:t>
       </w:r>
       <w:r>
         <w:rPr>
-          <w:rFonts w:hint="eastAsia"/>
+          <w:rFonts w:hint="eastAsia" w:eastAsia="黑体"/>
           <w:b/>
           <w:bCs/>
         </w:rPr>
@@ -451,6 +528,7 @@
       </w:r>
       <w:r>
         <w:rPr>
+          <w:rFonts w:eastAsia="黑体"/>
           <w:b/>
           <w:bCs/>
         </w:rPr>
@@ -458,7 +536,7 @@
       </w:r>
       <w:r>
         <w:rPr>
-          <w:rFonts w:hint="eastAsia"/>
+          <w:rFonts w:hint="eastAsia" w:eastAsia="黑体"/>
           <w:b/>
           <w:bCs/>
         </w:rPr>
@@ -466,20 +544,26 @@
       </w:r>
       <w:r>
         <w:rPr>
-          <w:rFonts w:hint="eastAsia"/>
+          <w:rFonts w:hint="eastAsia" w:eastAsia="黑体"/>
         </w:rPr>
         <w:t xml:space="preserve">（DAC1</w:t>
       </w:r>
       <w:r>
+        <w:rPr>
+          <w:rFonts w:eastAsia="黑体"/>
+        </w:rPr>
         <w:t xml:space="preserve"> </w:t>
       </w:r>
       <w:r>
         <w:rPr>
-          <w:rFonts w:hint="eastAsia"/>
+          <w:rFonts w:hint="eastAsia" w:eastAsia="黑体"/>
         </w:rPr>
         <w:t xml:space="preserve">参考端接</w:t>
       </w:r>
       <w:r>
+        <w:rPr>
+          <w:rFonts w:eastAsia="黑体"/>
+        </w:rPr>
         <w:t xml:space="preserve"> </w:t>
       </w:r>
       <m:oMath>
@@ -504,7 +588,7 @@
       </m:oMath>
       <w:r>
         <w:rPr>
-          <w:rFonts w:hint="eastAsia"/>
+          <w:rFonts w:hint="eastAsia" w:eastAsia="黑体"/>
         </w:rPr>
         <w:t xml:space="preserve">）。</w:t>
       </w:r>
@@ -513,23 +597,27 @@
       <w:pPr/>
       <w:r>
         <w:rPr>
-          <w:rFonts w:hint="eastAsia"/>
+          <w:rFonts w:hint="eastAsia" w:eastAsia="黑体"/>
         </w:rPr>
         <w:t xml:space="preserve">各管脚连接：</w:t>
       </w:r>
       <w:r>
         <w:rPr>
+          <w:rFonts w:eastAsia="黑体"/>
           <w:b/>
           <w:bCs/>
         </w:rPr>
         <w:t xml:space="preserve">S/H1</w:t>
       </w:r>
       <w:r>
+        <w:rPr>
+          <w:rFonts w:eastAsia="黑体"/>
+        </w:rPr>
         <w:t xml:space="preserve"> </w:t>
       </w:r>
       <w:r>
         <w:rPr>
-          <w:rFonts w:hint="eastAsia"/>
+          <w:rFonts w:hint="eastAsia" w:eastAsia="黑体"/>
         </w:rPr>
         <w:t xml:space="preserve">的采样输入接节点①（</w:t>
       </w:r>
@@ -552,129 +640,167 @@
       </m:oMath>
       <w:r>
         <w:rPr>
-          <w:rFonts w:hint="eastAsia"/>
+          <w:rFonts w:hint="eastAsia" w:eastAsia="黑体"/>
         </w:rPr>
         <w:t xml:space="preserve">）、输出接节点②；</w:t>
       </w:r>
       <w:r>
         <w:rPr>
+          <w:rFonts w:eastAsia="黑体"/>
           <w:b/>
           <w:bCs/>
         </w:rPr>
         <w:t xml:space="preserve">C1</w:t>
       </w:r>
       <w:r>
+        <w:rPr>
+          <w:rFonts w:eastAsia="黑体"/>
+        </w:rPr>
         <w:t xml:space="preserve"> </w:t>
       </w:r>
       <w:r>
         <w:rPr>
-          <w:rFonts w:hint="eastAsia"/>
+          <w:rFonts w:hint="eastAsia" w:eastAsia="黑体"/>
         </w:rPr>
         <w:t xml:space="preserve">的</w:t>
       </w:r>
       <w:r>
+        <w:rPr>
+          <w:rFonts w:eastAsia="黑体"/>
+        </w:rPr>
         <w:t xml:space="preserve"> IN+ </w:t>
       </w:r>
       <w:r>
         <w:rPr>
-          <w:rFonts w:hint="eastAsia"/>
+          <w:rFonts w:hint="eastAsia" w:eastAsia="黑体"/>
         </w:rPr>
         <w:t xml:space="preserve">接节点②（采样值）、IN−</w:t>
       </w:r>
       <w:r>
+        <w:rPr>
+          <w:rFonts w:eastAsia="黑体"/>
+        </w:rPr>
         <w:t xml:space="preserve"> </w:t>
       </w:r>
       <w:r>
         <w:rPr>
-          <w:rFonts w:hint="eastAsia"/>
+          <w:rFonts w:hint="eastAsia" w:eastAsia="黑体"/>
         </w:rPr>
         <w:t xml:space="preserve">接节点③（DAC</w:t>
       </w:r>
       <w:r>
+        <w:rPr>
+          <w:rFonts w:eastAsia="黑体"/>
+        </w:rPr>
         <w:t xml:space="preserve"> </w:t>
       </w:r>
       <w:r>
         <w:rPr>
-          <w:rFonts w:hint="eastAsia"/>
+          <w:rFonts w:hint="eastAsia" w:eastAsia="黑体"/>
         </w:rPr>
         <w:t xml:space="preserve">值）、OUT</w:t>
       </w:r>
       <w:r>
+        <w:rPr>
+          <w:rFonts w:eastAsia="黑体"/>
+        </w:rPr>
         <w:t xml:space="preserve"> </w:t>
       </w:r>
       <w:r>
         <w:rPr>
-          <w:rFonts w:hint="eastAsia"/>
+          <w:rFonts w:hint="eastAsia" w:eastAsia="黑体"/>
         </w:rPr>
         <w:t xml:space="preserve">接节点④、正电源脚</w:t>
       </w:r>
       <w:r>
+        <w:rPr>
+          <w:rFonts w:eastAsia="黑体"/>
+        </w:rPr>
         <w:t xml:space="preserve"> V+ </w:t>
       </w:r>
       <w:r>
         <w:rPr>
-          <w:rFonts w:hint="eastAsia"/>
+          <w:rFonts w:hint="eastAsia" w:eastAsia="黑体"/>
         </w:rPr>
         <w:t xml:space="preserve">接</w:t>
       </w:r>
       <w:r>
+        <w:rPr>
+          <w:rFonts w:eastAsia="黑体"/>
+        </w:rPr>
         <w:t xml:space="preserve"> </w:t>
       </w:r>
       <w:r>
         <w:rPr>
-          <w:rFonts w:hint="eastAsia"/>
+          <w:rFonts w:hint="eastAsia" w:eastAsia="黑体"/>
         </w:rPr>
         <w:t xml:space="preserve">+VCC、负电源脚</w:t>
       </w:r>
       <w:r>
+        <w:rPr>
+          <w:rFonts w:eastAsia="黑体"/>
+        </w:rPr>
         <w:t xml:space="preserve"> V− </w:t>
       </w:r>
       <w:r>
         <w:rPr>
-          <w:rFonts w:hint="eastAsia"/>
+          <w:rFonts w:hint="eastAsia" w:eastAsia="黑体"/>
         </w:rPr>
         <w:t xml:space="preserve">接</w:t>
       </w:r>
       <w:r>
+        <w:rPr>
+          <w:rFonts w:eastAsia="黑体"/>
+        </w:rPr>
         <w:t xml:space="preserve"> </w:t>
       </w:r>
       <w:r>
         <w:rPr>
-          <w:rFonts w:hint="eastAsia"/>
+          <w:rFonts w:hint="eastAsia" w:eastAsia="黑体"/>
         </w:rPr>
         <w:t xml:space="preserve">−VEE（单电源时</w:t>
       </w:r>
       <w:r>
+        <w:rPr>
+          <w:rFonts w:eastAsia="黑体"/>
+        </w:rPr>
         <w:t xml:space="preserve"> V− </w:t>
       </w:r>
       <w:r>
         <w:rPr>
-          <w:rFonts w:hint="eastAsia"/>
+          <w:rFonts w:hint="eastAsia" w:eastAsia="黑体"/>
         </w:rPr>
         <w:t xml:space="preserve">接</w:t>
       </w:r>
       <w:r>
+        <w:rPr>
+          <w:rFonts w:eastAsia="黑体"/>
+        </w:rPr>
         <w:t xml:space="preserve"> </w:t>
       </w:r>
       <w:r>
         <w:rPr>
-          <w:rFonts w:hint="eastAsia"/>
+          <w:rFonts w:hint="eastAsia" w:eastAsia="黑体"/>
         </w:rPr>
         <w:t xml:space="preserve">GND）；</w:t>
       </w:r>
       <w:r>
         <w:rPr>
+          <w:rFonts w:eastAsia="黑体"/>
           <w:b/>
           <w:bCs/>
         </w:rPr>
         <w:t xml:space="preserve">DAC1</w:t>
       </w:r>
       <w:r>
+        <w:rPr>
+          <w:rFonts w:eastAsia="黑体"/>
+        </w:rPr>
         <w:t xml:space="preserve"> </w:t>
       </w:r>
       <w:r>
         <w:rPr>
-          <w:rFonts w:hint="eastAsia"/>
+          <w:rFonts w:hint="eastAsia" w:eastAsia="黑体"/>
         </w:rPr>
         <w:t xml:space="preserve">的数字输入接节点⑤、参考端接节点⑥（</w:t>
       </w:r>
@@ -700,36 +826,46 @@
       </m:oMath>
       <w:r>
         <w:rPr>
-          <w:rFonts w:hint="eastAsia"/>
+          <w:rFonts w:hint="eastAsia" w:eastAsia="黑体"/>
         </w:rPr>
         <w:t xml:space="preserve">）、模拟输出接节点③；</w:t>
       </w:r>
       <w:r>
         <w:rPr>
+          <w:rFonts w:eastAsia="黑体"/>
           <w:b/>
           <w:bCs/>
         </w:rPr>
         <w:t xml:space="preserve">SAR1</w:t>
       </w:r>
       <w:r>
+        <w:rPr>
+          <w:rFonts w:eastAsia="黑体"/>
+        </w:rPr>
         <w:t xml:space="preserve"> </w:t>
       </w:r>
       <w:r>
         <w:rPr>
-          <w:rFonts w:hint="eastAsia"/>
+          <w:rFonts w:hint="eastAsia" w:eastAsia="黑体"/>
         </w:rPr>
         <w:t xml:space="preserve">的输入端接节点④、输出端接节点⑤（既控制</w:t>
       </w:r>
       <w:r>
+        <w:rPr>
+          <w:rFonts w:eastAsia="黑体"/>
+        </w:rPr>
         <w:t xml:space="preserve"> DAC1 </w:t>
       </w:r>
       <w:r>
         <w:rPr>
-          <w:rFonts w:hint="eastAsia"/>
+          <w:rFonts w:hint="eastAsia" w:eastAsia="黑体"/>
         </w:rPr>
         <w:t xml:space="preserve">又给出</w:t>
       </w:r>
       <w:r>
+        <w:rPr>
+          <w:rFonts w:eastAsia="黑体"/>
+        </w:rPr>
         <w:t xml:space="preserve"> </w:t>
       </w:r>
       <m:oMath>
@@ -739,11 +875,14 @@
       </m:oMath>
       <w:r>
         <w:rPr>
-          <w:rFonts w:hint="eastAsia"/>
+          <w:rFonts w:hint="eastAsia" w:eastAsia="黑体"/>
         </w:rPr>
         <w:t xml:space="preserve">）、时钟端接</w:t>
       </w:r>
       <w:r>
+        <w:rPr>
+          <w:rFonts w:eastAsia="黑体"/>
+        </w:rPr>
         <w:t xml:space="preserve"> CLK。</w:t>
       </w:r>
     </w:p>
@@ -751,61 +890,79 @@
       <w:pPr/>
       <w:r>
         <w:rPr>
-          <w:rFonts w:hint="eastAsia"/>
+          <w:rFonts w:hint="eastAsia" w:eastAsia="黑体"/>
         </w:rPr>
         <w:t xml:space="preserve">由此构成”采样保持输入、SAR</w:t>
       </w:r>
       <w:r>
+        <w:rPr>
+          <w:rFonts w:eastAsia="黑体"/>
+        </w:rPr>
         <w:t xml:space="preserve"> </w:t>
       </w:r>
       <w:r>
         <w:rPr>
-          <w:rFonts w:hint="eastAsia"/>
+          <w:rFonts w:hint="eastAsia" w:eastAsia="黑体"/>
         </w:rPr>
         <w:t xml:space="preserve">按二分法从最高位到最低位逐位设定</w:t>
       </w:r>
       <w:r>
+        <w:rPr>
+          <w:rFonts w:eastAsia="黑体"/>
+        </w:rPr>
         <w:t xml:space="preserve"> </w:t>
       </w:r>
       <w:r>
         <w:rPr>
-          <w:rFonts w:hint="eastAsia"/>
+          <w:rFonts w:hint="eastAsia" w:eastAsia="黑体"/>
         </w:rPr>
         <w:t xml:space="preserve">DAC、比较器逐位判定取</w:t>
       </w:r>
       <w:r>
+        <w:rPr>
+          <w:rFonts w:eastAsia="黑体"/>
+        </w:rPr>
         <w:t xml:space="preserve"> 1 </w:t>
       </w:r>
       <w:r>
         <w:rPr>
-          <w:rFonts w:hint="eastAsia"/>
+          <w:rFonts w:hint="eastAsia" w:eastAsia="黑体"/>
         </w:rPr>
         <w:t xml:space="preserve">或</w:t>
       </w:r>
       <w:r>
+        <w:rPr>
+          <w:rFonts w:eastAsia="黑体"/>
+        </w:rPr>
         <w:t xml:space="preserve"> </w:t>
       </w:r>
       <w:r>
         <w:rPr>
-          <w:rFonts w:hint="eastAsia"/>
+          <w:rFonts w:hint="eastAsia" w:eastAsia="黑体"/>
         </w:rPr>
         <w:t xml:space="preserve">0、闭环逼近”的逐次逼近（SAR）组态，N</w:t>
       </w:r>
       <w:r>
+        <w:rPr>
+          <w:rFonts w:eastAsia="黑体"/>
+        </w:rPr>
         <w:t xml:space="preserve"> </w:t>
       </w:r>
       <w:r>
         <w:rPr>
-          <w:rFonts w:hint="eastAsia"/>
+          <w:rFonts w:hint="eastAsia" w:eastAsia="黑体"/>
         </w:rPr>
         <w:t xml:space="preserve">位需</w:t>
       </w:r>
       <w:r>
+        <w:rPr>
+          <w:rFonts w:eastAsia="黑体"/>
+        </w:rPr>
         <w:t xml:space="preserve"> N </w:t>
       </w:r>
       <w:r>
         <w:rPr>
-          <w:rFonts w:hint="eastAsia"/>
+          <w:rFonts w:hint="eastAsia" w:eastAsia="黑体"/>
         </w:rPr>
         <w:t xml:space="preserve">个时钟周期，中高速、低功耗、性价比高。</w:t>
       </w:r>
@@ -818,7 +975,7 @@
       </w:pPr>
       <w:r>
         <w:rPr>
-          <w:rFonts w:hint="eastAsia"/>
+          <w:rFonts w:hint="eastAsia" w:eastAsia="黑体"/>
         </w:rPr>
         <w:t xml:space="preserve">工作原理</w:t>
       </w:r>
@@ -829,70 +986,91 @@
       </w:pPr>
       <w:r>
         <w:rPr>
-          <w:rFonts w:hint="eastAsia"/>
+          <w:rFonts w:hint="eastAsia" w:eastAsia="黑体"/>
         </w:rPr>
         <w:t xml:space="preserve">转换开始时</w:t>
       </w:r>
       <w:r>
+        <w:rPr>
+          <w:rFonts w:eastAsia="黑体"/>
+        </w:rPr>
         <w:t xml:space="preserve"> SAR </w:t>
       </w:r>
       <w:r>
         <w:rPr>
-          <w:rFonts w:hint="eastAsia"/>
+          <w:rFonts w:hint="eastAsia" w:eastAsia="黑体"/>
         </w:rPr>
         <w:t xml:space="preserve">先令最高位为</w:t>
       </w:r>
       <w:r>
+        <w:rPr>
+          <w:rFonts w:eastAsia="黑体"/>
+        </w:rPr>
         <w:t xml:space="preserve"> </w:t>
       </w:r>
       <w:r>
         <w:rPr>
-          <w:rFonts w:hint="eastAsia"/>
+          <w:rFonts w:hint="eastAsia" w:eastAsia="黑体"/>
         </w:rPr>
         <w:t xml:space="preserve">1，DAC</w:t>
       </w:r>
       <w:r>
+        <w:rPr>
+          <w:rFonts w:eastAsia="黑体"/>
+        </w:rPr>
         <w:t xml:space="preserve"> </w:t>
       </w:r>
       <w:r>
         <w:rPr>
-          <w:rFonts w:hint="eastAsia"/>
+          <w:rFonts w:hint="eastAsia" w:eastAsia="黑体"/>
         </w:rPr>
         <w:t xml:space="preserve">输出参考值的一半并与输入比较：若输入较大则该位保留为</w:t>
       </w:r>
       <w:r>
+        <w:rPr>
+          <w:rFonts w:eastAsia="黑体"/>
+        </w:rPr>
         <w:t xml:space="preserve"> </w:t>
       </w:r>
       <w:r>
         <w:rPr>
-          <w:rFonts w:hint="eastAsia"/>
+          <w:rFonts w:hint="eastAsia" w:eastAsia="黑体"/>
         </w:rPr>
         <w:t xml:space="preserve">1，否则清</w:t>
       </w:r>
       <w:r>
+        <w:rPr>
+          <w:rFonts w:eastAsia="黑体"/>
+        </w:rPr>
         <w:t xml:space="preserve"> </w:t>
       </w:r>
       <w:r>
         <w:rPr>
-          <w:rFonts w:hint="eastAsia"/>
+          <w:rFonts w:hint="eastAsia" w:eastAsia="黑体"/>
         </w:rPr>
         <w:t xml:space="preserve">0；随后依次对次高位重复，逐位逼近，N</w:t>
       </w:r>
       <w:r>
+        <w:rPr>
+          <w:rFonts w:eastAsia="黑体"/>
+        </w:rPr>
         <w:t xml:space="preserve"> </w:t>
       </w:r>
       <w:r>
         <w:rPr>
-          <w:rFonts w:hint="eastAsia"/>
+          <w:rFonts w:hint="eastAsia" w:eastAsia="黑体"/>
         </w:rPr>
         <w:t xml:space="preserve">位需</w:t>
       </w:r>
       <w:r>
+        <w:rPr>
+          <w:rFonts w:eastAsia="黑体"/>
+        </w:rPr>
         <w:t xml:space="preserve"> N </w:t>
       </w:r>
       <w:r>
         <w:rPr>
-          <w:rFonts w:hint="eastAsia"/>
+          <w:rFonts w:hint="eastAsia" w:eastAsia="黑体"/>
         </w:rPr>
         <w:t xml:space="preserve">个时钟周期得出结果。</w:t>
       </w:r>
@@ -905,7 +1083,7 @@
       </w:pPr>
       <w:r>
         <w:rPr>
-          <w:rFonts w:hint="eastAsia"/>
+          <w:rFonts w:hint="eastAsia" w:eastAsia="黑体"/>
         </w:rPr>
         <w:t xml:space="preserve">关键计算公式</w:t>
       </w:r>
@@ -919,7 +1097,7 @@
       </w:pPr>
       <w:r>
         <w:rPr>
-          <w:rFonts w:hint="eastAsia"/>
+          <w:rFonts w:hint="eastAsia" w:eastAsia="黑体"/>
         </w:rPr>
         <w:t xml:space="preserve">量化台阶：</w:t>
       </w:r>
@@ -1009,25 +1187,31 @@
       </w:pPr>
       <w:r>
         <w:rPr>
-          <w:rFonts w:hint="eastAsia"/>
+          <w:rFonts w:hint="eastAsia" w:eastAsia="黑体"/>
         </w:rPr>
         <w:t xml:space="preserve">第</w:t>
       </w:r>
       <w:r>
+        <w:rPr>
+          <w:rFonts w:eastAsia="黑体"/>
+        </w:rPr>
         <w:t xml:space="preserve"> k </w:t>
       </w:r>
       <w:r>
         <w:rPr>
-          <w:rFonts w:hint="eastAsia"/>
+          <w:rFonts w:hint="eastAsia" w:eastAsia="黑体"/>
         </w:rPr>
         <w:t xml:space="preserve">步</w:t>
       </w:r>
       <w:r>
+        <w:rPr>
+          <w:rFonts w:eastAsia="黑体"/>
+        </w:rPr>
         <w:t xml:space="preserve"> DAC </w:t>
       </w:r>
       <w:r>
         <w:rPr>
-          <w:rFonts w:hint="eastAsia"/>
+          <w:rFonts w:hint="eastAsia" w:eastAsia="黑体"/>
         </w:rPr>
         <w:t xml:space="preserve">输出电压（二分逼近）：</w:t>
       </w:r>
@@ -1158,7 +1342,7 @@
       </w:pPr>
       <w:r>
         <w:rPr>
-          <w:rFonts w:hint="eastAsia"/>
+          <w:rFonts w:hint="eastAsia" w:eastAsia="黑体"/>
         </w:rPr>
         <w:t xml:space="preserve">转换时间：</w:t>
       </w:r>
@@ -1239,7 +1423,7 @@
       </w:pPr>
       <w:r>
         <w:rPr>
-          <w:rFonts w:hint="eastAsia"/>
+          <w:rFonts w:hint="eastAsia" w:eastAsia="黑体"/>
         </w:rPr>
         <w:t xml:space="preserve">最大量化误差：</w:t>
       </w:r>
@@ -1342,7 +1526,7 @@
             </w:pPr>
             <w:r>
               <w:rPr>
-                <w:rFonts w:hint="eastAsia"/>
+                <w:rFonts w:hint="eastAsia" w:eastAsia="黑体"/>
               </w:rPr>
               <w:t xml:space="preserve">符号</w:t>
             </w:r>
@@ -1356,7 +1540,7 @@
             </w:pPr>
             <w:r>
               <w:rPr>
-                <w:rFonts w:hint="eastAsia"/>
+                <w:rFonts w:hint="eastAsia" w:eastAsia="黑体"/>
               </w:rPr>
               <w:t xml:space="preserve">含义</w:t>
             </w:r>
@@ -1370,7 +1554,7 @@
             </w:pPr>
             <w:r>
               <w:rPr>
-                <w:rFonts w:hint="eastAsia"/>
+                <w:rFonts w:hint="eastAsia" w:eastAsia="黑体"/>
               </w:rPr>
               <w:t xml:space="preserve">单位</w:t>
             </w:r>
@@ -1405,6 +1589,9 @@
               </m:sSub>
             </m:oMath>
             <w:r>
+              <w:rPr>
+                <w:rFonts w:eastAsia="黑体"/>
+              </w:rPr>
               <w:t xml:space="preserve">​</w:t>
             </w:r>
           </w:p>
@@ -1417,7 +1604,7 @@
             </w:pPr>
             <w:r>
               <w:rPr>
-                <w:rFonts w:hint="eastAsia"/>
+                <w:rFonts w:hint="eastAsia" w:eastAsia="黑体"/>
               </w:rPr>
               <w:t xml:space="preserve">参考电压</w:t>
             </w:r>
@@ -1430,6 +1617,9 @@
               <w:pStyle w:val="Compact"/>
             </w:pPr>
             <w:r>
+              <w:rPr>
+                <w:rFonts w:eastAsia="黑体"/>
+              </w:rPr>
               <w:t xml:space="preserve">V</w:t>
             </w:r>
           </w:p>
@@ -1463,6 +1653,9 @@
               </m:sSub>
             </m:oMath>
             <w:r>
+              <w:rPr>
+                <w:rFonts w:eastAsia="黑体"/>
+              </w:rPr>
               <w:t xml:space="preserve">​</w:t>
             </w:r>
           </w:p>
@@ -1475,7 +1668,7 @@
             </w:pPr>
             <w:r>
               <w:rPr>
-                <w:rFonts w:hint="eastAsia"/>
+                <w:rFonts w:hint="eastAsia" w:eastAsia="黑体"/>
               </w:rPr>
               <w:t xml:space="preserve">最小分辨率</w:t>
             </w:r>
@@ -1488,6 +1681,9 @@
               <w:pStyle w:val="Compact"/>
             </w:pPr>
             <w:r>
+              <w:rPr>
+                <w:rFonts w:eastAsia="黑体"/>
+              </w:rPr>
               <w:t xml:space="preserve">V</w:t>
             </w:r>
           </w:p>
@@ -1506,6 +1702,9 @@
               </m:r>
             </m:oMath>
             <w:r>
+              <w:rPr>
+                <w:rFonts w:eastAsia="黑体"/>
+              </w:rPr>
               <w:t xml:space="preserve">​</w:t>
             </w:r>
           </w:p>
@@ -1518,7 +1717,7 @@
             </w:pPr>
             <w:r>
               <w:rPr>
-                <w:rFonts w:hint="eastAsia"/>
+                <w:rFonts w:hint="eastAsia" w:eastAsia="黑体"/>
               </w:rPr>
               <w:t xml:space="preserve">分辨率</w:t>
             </w:r>
@@ -1531,6 +1730,9 @@
               <w:pStyle w:val="Compact"/>
             </w:pPr>
             <w:r>
+              <w:rPr>
+                <w:rFonts w:eastAsia="黑体"/>
+              </w:rPr>
               <w:t xml:space="preserve">bit</w:t>
             </w:r>
           </w:p>
@@ -1558,6 +1760,9 @@
               </m:sSub>
             </m:oMath>
             <w:r>
+              <w:rPr>
+                <w:rFonts w:eastAsia="黑体"/>
+              </w:rPr>
               <w:t xml:space="preserve">​</w:t>
             </w:r>
           </w:p>
@@ -1570,34 +1775,43 @@
             </w:pPr>
             <w:r>
               <w:rPr>
-                <w:rFonts w:hint="eastAsia"/>
+                <w:rFonts w:hint="eastAsia" w:eastAsia="黑体"/>
               </w:rPr>
               <w:t xml:space="preserve">第</w:t>
             </w:r>
             <w:r>
+              <w:rPr>
+                <w:rFonts w:eastAsia="黑体"/>
+              </w:rPr>
               <w:t xml:space="preserve"> i </w:t>
             </w:r>
             <w:r>
               <w:rPr>
-                <w:rFonts w:hint="eastAsia"/>
+                <w:rFonts w:hint="eastAsia" w:eastAsia="黑体"/>
               </w:rPr>
               <w:t xml:space="preserve">位（0</w:t>
             </w:r>
             <w:r>
+              <w:rPr>
+                <w:rFonts w:eastAsia="黑体"/>
+              </w:rPr>
               <w:t xml:space="preserve"> </w:t>
             </w:r>
             <w:r>
               <w:rPr>
-                <w:rFonts w:hint="eastAsia"/>
+                <w:rFonts w:hint="eastAsia" w:eastAsia="黑体"/>
               </w:rPr>
               <w:t xml:space="preserve">或</w:t>
             </w:r>
             <w:r>
+              <w:rPr>
+                <w:rFonts w:eastAsia="黑体"/>
+              </w:rPr>
               <w:t xml:space="preserve"> </w:t>
             </w:r>
             <w:r>
               <w:rPr>
-                <w:rFonts w:hint="eastAsia"/>
+                <w:rFonts w:hint="eastAsia" w:eastAsia="黑体"/>
               </w:rPr>
               <w:t xml:space="preserve">1）</w:t>
             </w:r>
@@ -1610,6 +1824,9 @@
               <w:pStyle w:val="Compact"/>
             </w:pPr>
             <w:r>
+              <w:rPr>
+                <w:rFonts w:eastAsia="黑体"/>
+              </w:rPr>
               <w:t xml:space="preserve">—</w:t>
             </w:r>
           </w:p>
@@ -1643,6 +1860,9 @@
               </m:sSub>
             </m:oMath>
             <w:r>
+              <w:rPr>
+                <w:rFonts w:eastAsia="黑体"/>
+              </w:rPr>
               <w:t xml:space="preserve">​</w:t>
             </w:r>
           </w:p>
@@ -1655,7 +1875,7 @@
             </w:pPr>
             <w:r>
               <w:rPr>
-                <w:rFonts w:hint="eastAsia"/>
+                <w:rFonts w:hint="eastAsia" w:eastAsia="黑体"/>
               </w:rPr>
               <w:t xml:space="preserve">时钟周期</w:t>
             </w:r>
@@ -1668,6 +1888,9 @@
               <w:pStyle w:val="Compact"/>
             </w:pPr>
             <w:r>
+              <w:rPr>
+                <w:rFonts w:eastAsia="黑体"/>
+              </w:rPr>
               <w:t xml:space="preserve">s</w:t>
             </w:r>
           </w:p>
@@ -1704,6 +1927,9 @@
               </m:sSub>
             </m:oMath>
             <w:r>
+              <w:rPr>
+                <w:rFonts w:eastAsia="黑体"/>
+              </w:rPr>
               <w:t xml:space="preserve">​</w:t>
             </w:r>
           </w:p>
@@ -1716,7 +1942,7 @@
             </w:pPr>
             <w:r>
               <w:rPr>
-                <w:rFonts w:hint="eastAsia"/>
+                <w:rFonts w:hint="eastAsia" w:eastAsia="黑体"/>
               </w:rPr>
               <w:t xml:space="preserve">转换时间</w:t>
             </w:r>
@@ -1729,6 +1955,9 @@
               <w:pStyle w:val="Compact"/>
             </w:pPr>
             <w:r>
+              <w:rPr>
+                <w:rFonts w:eastAsia="黑体"/>
+              </w:rPr>
               <w:t xml:space="preserve">s</w:t>
             </w:r>
           </w:p>
@@ -1743,7 +1972,7 @@
       </w:pPr>
       <w:r>
         <w:rPr>
-          <w:rFonts w:hint="eastAsia"/>
+          <w:rFonts w:hint="eastAsia" w:eastAsia="黑体"/>
         </w:rPr>
         <w:t xml:space="preserve">元件调整影响</w:t>
       </w:r>
@@ -1758,7 +1987,7 @@
       </w:pPr>
       <w:r>
         <w:rPr>
-          <w:rFonts w:hint="eastAsia"/>
+          <w:rFonts w:hint="eastAsia" w:eastAsia="黑体"/>
           <w:b/>
           <w:bCs/>
         </w:rPr>
@@ -1766,6 +1995,7 @@
       </w:r>
       <w:r>
         <w:rPr>
+          <w:rFonts w:eastAsia="黑体"/>
           <w:b/>
           <w:bCs/>
         </w:rPr>
@@ -1773,30 +2003,39 @@
       </w:r>
       <w:r>
         <w:rPr>
-          <w:rFonts w:hint="eastAsia"/>
+          <w:rFonts w:hint="eastAsia" w:eastAsia="黑体"/>
           <w:b/>
           <w:bCs/>
         </w:rPr>
         <w:t xml:space="preserve">增大</w:t>
       </w:r>
       <w:r>
+        <w:rPr>
+          <w:rFonts w:eastAsia="黑体"/>
+        </w:rPr>
         <w:t xml:space="preserve"> </w:t>
       </w:r>
       <w:r>
+        <w:rPr>
+          <w:rFonts w:eastAsia="黑体"/>
+        </w:rPr>
         <w:t xml:space="preserve">→ </w:t>
       </w:r>
       <w:r>
         <w:rPr>
-          <w:rFonts w:hint="eastAsia"/>
+          <w:rFonts w:hint="eastAsia" w:eastAsia="黑体"/>
         </w:rPr>
         <w:t xml:space="preserve">转换时间与时钟周期数成正比增加，DAC</w:t>
       </w:r>
       <w:r>
+        <w:rPr>
+          <w:rFonts w:eastAsia="黑体"/>
+        </w:rPr>
         <w:t xml:space="preserve"> </w:t>
       </w:r>
       <w:r>
         <w:rPr>
-          <w:rFonts w:hint="eastAsia"/>
+          <w:rFonts w:hint="eastAsia" w:eastAsia="黑体"/>
         </w:rPr>
         <w:t xml:space="preserve">匹配精度要求提高。</w:t>
       </w:r>
@@ -1811,30 +2050,39 @@
       </w:pPr>
       <w:r>
         <w:rPr>
-          <w:rFonts w:hint="eastAsia"/>
+          <w:rFonts w:hint="eastAsia" w:eastAsia="黑体"/>
           <w:b/>
           <w:bCs/>
         </w:rPr>
         <w:t xml:space="preserve">时钟频率提高</w:t>
       </w:r>
       <w:r>
+        <w:rPr>
+          <w:rFonts w:eastAsia="黑体"/>
+        </w:rPr>
         <w:t xml:space="preserve"> </w:t>
       </w:r>
       <w:r>
+        <w:rPr>
+          <w:rFonts w:eastAsia="黑体"/>
+        </w:rPr>
         <w:t xml:space="preserve">→ </w:t>
       </w:r>
       <w:r>
         <w:rPr>
-          <w:rFonts w:hint="eastAsia"/>
+          <w:rFonts w:hint="eastAsia" w:eastAsia="黑体"/>
         </w:rPr>
         <w:t xml:space="preserve">转换加快，但比较器建立与</w:t>
       </w:r>
       <w:r>
+        <w:rPr>
+          <w:rFonts w:eastAsia="黑体"/>
+        </w:rPr>
         <w:t xml:space="preserve"> DAC </w:t>
       </w:r>
       <w:r>
         <w:rPr>
-          <w:rFonts w:hint="eastAsia"/>
+          <w:rFonts w:hint="eastAsia" w:eastAsia="黑体"/>
         </w:rPr>
         <w:t xml:space="preserve">稳定时间需满足要求。</w:t>
       </w:r>
@@ -1849,21 +2097,27 @@
       </w:pPr>
       <w:r>
         <w:rPr>
-          <w:rFonts w:hint="eastAsia"/>
+          <w:rFonts w:hint="eastAsia" w:eastAsia="黑体"/>
           <w:b/>
           <w:bCs/>
         </w:rPr>
         <w:t xml:space="preserve">参考电压提高</w:t>
       </w:r>
       <w:r>
+        <w:rPr>
+          <w:rFonts w:eastAsia="黑体"/>
+        </w:rPr>
         <w:t xml:space="preserve"> </w:t>
       </w:r>
       <w:r>
+        <w:rPr>
+          <w:rFonts w:eastAsia="黑体"/>
+        </w:rPr>
         <w:t xml:space="preserve">→ LSB </w:t>
       </w:r>
       <w:r>
         <w:rPr>
-          <w:rFonts w:hint="eastAsia"/>
+          <w:rFonts w:hint="eastAsia" w:eastAsia="黑体"/>
         </w:rPr>
         <w:t xml:space="preserve">增大、输入范围增大，对噪声要求相应放宽。</w:t>
       </w:r>
@@ -1877,20 +2131,26 @@
         </w:numPr>
       </w:pPr>
       <w:r>
+        <w:rPr>
+          <w:rFonts w:eastAsia="黑体"/>
+        </w:rPr>
         <w:t xml:space="preserve">DAC </w:t>
       </w:r>
       <w:r>
         <w:rPr>
-          <w:rFonts w:hint="eastAsia"/>
+          <w:rFonts w:hint="eastAsia" w:eastAsia="黑体"/>
         </w:rPr>
         <w:t xml:space="preserve">阻容网络匹配度决定</w:t>
       </w:r>
       <w:r>
+        <w:rPr>
+          <w:rFonts w:eastAsia="黑体"/>
+        </w:rPr>
         <w:t xml:space="preserve"> </w:t>
       </w:r>
       <w:r>
         <w:rPr>
-          <w:rFonts w:hint="eastAsia"/>
+          <w:rFonts w:hint="eastAsia" w:eastAsia="黑体"/>
         </w:rPr>
         <w:t xml:space="preserve">DNL/INL，影响整体线性度。</w:t>
       </w:r>
@@ -1903,7 +2163,7 @@
       </w:pPr>
       <w:r>
         <w:rPr>
-          <w:rFonts w:hint="eastAsia"/>
+          <w:rFonts w:hint="eastAsia" w:eastAsia="黑体"/>
         </w:rPr>
         <w:t xml:space="preserve">典型参数示例</w:t>
       </w:r>
@@ -1917,20 +2177,26 @@
         </w:numPr>
       </w:pPr>
       <w:r>
+        <w:rPr>
+          <w:rFonts w:eastAsia="黑体"/>
+        </w:rPr>
         <w:t xml:space="preserve">12 </w:t>
       </w:r>
       <w:r>
         <w:rPr>
-          <w:rFonts w:hint="eastAsia"/>
+          <w:rFonts w:hint="eastAsia" w:eastAsia="黑体"/>
         </w:rPr>
         <w:t xml:space="preserve">位</w:t>
       </w:r>
       <w:r>
+        <w:rPr>
+          <w:rFonts w:eastAsia="黑体"/>
+        </w:rPr>
         <w:t xml:space="preserve"> SAR </w:t>
       </w:r>
       <w:r>
         <w:rPr>
-          <w:rFonts w:hint="eastAsia"/>
+          <w:rFonts w:hint="eastAsia" w:eastAsia="黑体"/>
         </w:rPr>
         <w:t xml:space="preserve">ADC，</w:t>
       </w:r>
@@ -1975,7 +2241,7 @@
       </m:oMath>
       <w:r>
         <w:rPr>
-          <w:rFonts w:hint="eastAsia"/>
+          <w:rFonts w:hint="eastAsia" w:eastAsia="黑体"/>
         </w:rPr>
         <w:t xml:space="preserve">：</w:t>
       </w:r>
@@ -2100,11 +2366,14 @@
         </m:r>
       </m:oMath>
       <w:r>
+        <w:rPr>
+          <w:rFonts w:eastAsia="黑体"/>
+        </w:rPr>
         <w:t xml:space="preserve"> </w:t>
       </w:r>
       <w:r>
         <w:rPr>
-          <w:rFonts w:hint="eastAsia"/>
+          <w:rFonts w:hint="eastAsia" w:eastAsia="黑体"/>
         </w:rPr>
         <w:t xml:space="preserve">时：</w:t>
       </w:r>
@@ -2155,16 +2424,19 @@
       </m:oMath>
       <w:r>
         <w:rPr>
-          <w:rFonts w:hint="eastAsia"/>
+          <w:rFonts w:hint="eastAsia" w:eastAsia="黑体"/>
         </w:rPr>
         <w:t xml:space="preserve">（再加采样时间），约</w:t>
       </w:r>
       <w:r>
+        <w:rPr>
+          <w:rFonts w:eastAsia="黑体"/>
+        </w:rPr>
         <w:t xml:space="preserve"> 80 kSPS </w:t>
       </w:r>
       <w:r>
         <w:rPr>
-          <w:rFonts w:hint="eastAsia"/>
+          <w:rFonts w:hint="eastAsia" w:eastAsia="黑体"/>
         </w:rPr>
         <w:t xml:space="preserve">量级。</w:t>
       </w:r>
@@ -2177,7 +2449,7 @@
       </w:pPr>
       <w:r>
         <w:rPr>
-          <w:rFonts w:hint="eastAsia"/>
+          <w:rFonts w:hint="eastAsia" w:eastAsia="黑体"/>
         </w:rPr>
         <w:t xml:space="preserve">常见器件型号</w:t>
       </w:r>
@@ -2191,6 +2463,9 @@
         </w:numPr>
       </w:pPr>
       <w:r>
+        <w:rPr>
+          <w:rFonts w:eastAsia="黑体"/>
+        </w:rPr>
         <w:t xml:space="preserve">AD7980、AD7606、AD7616。</w:t>
       </w:r>
     </w:p>
@@ -2203,6 +2478,9 @@
         </w:numPr>
       </w:pPr>
       <w:r>
+        <w:rPr>
+          <w:rFonts w:eastAsia="黑体"/>
+        </w:rPr>
         <w:t xml:space="preserve">MCP3208、ADS1115、MAX11614。</w:t>
       </w:r>
     </w:p>
@@ -2215,33 +2493,45 @@
         </w:numPr>
       </w:pPr>
       <w:r>
+        <w:rPr>
+          <w:rFonts w:eastAsia="黑体"/>
+        </w:rPr>
         <w:t xml:space="preserve">STM32 </w:t>
       </w:r>
       <w:r>
         <w:rPr>
-          <w:rFonts w:hint="eastAsia"/>
+          <w:rFonts w:hint="eastAsia" w:eastAsia="黑体"/>
         </w:rPr>
         <w:t xml:space="preserve">等</w:t>
       </w:r>
       <w:r>
+        <w:rPr>
+          <w:rFonts w:eastAsia="黑体"/>
+        </w:rPr>
         <w:t xml:space="preserve"> MCU </w:t>
       </w:r>
       <w:r>
         <w:rPr>
-          <w:rFonts w:hint="eastAsia"/>
+          <w:rFonts w:hint="eastAsia" w:eastAsia="黑体"/>
         </w:rPr>
         <w:t xml:space="preserve">片内</w:t>
       </w:r>
       <w:r>
+        <w:rPr>
+          <w:rFonts w:eastAsia="黑体"/>
+        </w:rPr>
         <w:t xml:space="preserve"> 12 </w:t>
       </w:r>
       <w:r>
         <w:rPr>
-          <w:rFonts w:hint="eastAsia"/>
+          <w:rFonts w:hint="eastAsia" w:eastAsia="黑体"/>
         </w:rPr>
         <w:t xml:space="preserve">位</w:t>
       </w:r>
       <w:r>
+        <w:rPr>
+          <w:rFonts w:eastAsia="黑体"/>
+        </w:rPr>
         <w:t xml:space="preserve"> SAR ADC。</w:t>
       </w:r>
     </w:p>
@@ -2253,7 +2543,7 @@
       </w:pPr>
       <w:r>
         <w:rPr>
-          <w:rFonts w:hint="eastAsia"/>
+          <w:rFonts w:hint="eastAsia" w:eastAsia="黑体"/>
         </w:rPr>
         <w:t xml:space="preserve">注意事项</w:t>
       </w:r>
@@ -2268,7 +2558,7 @@
       </w:pPr>
       <w:r>
         <w:rPr>
-          <w:rFonts w:hint="eastAsia"/>
+          <w:rFonts w:hint="eastAsia" w:eastAsia="黑体"/>
         </w:rPr>
         <w:t xml:space="preserve">输入需满足建立时间，高速采集宜加前端驱动与采样保持。</w:t>
       </w:r>
@@ -2283,7 +2573,7 @@
       </w:pPr>
       <w:r>
         <w:rPr>
-          <w:rFonts w:hint="eastAsia"/>
+          <w:rFonts w:hint="eastAsia" w:eastAsia="黑体"/>
         </w:rPr>
         <w:t xml:space="preserve">参考电压噪声与温度漂移直接影响精度，需加去耦并选用低噪声基准。</w:t>
       </w:r>
@@ -2298,16 +2588,19 @@
       </w:pPr>
       <w:r>
         <w:rPr>
-          <w:rFonts w:hint="eastAsia"/>
+          <w:rFonts w:hint="eastAsia" w:eastAsia="黑体"/>
         </w:rPr>
         <w:t xml:space="preserve">比较高精度场合关注</w:t>
       </w:r>
       <w:r>
+        <w:rPr>
+          <w:rFonts w:eastAsia="黑体"/>
+        </w:rPr>
         <w:t xml:space="preserve"> DNL/INL </w:t>
       </w:r>
       <w:r>
         <w:rPr>
-          <w:rFonts w:hint="eastAsia"/>
+          <w:rFonts w:hint="eastAsia" w:eastAsia="黑体"/>
         </w:rPr>
         <w:t xml:space="preserve">及孔径误差，时钟需低抖动。</w:t>
       </w:r>
@@ -2322,7 +2615,7 @@
       </w:pPr>
       <w:r>
         <w:rPr>
-          <w:rFonts w:hint="eastAsia"/>
+          <w:rFonts w:hint="eastAsia" w:eastAsia="黑体"/>
         </w:rPr>
         <w:t xml:space="preserve">逐次逼近存在转换期间输入波动误差，注意前端抗混叠滤波。</w:t>
       </w:r>
@@ -2335,7 +2628,7 @@
       </w:pPr>
       <w:r>
         <w:rPr>
-          <w:rFonts w:hint="eastAsia"/>
+          <w:rFonts w:hint="eastAsia" w:eastAsia="黑体"/>
         </w:rPr>
         <w:t xml:space="preserve">参考资料</w:t>
       </w:r>
@@ -2349,6 +2642,9 @@
         </w:numPr>
       </w:pPr>
       <w:r>
+        <w:rPr>
+          <w:rFonts w:eastAsia="黑体"/>
+        </w:rPr>
         <w:t xml:space="preserve">Wikipedia: Successive-approximation ADC。</w:t>
       </w:r>
     </w:p>
@@ -2361,20 +2657,26 @@
         </w:numPr>
       </w:pPr>
       <w:r>
+        <w:rPr>
+          <w:rFonts w:eastAsia="黑体"/>
+        </w:rPr>
         <w:t xml:space="preserve">AD7980 / ADS1115 </w:t>
       </w:r>
       <w:r>
         <w:rPr>
-          <w:rFonts w:hint="eastAsia"/>
+          <w:rFonts w:hint="eastAsia" w:eastAsia="黑体"/>
         </w:rPr>
         <w:t xml:space="preserve">数据手册（ADI</w:t>
       </w:r>
       <w:r>
+        <w:rPr>
+          <w:rFonts w:eastAsia="黑体"/>
+        </w:rPr>
         <w:t xml:space="preserve"> / TI </w:t>
       </w:r>
       <w:r>
         <w:rPr>
-          <w:rFonts w:hint="eastAsia"/>
+          <w:rFonts w:hint="eastAsia" w:eastAsia="黑体"/>
         </w:rPr>
         <w:t xml:space="preserve">官方）。</w:t>
       </w:r>
@@ -2389,16 +2691,19 @@
       </w:pPr>
       <w:r>
         <w:rPr>
-          <w:rFonts w:hint="eastAsia"/>
+          <w:rFonts w:hint="eastAsia" w:eastAsia="黑体"/>
         </w:rPr>
         <w:t xml:space="preserve">《模拟电子技术基础》A/D</w:t>
       </w:r>
       <w:r>
+        <w:rPr>
+          <w:rFonts w:eastAsia="黑体"/>
+        </w:rPr>
         <w:t xml:space="preserve"> </w:t>
       </w:r>
       <w:r>
         <w:rPr>
-          <w:rFonts w:hint="eastAsia"/>
+          <w:rFonts w:hint="eastAsia" w:eastAsia="黑体"/>
         </w:rPr>
         <w:t xml:space="preserve">转换章节。</w:t>
       </w:r>
@@ -2412,11 +2717,11 @@
       </w:pPr>
       <w:r>
         <w:rPr>
-          <w:rFonts w:ascii="Times New Roman" w:hAnsi="Times New Roman"/>
+          <w:rFonts w:ascii="Times New Roman" w:hAnsi="Times New Roman" w:eastAsia="黑体"/>
           <w:color w:val="555555"/>
           <w:sz w:val="21"/>
         </w:rPr>
-        <w:t>材料收集者：杜文杰</w:t>
+        <w:t>材料收集者：杜文杰，WX手机：19519196569，QQ:3478827729</w:t>
       </w:r>
     </w:p>
     <w:sectPr>
@@ -2436,7 +2741,7 @@
 </file>
 
 <file path=word/footer1.xml><?xml version="1.0" encoding="utf-8"?>
-<w:ftr xmlns:m="http://schemas.openxmlformats.org/officeDocument/2006/math" xmlns:mc="http://schemas.openxmlformats.org/markup-compatibility/2006" xmlns:mo="http://schemas.microsoft.com/office/mac/office/2008/main" xmlns:mv="urn:schemas-microsoft-com:mac:vml" xmlns:o="urn:schemas-microsoft-com:office:office" xmlns:r="http://schemas.openxmlformats.org/officeDocument/2006/relationships" xmlns:v="urn:schemas-microsoft-com:vml" xmlns:w10="urn:schemas-microsoft-com:office:word" xmlns:w14="http://schemas.microsoft.com/office/word/2010/wordml" xmlns:w="http://schemas.openxmlformats.org/wordprocessingml/2006/main" xmlns:wne="http://schemas.microsoft.com/office/word/2006/wordml" xmlns:wp14="http://schemas.microsoft.com/office/word/2010/wordprocessingDrawing" xmlns:wp="http://schemas.openxmlformats.org/drawingml/2006/wordprocessingDrawing" xmlns:wpc="http://schemas.microsoft.com/office/word/2010/wordprocessingCanvas" xmlns:wpg="http://schemas.microsoft.com/office/word/2010/wordprocessingGroup" xmlns:wpi="http://schemas.microsoft.com/office/word/2010/wordprocessingInk" xmlns:wps="http://schemas.microsoft.com/office/word/2010/wordprocessingShape" mc:Ignorable="w14 wp14">
+<w:ftr xmlns:mc="http://schemas.openxmlformats.org/markup-compatibility/2006" xmlns:w="http://schemas.openxmlformats.org/wordprocessingml/2006/main" xmlns:m="http://schemas.openxmlformats.org/officeDocument/2006/math" xmlns:mo="http://schemas.microsoft.com/office/mac/office/2008/main" xmlns:mv="urn:schemas-microsoft-com:mac:vml" xmlns:o="urn:schemas-microsoft-com:office:office" xmlns:r="http://schemas.openxmlformats.org/officeDocument/2006/relationships" xmlns:v="urn:schemas-microsoft-com:vml" xmlns:w10="urn:schemas-microsoft-com:office:word" xmlns:w14="http://schemas.microsoft.com/office/word/2010/wordml" xmlns:wne="http://schemas.microsoft.com/office/word/2006/wordml" xmlns:wp14="http://schemas.microsoft.com/office/word/2010/wordprocessingDrawing" xmlns:wp="http://schemas.openxmlformats.org/drawingml/2006/wordprocessingDrawing" xmlns:wpc="http://schemas.microsoft.com/office/word/2010/wordprocessingCanvas" xmlns:wpg="http://schemas.microsoft.com/office/word/2010/wordprocessingGroup" xmlns:wpi="http://schemas.microsoft.com/office/word/2010/wordprocessingInk" xmlns:wps="http://schemas.microsoft.com/office/word/2010/wordprocessingShape" mc:Ignorable="w14 wp14">
   <w:p>
     <w:pPr>
       <w:pStyle w:val="Footer"/>
@@ -2444,12 +2749,14 @@
     </w:pPr>
     <w:r>
       <w:rPr>
+        <w:rFonts w:eastAsia="黑体"/>
         <w:sz w:val="18"/>
       </w:rPr>
       <w:t xml:space="preserve">第 </w:t>
     </w:r>
     <w:r>
       <w:rPr>
+        <w:rFonts w:eastAsia="黑体"/>
         <w:sz w:val="18"/>
       </w:rPr>
       <w:fldChar w:fldCharType="begin"/>
@@ -2458,6 +2765,7 @@
     </w:r>
     <w:r>
       <w:rPr>
+        <w:rFonts w:eastAsia="黑体"/>
         <w:sz w:val="18"/>
       </w:rPr>
       <w:t xml:space="preserve"> 页</w:t>
@@ -2471,6 +2779,9 @@
   <w:footnote w:type="continuationSeparator" w:id="0">
     <w:p>
       <w:r>
+        <w:rPr>
+          <w:rFonts w:eastAsia="黑体"/>
+        </w:rPr>
         <w:continuationSeparator/>
       </w:r>
     </w:p>
@@ -2478,6 +2789,9 @@
   <w:footnote w:type="separator" w:id="-1">
     <w:p>
       <w:r>
+        <w:rPr>
+          <w:rFonts w:eastAsia="黑体"/>
+        </w:rPr>
         <w:separator/>
       </w:r>
     </w:p>
@@ -2486,7 +2800,7 @@
 </file>
 
 <file path=word/header1.xml><?xml version="1.0" encoding="utf-8"?>
-<w:hdr xmlns:m="http://schemas.openxmlformats.org/officeDocument/2006/math" xmlns:mc="http://schemas.openxmlformats.org/markup-compatibility/2006" xmlns:mo="http://schemas.microsoft.com/office/mac/office/2008/main" xmlns:mv="urn:schemas-microsoft-com:mac:vml" xmlns:o="urn:schemas-microsoft-com:office:office" xmlns:r="http://schemas.openxmlformats.org/officeDocument/2006/relationships" xmlns:v="urn:schemas-microsoft-com:vml" xmlns:w10="urn:schemas-microsoft-com:office:word" xmlns:w14="http://schemas.microsoft.com/office/word/2010/wordml" xmlns:w="http://schemas.openxmlformats.org/wordprocessingml/2006/main" xmlns:wne="http://schemas.microsoft.com/office/word/2006/wordml" xmlns:wp14="http://schemas.microsoft.com/office/word/2010/wordprocessingDrawing" xmlns:wp="http://schemas.openxmlformats.org/drawingml/2006/wordprocessingDrawing" xmlns:wpc="http://schemas.microsoft.com/office/word/2010/wordprocessingCanvas" xmlns:wpg="http://schemas.microsoft.com/office/word/2010/wordprocessingGroup" xmlns:wpi="http://schemas.microsoft.com/office/word/2010/wordprocessingInk" xmlns:wps="http://schemas.microsoft.com/office/word/2010/wordprocessingShape" mc:Ignorable="w14 wp14">
+<w:hdr xmlns:mc="http://schemas.openxmlformats.org/markup-compatibility/2006" xmlns:w="http://schemas.openxmlformats.org/wordprocessingml/2006/main" xmlns:m="http://schemas.openxmlformats.org/officeDocument/2006/math" xmlns:mo="http://schemas.microsoft.com/office/mac/office/2008/main" xmlns:mv="urn:schemas-microsoft-com:mac:vml" xmlns:o="urn:schemas-microsoft-com:office:office" xmlns:r="http://schemas.openxmlformats.org/officeDocument/2006/relationships" xmlns:v="urn:schemas-microsoft-com:vml" xmlns:w10="urn:schemas-microsoft-com:office:word" xmlns:w14="http://schemas.microsoft.com/office/word/2010/wordml" xmlns:wne="http://schemas.microsoft.com/office/word/2006/wordml" xmlns:wp14="http://schemas.microsoft.com/office/word/2010/wordprocessingDrawing" xmlns:wp="http://schemas.openxmlformats.org/drawingml/2006/wordprocessingDrawing" xmlns:wpc="http://schemas.microsoft.com/office/word/2010/wordprocessingCanvas" xmlns:wpg="http://schemas.microsoft.com/office/word/2010/wordprocessingGroup" xmlns:wpi="http://schemas.microsoft.com/office/word/2010/wordprocessingInk" xmlns:wps="http://schemas.microsoft.com/office/word/2010/wordprocessingShape" mc:Ignorable="w14 wp14">
   <w:p>
     <w:pPr>
       <w:pStyle w:val="Header"/>
@@ -2494,7 +2808,7 @@
     </w:pPr>
     <w:r>
       <w:rPr>
-        <w:rFonts w:ascii="Times New Roman" w:hAnsi="Times New Roman"/>
+        <w:rFonts w:ascii="Times New Roman" w:hAnsi="Times New Roman" w:eastAsia="黑体"/>
         <w:sz w:val="18"/>
         <w:rFonts w:eastAsia="黑体"/>
         <w:rFonts w:eastAsia="黑体"/>
@@ -2506,7 +2820,7 @@
 </file>
 
 <file path=word/numbering.xml><?xml version="1.0" encoding="utf-8"?>
-<w:numbering xmlns:m="http://schemas.openxmlformats.org/officeDocument/2006/math" xmlns:mc="http://schemas.openxmlformats.org/markup-compatibility/2006" xmlns:mo="http://schemas.microsoft.com/office/mac/office/2008/main" xmlns:mv="urn:schemas-microsoft-com:mac:vml" xmlns:o="urn:schemas-microsoft-com:office:office" xmlns:r="http://schemas.openxmlformats.org/officeDocument/2006/relationships" xmlns:v="urn:schemas-microsoft-com:vml" xmlns:w="http://schemas.openxmlformats.org/wordprocessingml/2006/main" xmlns:w10="urn:schemas-microsoft-com:office:word" xmlns:w14="http://schemas.microsoft.com/office/word/2010/wordml" xmlns:wne="http://schemas.microsoft.com/office/word/2006/wordml" xmlns:wp="http://schemas.openxmlformats.org/drawingml/2006/wordprocessingDrawing" xmlns:wp14="http://schemas.microsoft.com/office/word/2010/wordprocessingDrawing" xmlns:wpc="http://schemas.microsoft.com/office/word/2010/wordprocessingCanvas" xmlns:wpg="http://schemas.microsoft.com/office/word/2010/wordprocessingGroup" xmlns:wpi="http://schemas.microsoft.com/office/word/2010/wordprocessingInk" xmlns:wps="http://schemas.microsoft.com/office/word/2010/wordprocessingShape" mc:Ignorable="w14 wp14">
+<w:numbering xmlns:mc="http://schemas.openxmlformats.org/markup-compatibility/2006" xmlns:w="http://schemas.openxmlformats.org/wordprocessingml/2006/main" xmlns:m="http://schemas.openxmlformats.org/officeDocument/2006/math" xmlns:mo="http://schemas.microsoft.com/office/mac/office/2008/main" xmlns:mv="urn:schemas-microsoft-com:mac:vml" xmlns:o="urn:schemas-microsoft-com:office:office" xmlns:r="http://schemas.openxmlformats.org/officeDocument/2006/relationships" xmlns:v="urn:schemas-microsoft-com:vml" xmlns:w10="urn:schemas-microsoft-com:office:word" xmlns:w14="http://schemas.microsoft.com/office/word/2010/wordml" xmlns:wne="http://schemas.microsoft.com/office/word/2006/wordml" xmlns:wp="http://schemas.openxmlformats.org/drawingml/2006/wordprocessingDrawing" xmlns:wp14="http://schemas.microsoft.com/office/word/2010/wordprocessingDrawing" xmlns:wpc="http://schemas.microsoft.com/office/word/2010/wordprocessingCanvas" xmlns:wpg="http://schemas.microsoft.com/office/word/2010/wordprocessingGroup" xmlns:wpi="http://schemas.microsoft.com/office/word/2010/wordprocessingInk" xmlns:wps="http://schemas.microsoft.com/office/word/2010/wordprocessingShape" mc:Ignorable="w14 wp14">
   <w:abstractNum w:abstractNumId="0">
     <w:nsid w:val="FFFFFF7C"/>
     <w:multiLevelType w:val="singleLevel"/>
@@ -2593,7 +2907,7 @@
         <w:ind w:hanging="360" w:left="1440"/>
       </w:pPr>
       <w:rPr>
-        <w:rFonts w:ascii="Symbol" w:hAnsi="Symbol" w:hint="default"/>
+        <w:rFonts w:ascii="Symbol" w:hAnsi="Symbol" w:hint="default" w:eastAsia="黑体"/>
       </w:rPr>
     </w:lvl>
   </w:abstractNum>
@@ -2614,7 +2928,7 @@
         <w:ind w:hanging="360" w:left="1080"/>
       </w:pPr>
       <w:rPr>
-        <w:rFonts w:ascii="Symbol" w:hAnsi="Symbol" w:hint="default"/>
+        <w:rFonts w:ascii="Symbol" w:hAnsi="Symbol" w:hint="default" w:eastAsia="黑体"/>
       </w:rPr>
     </w:lvl>
   </w:abstractNum>
@@ -2635,7 +2949,7 @@
         <w:ind w:hanging="360" w:left="720"/>
       </w:pPr>
       <w:rPr>
-        <w:rFonts w:ascii="Symbol" w:hAnsi="Symbol" w:hint="default"/>
+        <w:rFonts w:ascii="Symbol" w:hAnsi="Symbol" w:hint="default" w:eastAsia="黑体"/>
       </w:rPr>
     </w:lvl>
   </w:abstractNum>
@@ -2674,7 +2988,7 @@
         <w:ind w:hanging="360" w:left="360"/>
       </w:pPr>
       <w:rPr>
-        <w:rFonts w:ascii="Symbol" w:hAnsi="Symbol" w:hint="default"/>
+        <w:rFonts w:ascii="Symbol" w:hAnsi="Symbol" w:hint="default" w:eastAsia="黑体"/>
       </w:rPr>
     </w:lvl>
   </w:abstractNum>
@@ -2765,7 +3079,7 @@
         <w:ind w:left="720" w:hanging="360"/>
       </w:pPr>
       <w:rPr>
-        <w:rFonts w:ascii="Symbol" w:hAnsi="Symbol" w:cs="Symbol" w:hint="default"/>
+        <w:rFonts w:ascii="Symbol" w:hAnsi="Symbol" w:cs="Symbol" w:hint="default" w:eastAsia="黑体"/>
       </w:rPr>
     </w:lvl>
     <w:lvl w:ilvl="1">
@@ -2776,7 +3090,7 @@
         <w:ind w:left="1440" w:hanging="360"/>
       </w:pPr>
       <w:rPr>
-        <w:rFonts w:ascii="Courier New" w:hAnsi="Courier New" w:cs="Courier New" w:hint="default"/>
+        <w:rFonts w:ascii="Courier New" w:hAnsi="Courier New" w:cs="Courier New" w:hint="default" w:eastAsia="黑体"/>
       </w:rPr>
     </w:lvl>
     <w:lvl w:ilvl="2">
@@ -2787,7 +3101,7 @@
         <w:ind w:left="2160" w:hanging="360"/>
       </w:pPr>
       <w:rPr>
-        <w:rFonts w:ascii="Wingdings" w:hAnsi="Wingdings" w:cs="Wingdings" w:hint="default"/>
+        <w:rFonts w:ascii="Wingdings" w:hAnsi="Wingdings" w:cs="Wingdings" w:hint="default" w:eastAsia="黑体"/>
       </w:rPr>
     </w:lvl>
     <w:lvl w:ilvl="3">
@@ -2798,7 +3112,7 @@
         <w:ind w:left="2880" w:hanging="360"/>
       </w:pPr>
       <w:rPr>
-        <w:rFonts w:ascii="Symbol" w:hAnsi="Symbol" w:cs="Symbol" w:hint="default"/>
+        <w:rFonts w:ascii="Symbol" w:hAnsi="Symbol" w:cs="Symbol" w:hint="default" w:eastAsia="黑体"/>
       </w:rPr>
     </w:lvl>
     <w:lvl w:ilvl="4">
@@ -2809,7 +3123,7 @@
         <w:ind w:left="3600" w:hanging="360"/>
       </w:pPr>
       <w:rPr>
-        <w:rFonts w:ascii="Courier New" w:hAnsi="Courier New" w:cs="Courier New" w:hint="default"/>
+        <w:rFonts w:ascii="Courier New" w:hAnsi="Courier New" w:cs="Courier New" w:hint="default" w:eastAsia="黑体"/>
       </w:rPr>
     </w:lvl>
     <w:lvl w:ilvl="5">
@@ -2820,7 +3134,7 @@
         <w:ind w:left="4320" w:hanging="360"/>
       </w:pPr>
       <w:rPr>
-        <w:rFonts w:ascii="Wingdings" w:hAnsi="Wingdings" w:cs="Wingdings" w:hint="default"/>
+        <w:rFonts w:ascii="Wingdings" w:hAnsi="Wingdings" w:cs="Wingdings" w:hint="default" w:eastAsia="黑体"/>
       </w:rPr>
     </w:lvl>
     <w:lvl w:ilvl="6">
@@ -2831,7 +3145,7 @@
         <w:ind w:left="5040" w:hanging="360"/>
       </w:pPr>
       <w:rPr>
-        <w:rFonts w:ascii="Symbol" w:hAnsi="Symbol" w:cs="Symbol" w:hint="default"/>
+        <w:rFonts w:ascii="Symbol" w:hAnsi="Symbol" w:cs="Symbol" w:hint="default" w:eastAsia="黑体"/>
       </w:rPr>
     </w:lvl>
     <w:lvl w:ilvl="7">
@@ -2842,7 +3156,7 @@
         <w:ind w:left="5760" w:hanging="360"/>
       </w:pPr>
       <w:rPr>
-        <w:rFonts w:ascii="Courier New" w:hAnsi="Courier New" w:cs="Courier New" w:hint="default"/>
+        <w:rFonts w:ascii="Courier New" w:hAnsi="Courier New" w:cs="Courier New" w:hint="default" w:eastAsia="黑体"/>
       </w:rPr>
     </w:lvl>
     <w:lvl w:ilvl="8">
@@ -2853,7 +3167,7 @@
         <w:ind w:left="6480" w:hanging="360"/>
       </w:pPr>
       <w:rPr>
-        <w:rFonts w:ascii="Wingdings" w:hAnsi="Wingdings" w:cs="Wingdings" w:hint="default"/>
+        <w:rFonts w:ascii="Wingdings" w:hAnsi="Wingdings" w:cs="Wingdings" w:hint="default" w:eastAsia="黑体"/>
       </w:rPr>
     </w:lvl>
   </w:abstractNum>
@@ -2909,11 +3223,11 @@
 </file>
 
 <file path=word/styles.xml><?xml version="1.0" encoding="utf-8"?>
-<w:styles xmlns:mc="http://schemas.openxmlformats.org/markup-compatibility/2006" xmlns:r="http://schemas.openxmlformats.org/officeDocument/2006/relationships" xmlns:w="http://schemas.openxmlformats.org/wordprocessingml/2006/main" xmlns:w14="http://schemas.microsoft.com/office/word/2010/wordml" mc:Ignorable="w14">
+<w:styles xmlns:mc="http://schemas.openxmlformats.org/markup-compatibility/2006" xmlns:w="http://schemas.openxmlformats.org/wordprocessingml/2006/main" xmlns:r="http://schemas.openxmlformats.org/officeDocument/2006/relationships" xmlns:w14="http://schemas.microsoft.com/office/word/2010/wordml" mc:Ignorable="w14">
   <w:docDefaults>
     <w:rPrDefault>
       <w:rPr>
-        <w:rFonts w:asciiTheme="minorHAnsi" w:cstheme="minorBidi" w:eastAsiaTheme="minorEastAsia" w:hAnsiTheme="minorHAnsi"/>
+        <w:rFonts w:asciiTheme="minorHAnsi" w:cstheme="minorBidi" w:hAnsiTheme="minorHAnsi" w:eastAsia="黑体"/>
         <w:sz w:val="22"/>
         <w:szCs w:val="22"/>
         <w:lang w:bidi="ar-SA" w:eastAsia="en-US" w:val="en-US"/>
@@ -3135,7 +3449,7 @@
       <w:outlineLvl w:val="0"/>
     </w:pPr>
     <w:rPr>
-      <w:rFonts w:ascii="Times New Roman" w:asciiTheme="majorHAnsi" w:cstheme="majorBidi" w:eastAsia="黑体" w:eastAsiaTheme="majorEastAsia" w:hAnsi="Times New Roman" w:hAnsiTheme="majorHAnsi"/>
+      <w:rFonts w:ascii="Times New Roman" w:asciiTheme="majorHAnsi" w:cstheme="majorBidi" w:eastAsia="黑体" w:hAnsi="Times New Roman" w:hAnsiTheme="majorHAnsi"/>
       <w:b/>
       <w:bCs/>
       <w:color w:val="1F3864"/>
@@ -3159,7 +3473,7 @@
       <w:outlineLvl w:val="1"/>
     </w:pPr>
     <w:rPr>
-      <w:rFonts w:ascii="Times New Roman" w:asciiTheme="majorHAnsi" w:cstheme="majorBidi" w:eastAsia="黑体" w:eastAsiaTheme="majorEastAsia" w:hAnsi="Times New Roman" w:hAnsiTheme="majorHAnsi"/>
+      <w:rFonts w:ascii="Times New Roman" w:asciiTheme="majorHAnsi" w:cstheme="majorBidi" w:eastAsia="黑体" w:hAnsi="Times New Roman" w:hAnsiTheme="majorHAnsi"/>
       <w:b/>
       <w:bCs/>
       <w:color w:val="2E4E7E"/>
@@ -3183,7 +3497,7 @@
       <w:outlineLvl w:val="2"/>
     </w:pPr>
     <w:rPr>
-      <w:rFonts w:ascii="Times New Roman" w:asciiTheme="majorHAnsi" w:cstheme="majorBidi" w:eastAsia="黑体" w:eastAsiaTheme="majorEastAsia" w:hAnsi="Times New Roman" w:hAnsiTheme="majorHAnsi"/>
+      <w:rFonts w:ascii="Times New Roman" w:asciiTheme="majorHAnsi" w:cstheme="majorBidi" w:eastAsia="黑体" w:hAnsi="Times New Roman" w:hAnsiTheme="majorHAnsi"/>
       <w:b/>
       <w:bCs/>
       <w:color w:val="2E4E7E"/>
@@ -3207,7 +3521,7 @@
       <w:outlineLvl w:val="3"/>
     </w:pPr>
     <w:rPr>
-      <w:rFonts w:ascii="Times New Roman" w:asciiTheme="majorHAnsi" w:cstheme="majorBidi" w:eastAsia="黑体" w:eastAsiaTheme="majorEastAsia" w:hAnsi="Times New Roman" w:hAnsiTheme="majorHAnsi"/>
+      <w:rFonts w:ascii="Times New Roman" w:asciiTheme="majorHAnsi" w:cstheme="majorBidi" w:eastAsia="黑体" w:hAnsi="Times New Roman" w:hAnsiTheme="majorHAnsi"/>
       <w:b/>
       <w:bCs/>
       <w:i/>
@@ -3233,7 +3547,7 @@
       <w:outlineLvl w:val="4"/>
     </w:pPr>
     <w:rPr>
-      <w:rFonts w:ascii="Times New Roman" w:asciiTheme="majorHAnsi" w:cstheme="majorBidi" w:eastAsia="黑体" w:eastAsiaTheme="majorEastAsia" w:hAnsi="Times New Roman" w:hAnsiTheme="majorHAnsi"/>
+      <w:rFonts w:ascii="Times New Roman" w:asciiTheme="majorHAnsi" w:cstheme="majorBidi" w:eastAsia="黑体" w:hAnsi="Times New Roman" w:hAnsiTheme="majorHAnsi"/>
       <w:b/>
       <w:color w:val="333333"/>
       <w:sz w:val="22"/>
@@ -3256,7 +3570,7 @@
       <w:outlineLvl w:val="5"/>
     </w:pPr>
     <w:rPr>
-      <w:rFonts w:asciiTheme="majorHAnsi" w:cstheme="majorBidi" w:eastAsiaTheme="majorEastAsia" w:hAnsiTheme="majorHAnsi"/>
+      <w:rFonts w:asciiTheme="majorHAnsi" w:cstheme="majorBidi" w:hAnsiTheme="majorHAnsi" w:eastAsia="黑体"/>
       <w:i/>
       <w:iCs/>
       <w:color w:themeColor="accent1" w:themeShade="7F" w:val="243F60"/>
@@ -3279,7 +3593,7 @@
       <w:outlineLvl w:val="6"/>
     </w:pPr>
     <w:rPr>
-      <w:rFonts w:asciiTheme="majorHAnsi" w:cstheme="majorBidi" w:eastAsiaTheme="majorEastAsia" w:hAnsiTheme="majorHAnsi"/>
+      <w:rFonts w:asciiTheme="majorHAnsi" w:cstheme="majorBidi" w:hAnsiTheme="majorHAnsi" w:eastAsia="黑体"/>
       <w:i/>
       <w:iCs/>
       <w:color w:themeColor="text1" w:themeTint="BF" w:val="404040"/>
@@ -3302,7 +3616,7 @@
       <w:outlineLvl w:val="7"/>
     </w:pPr>
     <w:rPr>
-      <w:rFonts w:asciiTheme="majorHAnsi" w:cstheme="majorBidi" w:eastAsiaTheme="majorEastAsia" w:hAnsiTheme="majorHAnsi"/>
+      <w:rFonts w:asciiTheme="majorHAnsi" w:cstheme="majorBidi" w:hAnsiTheme="majorHAnsi" w:eastAsia="黑体"/>
       <w:color w:themeColor="accent1" w:val="4F81BD"/>
       <w:sz w:val="20"/>
       <w:szCs w:val="20"/>
@@ -3325,7 +3639,7 @@
       <w:outlineLvl w:val="8"/>
     </w:pPr>
     <w:rPr>
-      <w:rFonts w:asciiTheme="majorHAnsi" w:cstheme="majorBidi" w:eastAsiaTheme="majorEastAsia" w:hAnsiTheme="majorHAnsi"/>
+      <w:rFonts w:asciiTheme="majorHAnsi" w:cstheme="majorBidi" w:hAnsiTheme="majorHAnsi" w:eastAsia="黑体"/>
       <w:i/>
       <w:iCs/>
       <w:color w:themeColor="text1" w:themeTint="BF" w:val="404040"/>
@@ -3376,7 +3690,7 @@
     <w:uiPriority w:val="9"/>
     <w:rsid w:val="00FC693F"/>
     <w:rPr>
-      <w:rFonts w:asciiTheme="majorHAnsi" w:cstheme="majorBidi" w:eastAsiaTheme="majorEastAsia" w:hAnsiTheme="majorHAnsi"/>
+      <w:rFonts w:asciiTheme="majorHAnsi" w:cstheme="majorBidi" w:hAnsiTheme="majorHAnsi" w:eastAsia="黑体"/>
       <w:b/>
       <w:bCs/>
       <w:color w:themeColor="accent1" w:themeShade="BF" w:val="365F91"/>
@@ -3391,7 +3705,7 @@
     <w:uiPriority w:val="9"/>
     <w:rsid w:val="00FC693F"/>
     <w:rPr>
-      <w:rFonts w:asciiTheme="majorHAnsi" w:cstheme="majorBidi" w:eastAsiaTheme="majorEastAsia" w:hAnsiTheme="majorHAnsi"/>
+      <w:rFonts w:asciiTheme="majorHAnsi" w:cstheme="majorBidi" w:hAnsiTheme="majorHAnsi" w:eastAsia="黑体"/>
       <w:b/>
       <w:bCs/>
       <w:color w:themeColor="accent1" w:val="4F81BD"/>
@@ -3406,7 +3720,7 @@
     <w:uiPriority w:val="9"/>
     <w:rsid w:val="00FC693F"/>
     <w:rPr>
-      <w:rFonts w:asciiTheme="majorHAnsi" w:cstheme="majorBidi" w:eastAsiaTheme="majorEastAsia" w:hAnsiTheme="majorHAnsi"/>
+      <w:rFonts w:asciiTheme="majorHAnsi" w:cstheme="majorBidi" w:hAnsiTheme="majorHAnsi" w:eastAsia="黑体"/>
       <w:b/>
       <w:bCs/>
       <w:color w:themeColor="accent1" w:val="4F81BD"/>
@@ -3429,7 +3743,7 @@
       <w:contextualSpacing/>
     </w:pPr>
     <w:rPr>
-      <w:rFonts w:ascii="Times New Roman" w:asciiTheme="majorHAnsi" w:cstheme="majorBidi" w:eastAsia="黑体" w:eastAsiaTheme="majorEastAsia" w:hAnsi="Times New Roman" w:hAnsiTheme="majorHAnsi"/>
+      <w:rFonts w:ascii="Times New Roman" w:asciiTheme="majorHAnsi" w:cstheme="majorBidi" w:eastAsia="黑体" w:hAnsi="Times New Roman" w:hAnsiTheme="majorHAnsi"/>
       <w:b/>
       <w:color w:val="1F3864"/>
       <w:spacing w:val="5"/>
@@ -3445,7 +3759,7 @@
     <w:uiPriority w:val="10"/>
     <w:rsid w:val="00FC693F"/>
     <w:rPr>
-      <w:rFonts w:asciiTheme="majorHAnsi" w:cstheme="majorBidi" w:eastAsiaTheme="majorEastAsia" w:hAnsiTheme="majorHAnsi"/>
+      <w:rFonts w:asciiTheme="majorHAnsi" w:cstheme="majorBidi" w:hAnsiTheme="majorHAnsi" w:eastAsia="黑体"/>
       <w:color w:themeColor="text2" w:themeShade="BF" w:val="17365D"/>
       <w:spacing w:val="5"/>
       <w:kern w:val="28"/>
@@ -3467,7 +3781,7 @@
       </w:numPr>
     </w:pPr>
     <w:rPr>
-      <w:rFonts w:asciiTheme="majorHAnsi" w:cstheme="majorBidi" w:eastAsiaTheme="majorEastAsia" w:hAnsiTheme="majorHAnsi"/>
+      <w:rFonts w:asciiTheme="majorHAnsi" w:cstheme="majorBidi" w:hAnsiTheme="majorHAnsi" w:eastAsia="黑体"/>
       <w:i/>
       <w:iCs/>
       <w:color w:themeColor="accent1" w:val="4F81BD"/>
@@ -3483,7 +3797,7 @@
     <w:uiPriority w:val="11"/>
     <w:rsid w:val="00FC693F"/>
     <w:rPr>
-      <w:rFonts w:asciiTheme="majorHAnsi" w:cstheme="majorBidi" w:eastAsiaTheme="majorEastAsia" w:hAnsiTheme="majorHAnsi"/>
+      <w:rFonts w:asciiTheme="majorHAnsi" w:cstheme="majorBidi" w:hAnsiTheme="majorHAnsi" w:eastAsia="黑体"/>
       <w:i/>
       <w:iCs/>
       <w:color w:themeColor="accent1" w:val="4F81BD"/>
@@ -3550,6 +3864,7 @@
       <w:spacing w:after="120"/>
     </w:pPr>
     <w:rPr>
+      <w:rFonts w:eastAsia="黑体"/>
       <w:sz w:val="16"/>
       <w:szCs w:val="16"/>
     </w:rPr>
@@ -3561,6 +3876,7 @@
     <w:uiPriority w:val="99"/>
     <w:rsid w:val="00AA1D8D"/>
     <w:rPr>
+      <w:rFonts w:eastAsia="黑体"/>
       <w:sz w:val="16"/>
       <w:szCs w:val="16"/>
     </w:rPr>
@@ -3730,7 +4046,7 @@
       </w:tabs>
     </w:pPr>
     <w:rPr>
-      <w:rFonts w:ascii="Courier" w:hAnsi="Courier"/>
+      <w:rFonts w:ascii="Courier" w:hAnsi="Courier" w:eastAsia="黑体"/>
       <w:sz w:val="20"/>
       <w:szCs w:val="20"/>
     </w:rPr>
@@ -3742,7 +4058,7 @@
     <w:uiPriority w:val="99"/>
     <w:rsid w:val="0029639D"/>
     <w:rPr>
-      <w:rFonts w:ascii="Courier" w:hAnsi="Courier"/>
+      <w:rFonts w:ascii="Courier" w:hAnsi="Courier" w:eastAsia="黑体"/>
       <w:sz w:val="20"/>
       <w:szCs w:val="20"/>
     </w:rPr>
@@ -3778,6 +4094,7 @@
     <w:uiPriority w:val="29"/>
     <w:rsid w:val="00FC693F"/>
     <w:rPr>
+      <w:rFonts w:eastAsia="黑体"/>
       <w:i/>
       <w:iCs/>
       <w:color w:themeColor="text1" w:val="000000"/>
@@ -3791,7 +4108,7 @@
     <w:semiHidden/>
     <w:rsid w:val="00FC693F"/>
     <w:rPr>
-      <w:rFonts w:asciiTheme="majorHAnsi" w:cstheme="majorBidi" w:eastAsiaTheme="majorEastAsia" w:hAnsiTheme="majorHAnsi"/>
+      <w:rFonts w:asciiTheme="majorHAnsi" w:cstheme="majorBidi" w:hAnsiTheme="majorHAnsi" w:eastAsia="黑体"/>
       <w:b/>
       <w:bCs/>
       <w:i/>
@@ -3807,7 +4124,7 @@
     <w:semiHidden/>
     <w:rsid w:val="00FC693F"/>
     <w:rPr>
-      <w:rFonts w:asciiTheme="majorHAnsi" w:cstheme="majorBidi" w:eastAsiaTheme="majorEastAsia" w:hAnsiTheme="majorHAnsi"/>
+      <w:rFonts w:asciiTheme="majorHAnsi" w:cstheme="majorBidi" w:hAnsiTheme="majorHAnsi" w:eastAsia="黑体"/>
       <w:color w:themeColor="accent1" w:themeShade="7F" w:val="243F60"/>
     </w:rPr>
   </w:style>
@@ -3819,7 +4136,7 @@
     <w:semiHidden/>
     <w:rsid w:val="00FC693F"/>
     <w:rPr>
-      <w:rFonts w:asciiTheme="majorHAnsi" w:cstheme="majorBidi" w:eastAsiaTheme="majorEastAsia" w:hAnsiTheme="majorHAnsi"/>
+      <w:rFonts w:asciiTheme="majorHAnsi" w:cstheme="majorBidi" w:hAnsiTheme="majorHAnsi" w:eastAsia="黑体"/>
       <w:i/>
       <w:iCs/>
       <w:color w:themeColor="accent1" w:themeShade="7F" w:val="243F60"/>
@@ -3833,7 +4150,7 @@
     <w:semiHidden/>
     <w:rsid w:val="00FC693F"/>
     <w:rPr>
-      <w:rFonts w:asciiTheme="majorHAnsi" w:cstheme="majorBidi" w:eastAsiaTheme="majorEastAsia" w:hAnsiTheme="majorHAnsi"/>
+      <w:rFonts w:asciiTheme="majorHAnsi" w:cstheme="majorBidi" w:hAnsiTheme="majorHAnsi" w:eastAsia="黑体"/>
       <w:i/>
       <w:iCs/>
       <w:color w:themeColor="text1" w:themeTint="BF" w:val="404040"/>
@@ -3847,7 +4164,7 @@
     <w:semiHidden/>
     <w:rsid w:val="00FC693F"/>
     <w:rPr>
-      <w:rFonts w:asciiTheme="majorHAnsi" w:cstheme="majorBidi" w:eastAsiaTheme="majorEastAsia" w:hAnsiTheme="majorHAnsi"/>
+      <w:rFonts w:asciiTheme="majorHAnsi" w:cstheme="majorBidi" w:hAnsiTheme="majorHAnsi" w:eastAsia="黑体"/>
       <w:color w:themeColor="accent1" w:val="4F81BD"/>
       <w:sz w:val="20"/>
       <w:szCs w:val="20"/>
@@ -3861,7 +4178,7 @@
     <w:semiHidden/>
     <w:rsid w:val="00FC693F"/>
     <w:rPr>
-      <w:rFonts w:asciiTheme="majorHAnsi" w:cstheme="majorBidi" w:eastAsiaTheme="majorEastAsia" w:hAnsiTheme="majorHAnsi"/>
+      <w:rFonts w:asciiTheme="majorHAnsi" w:cstheme="majorBidi" w:hAnsiTheme="majorHAnsi" w:eastAsia="黑体"/>
       <w:i/>
       <w:iCs/>
       <w:color w:themeColor="text1" w:themeTint="BF" w:val="404040"/>
@@ -3882,6 +4199,7 @@
       <w:spacing w:line="240" w:lineRule="auto"/>
     </w:pPr>
     <w:rPr>
+      <w:rFonts w:eastAsia="黑体"/>
       <w:b/>
       <w:bCs/>
       <w:color w:themeColor="accent1" w:val="4F81BD"/>
@@ -3896,6 +4214,7 @@
     <w:qFormat/>
     <w:rsid w:val="00FC693F"/>
     <w:rPr>
+      <w:rFonts w:eastAsia="黑体"/>
       <w:b/>
       <w:bCs/>
     </w:rPr>
@@ -3907,6 +4226,7 @@
     <w:qFormat/>
     <w:rsid w:val="00FC693F"/>
     <w:rPr>
+      <w:rFonts w:eastAsia="黑体"/>
       <w:i/>
       <w:iCs/>
     </w:rPr>
@@ -3927,6 +4247,7 @@
       <w:ind w:left="936" w:right="936"/>
     </w:pPr>
     <w:rPr>
+      <w:rFonts w:eastAsia="黑体"/>
       <w:b/>
       <w:bCs/>
       <w:i/>
@@ -3941,6 +4262,7 @@
     <w:uiPriority w:val="30"/>
     <w:rsid w:val="00FC693F"/>
     <w:rPr>
+      <w:rFonts w:eastAsia="黑体"/>
       <w:b/>
       <w:bCs/>
       <w:i/>
@@ -3955,6 +4277,7 @@
     <w:qFormat/>
     <w:rsid w:val="00FC693F"/>
     <w:rPr>
+      <w:rFonts w:eastAsia="黑体"/>
       <w:i/>
       <w:iCs/>
       <w:color w:themeColor="text1" w:themeTint="7F" w:val="808080"/>
@@ -3967,6 +4290,7 @@
     <w:qFormat/>
     <w:rsid w:val="00FC693F"/>
     <w:rPr>
+      <w:rFonts w:eastAsia="黑体"/>
       <w:b/>
       <w:bCs/>
       <w:i/>
@@ -3981,6 +4305,7 @@
     <w:qFormat/>
     <w:rsid w:val="00FC693F"/>
     <w:rPr>
+      <w:rFonts w:eastAsia="黑体"/>
       <w:smallCaps/>
       <w:color w:themeColor="accent2" w:val="C0504D"/>
       <w:u w:val="single"/>
@@ -3993,6 +4318,7 @@
     <w:qFormat/>
     <w:rsid w:val="00FC693F"/>
     <w:rPr>
+      <w:rFonts w:eastAsia="黑体"/>
       <w:b/>
       <w:bCs/>
       <w:smallCaps/>
@@ -4008,6 +4334,7 @@
     <w:qFormat/>
     <w:rsid w:val="00FC693F"/>
     <w:rPr>
+      <w:rFonts w:eastAsia="黑体"/>
       <w:b/>
       <w:bCs/>
       <w:smallCaps/>
@@ -4062,6 +4389,7 @@
       <w:spacing w:after="0" w:line="240" w:lineRule="auto"/>
     </w:pPr>
     <w:rPr>
+      <w:rFonts w:eastAsia="黑体"/>
       <w:color w:themeColor="text1" w:themeShade="BF" w:val="000000"/>
     </w:rPr>
     <w:tblPr>
@@ -4084,6 +4412,7 @@
         <w:spacing w:after="0" w:before="0" w:line="240" w:lineRule="auto"/>
       </w:pPr>
       <w:rPr>
+        <w:rFonts w:eastAsia="黑体"/>
         <w:b/>
         <w:bCs/>
       </w:rPr>
@@ -4104,6 +4433,7 @@
         <w:spacing w:after="0" w:before="0" w:line="240" w:lineRule="auto"/>
       </w:pPr>
       <w:rPr>
+        <w:rFonts w:eastAsia="黑体"/>
         <w:b/>
         <w:bCs/>
       </w:rPr>
@@ -4121,12 +4451,14 @@
     </w:tblStylePr>
     <w:tblStylePr w:type="firstCol">
       <w:rPr>
+        <w:rFonts w:eastAsia="黑体"/>
         <w:b/>
         <w:bCs/>
       </w:rPr>
     </w:tblStylePr>
     <w:tblStylePr w:type="lastCol">
       <w:rPr>
+        <w:rFonts w:eastAsia="黑体"/>
         <w:b/>
         <w:bCs/>
       </w:rPr>
@@ -4165,6 +4497,7 @@
       <w:spacing w:after="0" w:line="240" w:lineRule="auto"/>
     </w:pPr>
     <w:rPr>
+      <w:rFonts w:eastAsia="黑体"/>
       <w:color w:themeColor="accent1" w:themeShade="BF" w:val="365F91"/>
     </w:rPr>
     <w:tblPr>
@@ -4187,6 +4520,7 @@
         <w:spacing w:after="0" w:before="0" w:line="240" w:lineRule="auto"/>
       </w:pPr>
       <w:rPr>
+        <w:rFonts w:eastAsia="黑体"/>
         <w:b/>
         <w:bCs/>
       </w:rPr>
@@ -4207,6 +4541,7 @@
         <w:spacing w:after="0" w:before="0" w:line="240" w:lineRule="auto"/>
       </w:pPr>
       <w:rPr>
+        <w:rFonts w:eastAsia="黑体"/>
         <w:b/>
         <w:bCs/>
       </w:rPr>
@@ -4224,12 +4559,14 @@
     </w:tblStylePr>
     <w:tblStylePr w:type="firstCol">
       <w:rPr>
+        <w:rFonts w:eastAsia="黑体"/>
         <w:b/>
         <w:bCs/>
       </w:rPr>
     </w:tblStylePr>
     <w:tblStylePr w:type="lastCol">
       <w:rPr>
+        <w:rFonts w:eastAsia="黑体"/>
         <w:b/>
         <w:bCs/>
       </w:rPr>
@@ -4268,6 +4605,7 @@
       <w:spacing w:after="0" w:line="240" w:lineRule="auto"/>
     </w:pPr>
     <w:rPr>
+      <w:rFonts w:eastAsia="黑体"/>
       <w:color w:themeColor="accent2" w:themeShade="BF" w:val="943634"/>
     </w:rPr>
     <w:tblPr>
@@ -4290,6 +4628,7 @@
         <w:spacing w:after="0" w:before="0" w:line="240" w:lineRule="auto"/>
       </w:pPr>
       <w:rPr>
+        <w:rFonts w:eastAsia="黑体"/>
         <w:b/>
         <w:bCs/>
       </w:rPr>
@@ -4310,6 +4649,7 @@
         <w:spacing w:after="0" w:before="0" w:line="240" w:lineRule="auto"/>
       </w:pPr>
       <w:rPr>
+        <w:rFonts w:eastAsia="黑体"/>
         <w:b/>
         <w:bCs/>
       </w:rPr>
@@ -4327,12 +4667,14 @@
     </w:tblStylePr>
     <w:tblStylePr w:type="firstCol">
       <w:rPr>
+        <w:rFonts w:eastAsia="黑体"/>
         <w:b/>
         <w:bCs/>
       </w:rPr>
     </w:tblStylePr>
     <w:tblStylePr w:type="lastCol">
       <w:rPr>
+        <w:rFonts w:eastAsia="黑体"/>
         <w:b/>
         <w:bCs/>
       </w:rPr>
@@ -4371,6 +4713,7 @@
       <w:spacing w:after="0" w:line="240" w:lineRule="auto"/>
     </w:pPr>
     <w:rPr>
+      <w:rFonts w:eastAsia="黑体"/>
       <w:color w:themeColor="accent3" w:themeShade="BF" w:val="76923C"/>
     </w:rPr>
     <w:tblPr>
@@ -4393,6 +4736,7 @@
         <w:spacing w:after="0" w:before="0" w:line="240" w:lineRule="auto"/>
       </w:pPr>
       <w:rPr>
+        <w:rFonts w:eastAsia="黑体"/>
         <w:b/>
         <w:bCs/>
       </w:rPr>
@@ -4413,6 +4757,7 @@
         <w:spacing w:after="0" w:before="0" w:line="240" w:lineRule="auto"/>
       </w:pPr>
       <w:rPr>
+        <w:rFonts w:eastAsia="黑体"/>
         <w:b/>
         <w:bCs/>
       </w:rPr>
@@ -4430,12 +4775,14 @@
     </w:tblStylePr>
     <w:tblStylePr w:type="firstCol">
       <w:rPr>
+        <w:rFonts w:eastAsia="黑体"/>
         <w:b/>
         <w:bCs/>
       </w:rPr>
     </w:tblStylePr>
     <w:tblStylePr w:type="lastCol">
       <w:rPr>
+        <w:rFonts w:eastAsia="黑体"/>
         <w:b/>
         <w:bCs/>
       </w:rPr>
@@ -4474,6 +4821,7 @@
       <w:spacing w:after="0" w:line="240" w:lineRule="auto"/>
     </w:pPr>
     <w:rPr>
+      <w:rFonts w:eastAsia="黑体"/>
       <w:color w:themeColor="accent4" w:themeShade="BF" w:val="5F497A"/>
     </w:rPr>
     <w:tblPr>
@@ -4496,6 +4844,7 @@
         <w:spacing w:after="0" w:before="0" w:line="240" w:lineRule="auto"/>
       </w:pPr>
       <w:rPr>
+        <w:rFonts w:eastAsia="黑体"/>
         <w:b/>
         <w:bCs/>
       </w:rPr>
@@ -4516,6 +4865,7 @@
         <w:spacing w:after="0" w:before="0" w:line="240" w:lineRule="auto"/>
       </w:pPr>
       <w:rPr>
+        <w:rFonts w:eastAsia="黑体"/>
         <w:b/>
         <w:bCs/>
       </w:rPr>
@@ -4533,12 +4883,14 @@
     </w:tblStylePr>
     <w:tblStylePr w:type="firstCol">
       <w:rPr>
+        <w:rFonts w:eastAsia="黑体"/>
         <w:b/>
         <w:bCs/>
       </w:rPr>
     </w:tblStylePr>
     <w:tblStylePr w:type="lastCol">
       <w:rPr>
+        <w:rFonts w:eastAsia="黑体"/>
         <w:b/>
         <w:bCs/>
       </w:rPr>
@@ -4577,6 +4929,7 @@
       <w:spacing w:after="0" w:line="240" w:lineRule="auto"/>
     </w:pPr>
     <w:rPr>
+      <w:rFonts w:eastAsia="黑体"/>
       <w:color w:themeColor="accent5" w:themeShade="BF" w:val="31849B"/>
     </w:rPr>
     <w:tblPr>
@@ -4599,6 +4952,7 @@
         <w:spacing w:after="0" w:before="0" w:line="240" w:lineRule="auto"/>
       </w:pPr>
       <w:rPr>
+        <w:rFonts w:eastAsia="黑体"/>
         <w:b/>
         <w:bCs/>
       </w:rPr>
@@ -4619,6 +4973,7 @@
         <w:spacing w:after="0" w:before="0" w:line="240" w:lineRule="auto"/>
       </w:pPr>
       <w:rPr>
+        <w:rFonts w:eastAsia="黑体"/>
         <w:b/>
         <w:bCs/>
       </w:rPr>
@@ -4636,12 +4991,14 @@
     </w:tblStylePr>
     <w:tblStylePr w:type="firstCol">
       <w:rPr>
+        <w:rFonts w:eastAsia="黑体"/>
         <w:b/>
         <w:bCs/>
       </w:rPr>
     </w:tblStylePr>
     <w:tblStylePr w:type="lastCol">
       <w:rPr>
+        <w:rFonts w:eastAsia="黑体"/>
         <w:b/>
         <w:bCs/>
       </w:rPr>
@@ -4680,6 +5037,7 @@
       <w:spacing w:after="0" w:line="240" w:lineRule="auto"/>
     </w:pPr>
     <w:rPr>
+      <w:rFonts w:eastAsia="黑体"/>
       <w:color w:themeColor="accent6" w:themeShade="BF" w:val="E36C0A"/>
     </w:rPr>
     <w:tblPr>
@@ -4702,6 +5060,7 @@
         <w:spacing w:after="0" w:before="0" w:line="240" w:lineRule="auto"/>
       </w:pPr>
       <w:rPr>
+        <w:rFonts w:eastAsia="黑体"/>
         <w:b/>
         <w:bCs/>
       </w:rPr>
@@ -4722,6 +5081,7 @@
         <w:spacing w:after="0" w:before="0" w:line="240" w:lineRule="auto"/>
       </w:pPr>
       <w:rPr>
+        <w:rFonts w:eastAsia="黑体"/>
         <w:b/>
         <w:bCs/>
       </w:rPr>
@@ -4739,12 +5099,14 @@
     </w:tblStylePr>
     <w:tblStylePr w:type="firstCol">
       <w:rPr>
+        <w:rFonts w:eastAsia="黑体"/>
         <w:b/>
         <w:bCs/>
       </w:rPr>
     </w:tblStylePr>
     <w:tblStylePr w:type="lastCol">
       <w:rPr>
+        <w:rFonts w:eastAsia="黑体"/>
         <w:b/>
         <w:bCs/>
       </w:rPr>
@@ -4804,6 +5166,7 @@
         <w:spacing w:after="0" w:before="0" w:line="240" w:lineRule="auto"/>
       </w:pPr>
       <w:rPr>
+        <w:rFonts w:eastAsia="黑体"/>
         <w:b/>
         <w:bCs/>
         <w:color w:themeColor="background1" w:val="FFFFFF"/>
@@ -4818,6 +5181,7 @@
         <w:spacing w:after="0" w:before="0" w:line="240" w:lineRule="auto"/>
       </w:pPr>
       <w:rPr>
+        <w:rFonts w:eastAsia="黑体"/>
         <w:b/>
         <w:bCs/>
       </w:rPr>
@@ -4833,12 +5197,14 @@
     </w:tblStylePr>
     <w:tblStylePr w:type="firstCol">
       <w:rPr>
+        <w:rFonts w:eastAsia="黑体"/>
         <w:b/>
         <w:bCs/>
       </w:rPr>
     </w:tblStylePr>
     <w:tblStylePr w:type="lastCol">
       <w:rPr>
+        <w:rFonts w:eastAsia="黑体"/>
         <w:b/>
         <w:bCs/>
       </w:rPr>
@@ -4896,6 +5262,7 @@
         <w:spacing w:after="0" w:before="0" w:line="240" w:lineRule="auto"/>
       </w:pPr>
       <w:rPr>
+        <w:rFonts w:eastAsia="黑体"/>
         <w:b/>
         <w:bCs/>
         <w:color w:themeColor="background1" w:val="FFFFFF"/>
@@ -4910,6 +5277,7 @@
         <w:spacing w:after="0" w:before="0" w:line="240" w:lineRule="auto"/>
       </w:pPr>
       <w:rPr>
+        <w:rFonts w:eastAsia="黑体"/>
         <w:b/>
         <w:bCs/>
       </w:rPr>
@@ -4925,12 +5293,14 @@
     </w:tblStylePr>
     <w:tblStylePr w:type="firstCol">
       <w:rPr>
+        <w:rFonts w:eastAsia="黑体"/>
         <w:b/>
         <w:bCs/>
       </w:rPr>
     </w:tblStylePr>
     <w:tblStylePr w:type="lastCol">
       <w:rPr>
+        <w:rFonts w:eastAsia="黑体"/>
         <w:b/>
         <w:bCs/>
       </w:rPr>
@@ -4988,6 +5358,7 @@
         <w:spacing w:after="0" w:before="0" w:line="240" w:lineRule="auto"/>
       </w:pPr>
       <w:rPr>
+        <w:rFonts w:eastAsia="黑体"/>
         <w:b/>
         <w:bCs/>
         <w:color w:themeColor="background1" w:val="FFFFFF"/>
@@ -5002,6 +5373,7 @@
         <w:spacing w:after="0" w:before="0" w:line="240" w:lineRule="auto"/>
       </w:pPr>
       <w:rPr>
+        <w:rFonts w:eastAsia="黑体"/>
         <w:b/>
         <w:bCs/>
       </w:rPr>
@@ -5017,12 +5389,14 @@
     </w:tblStylePr>
     <w:tblStylePr w:type="firstCol">
       <w:rPr>
+        <w:rFonts w:eastAsia="黑体"/>
         <w:b/>
         <w:bCs/>
       </w:rPr>
     </w:tblStylePr>
     <w:tblStylePr w:type="lastCol">
       <w:rPr>
+        <w:rFonts w:eastAsia="黑体"/>
         <w:b/>
         <w:bCs/>
       </w:rPr>
@@ -5080,6 +5454,7 @@
         <w:spacing w:after="0" w:before="0" w:line="240" w:lineRule="auto"/>
       </w:pPr>
       <w:rPr>
+        <w:rFonts w:eastAsia="黑体"/>
         <w:b/>
         <w:bCs/>
         <w:color w:themeColor="background1" w:val="FFFFFF"/>
@@ -5094,6 +5469,7 @@
         <w:spacing w:after="0" w:before="0" w:line="240" w:lineRule="auto"/>
       </w:pPr>
       <w:rPr>
+        <w:rFonts w:eastAsia="黑体"/>
         <w:b/>
         <w:bCs/>
       </w:rPr>
@@ -5109,12 +5485,14 @@
     </w:tblStylePr>
     <w:tblStylePr w:type="firstCol">
       <w:rPr>
+        <w:rFonts w:eastAsia="黑体"/>
         <w:b/>
         <w:bCs/>
       </w:rPr>
     </w:tblStylePr>
     <w:tblStylePr w:type="lastCol">
       <w:rPr>
+        <w:rFonts w:eastAsia="黑体"/>
         <w:b/>
         <w:bCs/>
       </w:rPr>
@@ -5172,6 +5550,7 @@
         <w:spacing w:after="0" w:before="0" w:line="240" w:lineRule="auto"/>
       </w:pPr>
       <w:rPr>
+        <w:rFonts w:eastAsia="黑体"/>
         <w:b/>
         <w:bCs/>
         <w:color w:themeColor="background1" w:val="FFFFFF"/>
@@ -5186,6 +5565,7 @@
         <w:spacing w:after="0" w:before="0" w:line="240" w:lineRule="auto"/>
       </w:pPr>
       <w:rPr>
+        <w:rFonts w:eastAsia="黑体"/>
         <w:b/>
         <w:bCs/>
       </w:rPr>
@@ -5201,12 +5581,14 @@
     </w:tblStylePr>
     <w:tblStylePr w:type="firstCol">
       <w:rPr>
+        <w:rFonts w:eastAsia="黑体"/>
         <w:b/>
         <w:bCs/>
       </w:rPr>
     </w:tblStylePr>
     <w:tblStylePr w:type="lastCol">
       <w:rPr>
+        <w:rFonts w:eastAsia="黑体"/>
         <w:b/>
         <w:bCs/>
       </w:rPr>
@@ -5264,6 +5646,7 @@
         <w:spacing w:after="0" w:before="0" w:line="240" w:lineRule="auto"/>
       </w:pPr>
       <w:rPr>
+        <w:rFonts w:eastAsia="黑体"/>
         <w:b/>
         <w:bCs/>
         <w:color w:themeColor="background1" w:val="FFFFFF"/>
@@ -5278,6 +5661,7 @@
         <w:spacing w:after="0" w:before="0" w:line="240" w:lineRule="auto"/>
       </w:pPr>
       <w:rPr>
+        <w:rFonts w:eastAsia="黑体"/>
         <w:b/>
         <w:bCs/>
       </w:rPr>
@@ -5293,12 +5677,14 @@
     </w:tblStylePr>
     <w:tblStylePr w:type="firstCol">
       <w:rPr>
+        <w:rFonts w:eastAsia="黑体"/>
         <w:b/>
         <w:bCs/>
       </w:rPr>
     </w:tblStylePr>
     <w:tblStylePr w:type="lastCol">
       <w:rPr>
+        <w:rFonts w:eastAsia="黑体"/>
         <w:b/>
         <w:bCs/>
       </w:rPr>
@@ -5356,6 +5742,7 @@
         <w:spacing w:after="0" w:before="0" w:line="240" w:lineRule="auto"/>
       </w:pPr>
       <w:rPr>
+        <w:rFonts w:eastAsia="黑体"/>
         <w:b/>
         <w:bCs/>
         <w:color w:themeColor="background1" w:val="FFFFFF"/>
@@ -5370,6 +5757,7 @@
         <w:spacing w:after="0" w:before="0" w:line="240" w:lineRule="auto"/>
       </w:pPr>
       <w:rPr>
+        <w:rFonts w:eastAsia="黑体"/>
         <w:b/>
         <w:bCs/>
       </w:rPr>
@@ -5385,12 +5773,14 @@
     </w:tblStylePr>
     <w:tblStylePr w:type="firstCol">
       <w:rPr>
+        <w:rFonts w:eastAsia="黑体"/>
         <w:b/>
         <w:bCs/>
       </w:rPr>
     </w:tblStylePr>
     <w:tblStylePr w:type="lastCol">
       <w:rPr>
+        <w:rFonts w:eastAsia="黑体"/>
         <w:b/>
         <w:bCs/>
       </w:rPr>
@@ -5450,7 +5840,7 @@
         <w:spacing w:after="0" w:before="0" w:line="240" w:lineRule="auto"/>
       </w:pPr>
       <w:rPr>
-        <w:rFonts w:asciiTheme="majorHAnsi" w:cstheme="majorBidi" w:eastAsiaTheme="majorEastAsia" w:hAnsiTheme="majorHAnsi"/>
+        <w:rFonts w:asciiTheme="majorHAnsi" w:cstheme="majorBidi" w:hAnsiTheme="majorHAnsi" w:eastAsia="黑体"/>
         <w:b/>
         <w:bCs/>
       </w:rPr>
@@ -5471,7 +5861,7 @@
         <w:spacing w:after="0" w:before="0" w:line="240" w:lineRule="auto"/>
       </w:pPr>
       <w:rPr>
-        <w:rFonts w:asciiTheme="majorHAnsi" w:cstheme="majorBidi" w:eastAsiaTheme="majorEastAsia" w:hAnsiTheme="majorHAnsi"/>
+        <w:rFonts w:asciiTheme="majorHAnsi" w:cstheme="majorBidi" w:hAnsiTheme="majorHAnsi" w:eastAsia="黑体"/>
         <w:b/>
         <w:bCs/>
       </w:rPr>
@@ -5489,14 +5879,14 @@
     </w:tblStylePr>
     <w:tblStylePr w:type="firstCol">
       <w:rPr>
-        <w:rFonts w:asciiTheme="majorHAnsi" w:cstheme="majorBidi" w:eastAsiaTheme="majorEastAsia" w:hAnsiTheme="majorHAnsi"/>
+        <w:rFonts w:asciiTheme="majorHAnsi" w:cstheme="majorBidi" w:hAnsiTheme="majorHAnsi" w:eastAsia="黑体"/>
         <w:b/>
         <w:bCs/>
       </w:rPr>
     </w:tblStylePr>
     <w:tblStylePr w:type="lastCol">
       <w:rPr>
-        <w:rFonts w:asciiTheme="majorHAnsi" w:cstheme="majorBidi" w:eastAsiaTheme="majorEastAsia" w:hAnsiTheme="majorHAnsi"/>
+        <w:rFonts w:asciiTheme="majorHAnsi" w:cstheme="majorBidi" w:hAnsiTheme="majorHAnsi" w:eastAsia="黑体"/>
         <w:b/>
         <w:bCs/>
       </w:rPr>
@@ -5580,7 +5970,7 @@
         <w:spacing w:after="0" w:before="0" w:line="240" w:lineRule="auto"/>
       </w:pPr>
       <w:rPr>
-        <w:rFonts w:asciiTheme="majorHAnsi" w:cstheme="majorBidi" w:eastAsiaTheme="majorEastAsia" w:hAnsiTheme="majorHAnsi"/>
+        <w:rFonts w:asciiTheme="majorHAnsi" w:cstheme="majorBidi" w:hAnsiTheme="majorHAnsi" w:eastAsia="黑体"/>
         <w:b/>
         <w:bCs/>
       </w:rPr>
@@ -5601,7 +5991,7 @@
         <w:spacing w:after="0" w:before="0" w:line="240" w:lineRule="auto"/>
       </w:pPr>
       <w:rPr>
-        <w:rFonts w:asciiTheme="majorHAnsi" w:cstheme="majorBidi" w:eastAsiaTheme="majorEastAsia" w:hAnsiTheme="majorHAnsi"/>
+        <w:rFonts w:asciiTheme="majorHAnsi" w:cstheme="majorBidi" w:hAnsiTheme="majorHAnsi" w:eastAsia="黑体"/>
         <w:b/>
         <w:bCs/>
       </w:rPr>
@@ -5619,14 +6009,14 @@
     </w:tblStylePr>
     <w:tblStylePr w:type="firstCol">
       <w:rPr>
-        <w:rFonts w:asciiTheme="majorHAnsi" w:cstheme="majorBidi" w:eastAsiaTheme="majorEastAsia" w:hAnsiTheme="majorHAnsi"/>
+        <w:rFonts w:asciiTheme="majorHAnsi" w:cstheme="majorBidi" w:hAnsiTheme="majorHAnsi" w:eastAsia="黑体"/>
         <w:b/>
         <w:bCs/>
       </w:rPr>
     </w:tblStylePr>
     <w:tblStylePr w:type="lastCol">
       <w:rPr>
-        <w:rFonts w:asciiTheme="majorHAnsi" w:cstheme="majorBidi" w:eastAsiaTheme="majorEastAsia" w:hAnsiTheme="majorHAnsi"/>
+        <w:rFonts w:asciiTheme="majorHAnsi" w:cstheme="majorBidi" w:hAnsiTheme="majorHAnsi" w:eastAsia="黑体"/>
         <w:b/>
         <w:bCs/>
       </w:rPr>
@@ -5710,7 +6100,7 @@
         <w:spacing w:after="0" w:before="0" w:line="240" w:lineRule="auto"/>
       </w:pPr>
       <w:rPr>
-        <w:rFonts w:asciiTheme="majorHAnsi" w:cstheme="majorBidi" w:eastAsiaTheme="majorEastAsia" w:hAnsiTheme="majorHAnsi"/>
+        <w:rFonts w:asciiTheme="majorHAnsi" w:cstheme="majorBidi" w:hAnsiTheme="majorHAnsi" w:eastAsia="黑体"/>
         <w:b/>
         <w:bCs/>
       </w:rPr>
@@ -5731,7 +6121,7 @@
         <w:spacing w:after="0" w:before="0" w:line="240" w:lineRule="auto"/>
       </w:pPr>
       <w:rPr>
-        <w:rFonts w:asciiTheme="majorHAnsi" w:cstheme="majorBidi" w:eastAsiaTheme="majorEastAsia" w:hAnsiTheme="majorHAnsi"/>
+        <w:rFonts w:asciiTheme="majorHAnsi" w:cstheme="majorBidi" w:hAnsiTheme="majorHAnsi" w:eastAsia="黑体"/>
         <w:b/>
         <w:bCs/>
       </w:rPr>
@@ -5749,14 +6139,14 @@
     </w:tblStylePr>
     <w:tblStylePr w:type="firstCol">
       <w:rPr>
-        <w:rFonts w:asciiTheme="majorHAnsi" w:cstheme="majorBidi" w:eastAsiaTheme="majorEastAsia" w:hAnsiTheme="majorHAnsi"/>
+        <w:rFonts w:asciiTheme="majorHAnsi" w:cstheme="majorBidi" w:hAnsiTheme="majorHAnsi" w:eastAsia="黑体"/>
         <w:b/>
         <w:bCs/>
       </w:rPr>
     </w:tblStylePr>
     <w:tblStylePr w:type="lastCol">
       <w:rPr>
-        <w:rFonts w:asciiTheme="majorHAnsi" w:cstheme="majorBidi" w:eastAsiaTheme="majorEastAsia" w:hAnsiTheme="majorHAnsi"/>
+        <w:rFonts w:asciiTheme="majorHAnsi" w:cstheme="majorBidi" w:hAnsiTheme="majorHAnsi" w:eastAsia="黑体"/>
         <w:b/>
         <w:bCs/>
       </w:rPr>
@@ -5840,7 +6230,7 @@
         <w:spacing w:after="0" w:before="0" w:line="240" w:lineRule="auto"/>
       </w:pPr>
       <w:rPr>
-        <w:rFonts w:asciiTheme="majorHAnsi" w:cstheme="majorBidi" w:eastAsiaTheme="majorEastAsia" w:hAnsiTheme="majorHAnsi"/>
+        <w:rFonts w:asciiTheme="majorHAnsi" w:cstheme="majorBidi" w:hAnsiTheme="majorHAnsi" w:eastAsia="黑体"/>
         <w:b/>
         <w:bCs/>
       </w:rPr>
@@ -5861,7 +6251,7 @@
         <w:spacing w:after="0" w:before="0" w:line="240" w:lineRule="auto"/>
       </w:pPr>
       <w:rPr>
-        <w:rFonts w:asciiTheme="majorHAnsi" w:cstheme="majorBidi" w:eastAsiaTheme="majorEastAsia" w:hAnsiTheme="majorHAnsi"/>
+        <w:rFonts w:asciiTheme="majorHAnsi" w:cstheme="majorBidi" w:hAnsiTheme="majorHAnsi" w:eastAsia="黑体"/>
         <w:b/>
         <w:bCs/>
       </w:rPr>
@@ -5879,14 +6269,14 @@
     </w:tblStylePr>
     <w:tblStylePr w:type="firstCol">
       <w:rPr>
-        <w:rFonts w:asciiTheme="majorHAnsi" w:cstheme="majorBidi" w:eastAsiaTheme="majorEastAsia" w:hAnsiTheme="majorHAnsi"/>
+        <w:rFonts w:asciiTheme="majorHAnsi" w:cstheme="majorBidi" w:hAnsiTheme="majorHAnsi" w:eastAsia="黑体"/>
         <w:b/>
         <w:bCs/>
       </w:rPr>
     </w:tblStylePr>
     <w:tblStylePr w:type="lastCol">
       <w:rPr>
-        <w:rFonts w:asciiTheme="majorHAnsi" w:cstheme="majorBidi" w:eastAsiaTheme="majorEastAsia" w:hAnsiTheme="majorHAnsi"/>
+        <w:rFonts w:asciiTheme="majorHAnsi" w:cstheme="majorBidi" w:hAnsiTheme="majorHAnsi" w:eastAsia="黑体"/>
         <w:b/>
         <w:bCs/>
       </w:rPr>
@@ -5970,7 +6360,7 @@
         <w:spacing w:after="0" w:before="0" w:line="240" w:lineRule="auto"/>
       </w:pPr>
       <w:rPr>
-        <w:rFonts w:asciiTheme="majorHAnsi" w:cstheme="majorBidi" w:eastAsiaTheme="majorEastAsia" w:hAnsiTheme="majorHAnsi"/>
+        <w:rFonts w:asciiTheme="majorHAnsi" w:cstheme="majorBidi" w:hAnsiTheme="majorHAnsi" w:eastAsia="黑体"/>
         <w:b/>
         <w:bCs/>
       </w:rPr>
@@ -5991,7 +6381,7 @@
         <w:spacing w:after="0" w:before="0" w:line="240" w:lineRule="auto"/>
       </w:pPr>
       <w:rPr>
-        <w:rFonts w:asciiTheme="majorHAnsi" w:cstheme="majorBidi" w:eastAsiaTheme="majorEastAsia" w:hAnsiTheme="majorHAnsi"/>
+        <w:rFonts w:asciiTheme="majorHAnsi" w:cstheme="majorBidi" w:hAnsiTheme="majorHAnsi" w:eastAsia="黑体"/>
         <w:b/>
         <w:bCs/>
       </w:rPr>
@@ -6009,14 +6399,14 @@
     </w:tblStylePr>
     <w:tblStylePr w:type="firstCol">
       <w:rPr>
-        <w:rFonts w:asciiTheme="majorHAnsi" w:cstheme="majorBidi" w:eastAsiaTheme="majorEastAsia" w:hAnsiTheme="majorHAnsi"/>
+        <w:rFonts w:asciiTheme="majorHAnsi" w:cstheme="majorBidi" w:hAnsiTheme="majorHAnsi" w:eastAsia="黑体"/>
         <w:b/>
         <w:bCs/>
       </w:rPr>
     </w:tblStylePr>
     <w:tblStylePr w:type="lastCol">
       <w:rPr>
-        <w:rFonts w:asciiTheme="majorHAnsi" w:cstheme="majorBidi" w:eastAsiaTheme="majorEastAsia" w:hAnsiTheme="majorHAnsi"/>
+        <w:rFonts w:asciiTheme="majorHAnsi" w:cstheme="majorBidi" w:hAnsiTheme="majorHAnsi" w:eastAsia="黑体"/>
         <w:b/>
         <w:bCs/>
       </w:rPr>
@@ -6100,7 +6490,7 @@
         <w:spacing w:after="0" w:before="0" w:line="240" w:lineRule="auto"/>
       </w:pPr>
       <w:rPr>
-        <w:rFonts w:asciiTheme="majorHAnsi" w:cstheme="majorBidi" w:eastAsiaTheme="majorEastAsia" w:hAnsiTheme="majorHAnsi"/>
+        <w:rFonts w:asciiTheme="majorHAnsi" w:cstheme="majorBidi" w:hAnsiTheme="majorHAnsi" w:eastAsia="黑体"/>
         <w:b/>
         <w:bCs/>
       </w:rPr>
@@ -6121,7 +6511,7 @@
         <w:spacing w:after="0" w:before="0" w:line="240" w:lineRule="auto"/>
       </w:pPr>
       <w:rPr>
-        <w:rFonts w:asciiTheme="majorHAnsi" w:cstheme="majorBidi" w:eastAsiaTheme="majorEastAsia" w:hAnsiTheme="majorHAnsi"/>
+        <w:rFonts w:asciiTheme="majorHAnsi" w:cstheme="majorBidi" w:hAnsiTheme="majorHAnsi" w:eastAsia="黑体"/>
         <w:b/>
         <w:bCs/>
       </w:rPr>
@@ -6139,14 +6529,14 @@
     </w:tblStylePr>
     <w:tblStylePr w:type="firstCol">
       <w:rPr>
-        <w:rFonts w:asciiTheme="majorHAnsi" w:cstheme="majorBidi" w:eastAsiaTheme="majorEastAsia" w:hAnsiTheme="majorHAnsi"/>
+        <w:rFonts w:asciiTheme="majorHAnsi" w:cstheme="majorBidi" w:hAnsiTheme="majorHAnsi" w:eastAsia="黑体"/>
         <w:b/>
         <w:bCs/>
       </w:rPr>
     </w:tblStylePr>
     <w:tblStylePr w:type="lastCol">
       <w:rPr>
-        <w:rFonts w:asciiTheme="majorHAnsi" w:cstheme="majorBidi" w:eastAsiaTheme="majorEastAsia" w:hAnsiTheme="majorHAnsi"/>
+        <w:rFonts w:asciiTheme="majorHAnsi" w:cstheme="majorBidi" w:hAnsiTheme="majorHAnsi" w:eastAsia="黑体"/>
         <w:b/>
         <w:bCs/>
       </w:rPr>
@@ -6230,7 +6620,7 @@
         <w:spacing w:after="0" w:before="0" w:line="240" w:lineRule="auto"/>
       </w:pPr>
       <w:rPr>
-        <w:rFonts w:asciiTheme="majorHAnsi" w:cstheme="majorBidi" w:eastAsiaTheme="majorEastAsia" w:hAnsiTheme="majorHAnsi"/>
+        <w:rFonts w:asciiTheme="majorHAnsi" w:cstheme="majorBidi" w:hAnsiTheme="majorHAnsi" w:eastAsia="黑体"/>
         <w:b/>
         <w:bCs/>
       </w:rPr>
@@ -6251,7 +6641,7 @@
         <w:spacing w:after="0" w:before="0" w:line="240" w:lineRule="auto"/>
       </w:pPr>
       <w:rPr>
-        <w:rFonts w:asciiTheme="majorHAnsi" w:cstheme="majorBidi" w:eastAsiaTheme="majorEastAsia" w:hAnsiTheme="majorHAnsi"/>
+        <w:rFonts w:asciiTheme="majorHAnsi" w:cstheme="majorBidi" w:hAnsiTheme="majorHAnsi" w:eastAsia="黑体"/>
         <w:b/>
         <w:bCs/>
       </w:rPr>
@@ -6269,14 +6659,14 @@
     </w:tblStylePr>
     <w:tblStylePr w:type="firstCol">
       <w:rPr>
-        <w:rFonts w:asciiTheme="majorHAnsi" w:cstheme="majorBidi" w:eastAsiaTheme="majorEastAsia" w:hAnsiTheme="majorHAnsi"/>
+        <w:rFonts w:asciiTheme="majorHAnsi" w:cstheme="majorBidi" w:hAnsiTheme="majorHAnsi" w:eastAsia="黑体"/>
         <w:b/>
         <w:bCs/>
       </w:rPr>
     </w:tblStylePr>
     <w:tblStylePr w:type="lastCol">
       <w:rPr>
-        <w:rFonts w:asciiTheme="majorHAnsi" w:cstheme="majorBidi" w:eastAsiaTheme="majorEastAsia" w:hAnsiTheme="majorHAnsi"/>
+        <w:rFonts w:asciiTheme="majorHAnsi" w:cstheme="majorBidi" w:hAnsiTheme="majorHAnsi" w:eastAsia="黑体"/>
         <w:b/>
         <w:bCs/>
       </w:rPr>
@@ -6359,6 +6749,7 @@
         <w:spacing w:after="0" w:before="0" w:line="240" w:lineRule="auto"/>
       </w:pPr>
       <w:rPr>
+        <w:rFonts w:eastAsia="黑体"/>
         <w:b/>
         <w:bCs/>
         <w:color w:themeColor="background1" w:val="FFFFFF"/>
@@ -6381,6 +6772,7 @@
         <w:spacing w:after="0" w:before="0" w:line="240" w:lineRule="auto"/>
       </w:pPr>
       <w:rPr>
+        <w:rFonts w:eastAsia="黑体"/>
         <w:b/>
         <w:bCs/>
       </w:rPr>
@@ -6398,12 +6790,14 @@
     </w:tblStylePr>
     <w:tblStylePr w:type="firstCol">
       <w:rPr>
+        <w:rFonts w:eastAsia="黑体"/>
         <w:b/>
         <w:bCs/>
       </w:rPr>
     </w:tblStylePr>
     <w:tblStylePr w:type="lastCol">
       <w:rPr>
+        <w:rFonts w:eastAsia="黑体"/>
         <w:b/>
         <w:bCs/>
       </w:rPr>
@@ -6465,6 +6859,7 @@
         <w:spacing w:after="0" w:before="0" w:line="240" w:lineRule="auto"/>
       </w:pPr>
       <w:rPr>
+        <w:rFonts w:eastAsia="黑体"/>
         <w:b/>
         <w:bCs/>
         <w:color w:themeColor="background1" w:val="FFFFFF"/>
@@ -6487,6 +6882,7 @@
         <w:spacing w:after="0" w:before="0" w:line="240" w:lineRule="auto"/>
       </w:pPr>
       <w:rPr>
+        <w:rFonts w:eastAsia="黑体"/>
         <w:b/>
         <w:bCs/>
       </w:rPr>
@@ -6504,12 +6900,14 @@
     </w:tblStylePr>
     <w:tblStylePr w:type="firstCol">
       <w:rPr>
+        <w:rFonts w:eastAsia="黑体"/>
         <w:b/>
         <w:bCs/>
       </w:rPr>
     </w:tblStylePr>
     <w:tblStylePr w:type="lastCol">
       <w:rPr>
+        <w:rFonts w:eastAsia="黑体"/>
         <w:b/>
         <w:bCs/>
       </w:rPr>
@@ -6571,6 +6969,7 @@
         <w:spacing w:after="0" w:before="0" w:line="240" w:lineRule="auto"/>
       </w:pPr>
       <w:rPr>
+        <w:rFonts w:eastAsia="黑体"/>
         <w:b/>
         <w:bCs/>
         <w:color w:themeColor="background1" w:val="FFFFFF"/>
@@ -6593,6 +6992,7 @@
         <w:spacing w:after="0" w:before="0" w:line="240" w:lineRule="auto"/>
       </w:pPr>
       <w:rPr>
+        <w:rFonts w:eastAsia="黑体"/>
         <w:b/>
         <w:bCs/>
       </w:rPr>
@@ -6610,12 +7010,14 @@
     </w:tblStylePr>
     <w:tblStylePr w:type="firstCol">
       <w:rPr>
+        <w:rFonts w:eastAsia="黑体"/>
         <w:b/>
         <w:bCs/>
       </w:rPr>
     </w:tblStylePr>
     <w:tblStylePr w:type="lastCol">
       <w:rPr>
+        <w:rFonts w:eastAsia="黑体"/>
         <w:b/>
         <w:bCs/>
       </w:rPr>
@@ -6677,6 +7079,7 @@
         <w:spacing w:after="0" w:before="0" w:line="240" w:lineRule="auto"/>
       </w:pPr>
       <w:rPr>
+        <w:rFonts w:eastAsia="黑体"/>
         <w:b/>
         <w:bCs/>
         <w:color w:themeColor="background1" w:val="FFFFFF"/>
@@ -6699,6 +7102,7 @@
         <w:spacing w:after="0" w:before="0" w:line="240" w:lineRule="auto"/>
       </w:pPr>
       <w:rPr>
+        <w:rFonts w:eastAsia="黑体"/>
         <w:b/>
         <w:bCs/>
       </w:rPr>
@@ -6716,12 +7120,14 @@
     </w:tblStylePr>
     <w:tblStylePr w:type="firstCol">
       <w:rPr>
+        <w:rFonts w:eastAsia="黑体"/>
         <w:b/>
         <w:bCs/>
       </w:rPr>
     </w:tblStylePr>
     <w:tblStylePr w:type="lastCol">
       <w:rPr>
+        <w:rFonts w:eastAsia="黑体"/>
         <w:b/>
         <w:bCs/>
       </w:rPr>
@@ -6783,6 +7189,7 @@
         <w:spacing w:after="0" w:before="0" w:line="240" w:lineRule="auto"/>
       </w:pPr>
       <w:rPr>
+        <w:rFonts w:eastAsia="黑体"/>
         <w:b/>
         <w:bCs/>
         <w:color w:themeColor="background1" w:val="FFFFFF"/>
@@ -6805,6 +7212,7 @@
         <w:spacing w:after="0" w:before="0" w:line="240" w:lineRule="auto"/>
       </w:pPr>
       <w:rPr>
+        <w:rFonts w:eastAsia="黑体"/>
         <w:b/>
         <w:bCs/>
       </w:rPr>
@@ -6822,12 +7230,14 @@
     </w:tblStylePr>
     <w:tblStylePr w:type="firstCol">
       <w:rPr>
+        <w:rFonts w:eastAsia="黑体"/>
         <w:b/>
         <w:bCs/>
       </w:rPr>
     </w:tblStylePr>
     <w:tblStylePr w:type="lastCol">
       <w:rPr>
+        <w:rFonts w:eastAsia="黑体"/>
         <w:b/>
         <w:bCs/>
       </w:rPr>
@@ -6889,6 +7299,7 @@
         <w:spacing w:after="0" w:before="0" w:line="240" w:lineRule="auto"/>
       </w:pPr>
       <w:rPr>
+        <w:rFonts w:eastAsia="黑体"/>
         <w:b/>
         <w:bCs/>
         <w:color w:themeColor="background1" w:val="FFFFFF"/>
@@ -6911,6 +7322,7 @@
         <w:spacing w:after="0" w:before="0" w:line="240" w:lineRule="auto"/>
       </w:pPr>
       <w:rPr>
+        <w:rFonts w:eastAsia="黑体"/>
         <w:b/>
         <w:bCs/>
       </w:rPr>
@@ -6928,12 +7340,14 @@
     </w:tblStylePr>
     <w:tblStylePr w:type="firstCol">
       <w:rPr>
+        <w:rFonts w:eastAsia="黑体"/>
         <w:b/>
         <w:bCs/>
       </w:rPr>
     </w:tblStylePr>
     <w:tblStylePr w:type="lastCol">
       <w:rPr>
+        <w:rFonts w:eastAsia="黑体"/>
         <w:b/>
         <w:bCs/>
       </w:rPr>
@@ -6995,6 +7409,7 @@
         <w:spacing w:after="0" w:before="0" w:line="240" w:lineRule="auto"/>
       </w:pPr>
       <w:rPr>
+        <w:rFonts w:eastAsia="黑体"/>
         <w:b/>
         <w:bCs/>
         <w:color w:themeColor="background1" w:val="FFFFFF"/>
@@ -7017,6 +7432,7 @@
         <w:spacing w:after="0" w:before="0" w:line="240" w:lineRule="auto"/>
       </w:pPr>
       <w:rPr>
+        <w:rFonts w:eastAsia="黑体"/>
         <w:b/>
         <w:bCs/>
       </w:rPr>
@@ -7034,12 +7450,14 @@
     </w:tblStylePr>
     <w:tblStylePr w:type="firstCol">
       <w:rPr>
+        <w:rFonts w:eastAsia="黑体"/>
         <w:b/>
         <w:bCs/>
       </w:rPr>
     </w:tblStylePr>
     <w:tblStylePr w:type="lastCol">
       <w:rPr>
+        <w:rFonts w:eastAsia="黑体"/>
         <w:b/>
         <w:bCs/>
       </w:rPr>
@@ -7098,6 +7516,7 @@
         <w:spacing w:after="0" w:before="0" w:line="240" w:lineRule="auto"/>
       </w:pPr>
       <w:rPr>
+        <w:rFonts w:eastAsia="黑体"/>
         <w:b/>
         <w:bCs/>
         <w:color w:themeColor="background1" w:val="FFFFFF"/>
@@ -7120,6 +7539,7 @@
         <w:spacing w:after="0" w:before="0" w:line="240" w:lineRule="auto"/>
       </w:pPr>
       <w:rPr>
+        <w:rFonts w:eastAsia="黑体"/>
         <w:color w:val="auto"/>
       </w:rPr>
       <w:tblPr/>
@@ -7137,6 +7557,7 @@
     </w:tblStylePr>
     <w:tblStylePr w:type="firstCol">
       <w:rPr>
+        <w:rFonts w:eastAsia="黑体"/>
         <w:b/>
         <w:bCs/>
         <w:color w:themeColor="background1" w:val="FFFFFF"/>
@@ -7156,6 +7577,7 @@
     </w:tblStylePr>
     <w:tblStylePr w:type="lastCol">
       <w:rPr>
+        <w:rFonts w:eastAsia="黑体"/>
         <w:b/>
         <w:bCs/>
         <w:color w:themeColor="background1" w:val="FFFFFF"/>
@@ -7204,6 +7626,7 @@
     </w:tblStylePr>
     <w:tblStylePr w:type="nwCell">
       <w:rPr>
+        <w:rFonts w:eastAsia="黑体"/>
         <w:color w:themeColor="background1" w:val="FFFFFF"/>
       </w:rPr>
       <w:tblPr/>
@@ -7247,6 +7670,7 @@
         <w:spacing w:after="0" w:before="0" w:line="240" w:lineRule="auto"/>
       </w:pPr>
       <w:rPr>
+        <w:rFonts w:eastAsia="黑体"/>
         <w:b/>
         <w:bCs/>
         <w:color w:themeColor="background1" w:val="FFFFFF"/>
@@ -7269,6 +7693,7 @@
         <w:spacing w:after="0" w:before="0" w:line="240" w:lineRule="auto"/>
       </w:pPr>
       <w:rPr>
+        <w:rFonts w:eastAsia="黑体"/>
         <w:color w:val="auto"/>
       </w:rPr>
       <w:tblPr/>
@@ -7286,6 +7711,7 @@
     </w:tblStylePr>
     <w:tblStylePr w:type="firstCol">
       <w:rPr>
+        <w:rFonts w:eastAsia="黑体"/>
         <w:b/>
         <w:bCs/>
         <w:color w:themeColor="background1" w:val="FFFFFF"/>
@@ -7305,6 +7731,7 @@
     </w:tblStylePr>
     <w:tblStylePr w:type="lastCol">
       <w:rPr>
+        <w:rFonts w:eastAsia="黑体"/>
         <w:b/>
         <w:bCs/>
         <w:color w:themeColor="background1" w:val="FFFFFF"/>
@@ -7353,6 +7780,7 @@
     </w:tblStylePr>
     <w:tblStylePr w:type="nwCell">
       <w:rPr>
+        <w:rFonts w:eastAsia="黑体"/>
         <w:color w:themeColor="background1" w:val="FFFFFF"/>
       </w:rPr>
       <w:tblPr/>
@@ -7396,6 +7824,7 @@
         <w:spacing w:after="0" w:before="0" w:line="240" w:lineRule="auto"/>
       </w:pPr>
       <w:rPr>
+        <w:rFonts w:eastAsia="黑体"/>
         <w:b/>
         <w:bCs/>
         <w:color w:themeColor="background1" w:val="FFFFFF"/>
@@ -7418,6 +7847,7 @@
         <w:spacing w:after="0" w:before="0" w:line="240" w:lineRule="auto"/>
       </w:pPr>
       <w:rPr>
+        <w:rFonts w:eastAsia="黑体"/>
         <w:color w:val="auto"/>
       </w:rPr>
       <w:tblPr/>
@@ -7435,6 +7865,7 @@
     </w:tblStylePr>
     <w:tblStylePr w:type="firstCol">
       <w:rPr>
+        <w:rFonts w:eastAsia="黑体"/>
         <w:b/>
         <w:bCs/>
         <w:color w:themeColor="background1" w:val="FFFFFF"/>
@@ -7454,6 +7885,7 @@
     </w:tblStylePr>
     <w:tblStylePr w:type="lastCol">
       <w:rPr>
+        <w:rFonts w:eastAsia="黑体"/>
         <w:b/>
         <w:bCs/>
         <w:color w:themeColor="background1" w:val="FFFFFF"/>
@@ -7502,6 +7934,7 @@
     </w:tblStylePr>
     <w:tblStylePr w:type="nwCell">
       <w:rPr>
+        <w:rFonts w:eastAsia="黑体"/>
         <w:color w:themeColor="background1" w:val="FFFFFF"/>
       </w:rPr>
       <w:tblPr/>
@@ -7545,6 +7978,7 @@
         <w:spacing w:after="0" w:before="0" w:line="240" w:lineRule="auto"/>
       </w:pPr>
       <w:rPr>
+        <w:rFonts w:eastAsia="黑体"/>
         <w:b/>
         <w:bCs/>
         <w:color w:themeColor="background1" w:val="FFFFFF"/>
@@ -7567,6 +8001,7 @@
         <w:spacing w:after="0" w:before="0" w:line="240" w:lineRule="auto"/>
       </w:pPr>
       <w:rPr>
+        <w:rFonts w:eastAsia="黑体"/>
         <w:color w:val="auto"/>
       </w:rPr>
       <w:tblPr/>
@@ -7584,6 +8019,7 @@
     </w:tblStylePr>
     <w:tblStylePr w:type="firstCol">
       <w:rPr>
+        <w:rFonts w:eastAsia="黑体"/>
         <w:b/>
         <w:bCs/>
         <w:color w:themeColor="background1" w:val="FFFFFF"/>
@@ -7603,6 +8039,7 @@
     </w:tblStylePr>
     <w:tblStylePr w:type="lastCol">
       <w:rPr>
+        <w:rFonts w:eastAsia="黑体"/>
         <w:b/>
         <w:bCs/>
         <w:color w:themeColor="background1" w:val="FFFFFF"/>
@@ -7651,6 +8088,7 @@
     </w:tblStylePr>
     <w:tblStylePr w:type="nwCell">
       <w:rPr>
+        <w:rFonts w:eastAsia="黑体"/>
         <w:color w:themeColor="background1" w:val="FFFFFF"/>
       </w:rPr>
       <w:tblPr/>
@@ -7694,6 +8132,7 @@
         <w:spacing w:after="0" w:before="0" w:line="240" w:lineRule="auto"/>
       </w:pPr>
       <w:rPr>
+        <w:rFonts w:eastAsia="黑体"/>
         <w:b/>
         <w:bCs/>
         <w:color w:themeColor="background1" w:val="FFFFFF"/>
@@ -7716,6 +8155,7 @@
         <w:spacing w:after="0" w:before="0" w:line="240" w:lineRule="auto"/>
       </w:pPr>
       <w:rPr>
+        <w:rFonts w:eastAsia="黑体"/>
         <w:color w:val="auto"/>
       </w:rPr>
       <w:tblPr/>
@@ -7733,6 +8173,7 @@
     </w:tblStylePr>
     <w:tblStylePr w:type="firstCol">
       <w:rPr>
+        <w:rFonts w:eastAsia="黑体"/>
         <w:b/>
         <w:bCs/>
         <w:color w:themeColor="background1" w:val="FFFFFF"/>
@@ -7752,6 +8193,7 @@
     </w:tblStylePr>
     <w:tblStylePr w:type="lastCol">
       <w:rPr>
+        <w:rFonts w:eastAsia="黑体"/>
         <w:b/>
         <w:bCs/>
         <w:color w:themeColor="background1" w:val="FFFFFF"/>
@@ -7800,6 +8242,7 @@
     </w:tblStylePr>
     <w:tblStylePr w:type="nwCell">
       <w:rPr>
+        <w:rFonts w:eastAsia="黑体"/>
         <w:color w:themeColor="background1" w:val="FFFFFF"/>
       </w:rPr>
       <w:tblPr/>
@@ -7843,6 +8286,7 @@
         <w:spacing w:after="0" w:before="0" w:line="240" w:lineRule="auto"/>
       </w:pPr>
       <w:rPr>
+        <w:rFonts w:eastAsia="黑体"/>
         <w:b/>
         <w:bCs/>
         <w:color w:themeColor="background1" w:val="FFFFFF"/>
@@ -7865,6 +8309,7 @@
         <w:spacing w:after="0" w:before="0" w:line="240" w:lineRule="auto"/>
       </w:pPr>
       <w:rPr>
+        <w:rFonts w:eastAsia="黑体"/>
         <w:color w:val="auto"/>
       </w:rPr>
       <w:tblPr/>
@@ -7882,6 +8327,7 @@
     </w:tblStylePr>
     <w:tblStylePr w:type="firstCol">
       <w:rPr>
+        <w:rFonts w:eastAsia="黑体"/>
         <w:b/>
         <w:bCs/>
         <w:color w:themeColor="background1" w:val="FFFFFF"/>
@@ -7901,6 +8347,7 @@
     </w:tblStylePr>
     <w:tblStylePr w:type="lastCol">
       <w:rPr>
+        <w:rFonts w:eastAsia="黑体"/>
         <w:b/>
         <w:bCs/>
         <w:color w:themeColor="background1" w:val="FFFFFF"/>
@@ -7949,6 +8396,7 @@
     </w:tblStylePr>
     <w:tblStylePr w:type="nwCell">
       <w:rPr>
+        <w:rFonts w:eastAsia="黑体"/>
         <w:color w:themeColor="background1" w:val="FFFFFF"/>
       </w:rPr>
       <w:tblPr/>
@@ -7992,6 +8440,7 @@
         <w:spacing w:after="0" w:before="0" w:line="240" w:lineRule="auto"/>
       </w:pPr>
       <w:rPr>
+        <w:rFonts w:eastAsia="黑体"/>
         <w:b/>
         <w:bCs/>
         <w:color w:themeColor="background1" w:val="FFFFFF"/>
@@ -8014,6 +8463,7 @@
         <w:spacing w:after="0" w:before="0" w:line="240" w:lineRule="auto"/>
       </w:pPr>
       <w:rPr>
+        <w:rFonts w:eastAsia="黑体"/>
         <w:color w:val="auto"/>
       </w:rPr>
       <w:tblPr/>
@@ -8031,6 +8481,7 @@
     </w:tblStylePr>
     <w:tblStylePr w:type="firstCol">
       <w:rPr>
+        <w:rFonts w:eastAsia="黑体"/>
         <w:b/>
         <w:bCs/>
         <w:color w:themeColor="background1" w:val="FFFFFF"/>
@@ -8050,6 +8501,7 @@
     </w:tblStylePr>
     <w:tblStylePr w:type="lastCol">
       <w:rPr>
+        <w:rFonts w:eastAsia="黑体"/>
         <w:b/>
         <w:bCs/>
         <w:color w:themeColor="background1" w:val="FFFFFF"/>
@@ -8098,6 +8550,7 @@
     </w:tblStylePr>
     <w:tblStylePr w:type="nwCell">
       <w:rPr>
+        <w:rFonts w:eastAsia="黑体"/>
         <w:color w:themeColor="background1" w:val="FFFFFF"/>
       </w:rPr>
       <w:tblPr/>
@@ -8122,6 +8575,7 @@
       <w:spacing w:after="0" w:line="240" w:lineRule="auto"/>
     </w:pPr>
     <w:rPr>
+      <w:rFonts w:eastAsia="黑体"/>
       <w:color w:themeColor="text1" w:val="000000"/>
     </w:rPr>
     <w:tblPr>
@@ -8141,7 +8595,7 @@
     </w:tblPr>
     <w:tblStylePr w:type="firstRow">
       <w:rPr>
-        <w:rFonts w:asciiTheme="majorHAnsi" w:cstheme="majorBidi" w:eastAsiaTheme="majorEastAsia" w:hAnsiTheme="majorHAnsi"/>
+        <w:rFonts w:asciiTheme="majorHAnsi" w:cstheme="majorBidi" w:hAnsiTheme="majorHAnsi" w:eastAsia="黑体"/>
       </w:rPr>
       <w:tblPr/>
       <w:tcPr>
@@ -8153,6 +8607,7 @@
     </w:tblStylePr>
     <w:tblStylePr w:type="lastRow">
       <w:rPr>
+        <w:rFonts w:eastAsia="黑体"/>
         <w:b/>
         <w:bCs/>
         <w:color w:themeColor="text2" w:val="1F497D"/>
@@ -8167,12 +8622,14 @@
     </w:tblStylePr>
     <w:tblStylePr w:type="firstCol">
       <w:rPr>
+        <w:rFonts w:eastAsia="黑体"/>
         <w:b/>
         <w:bCs/>
       </w:rPr>
     </w:tblStylePr>
     <w:tblStylePr w:type="lastCol">
       <w:rPr>
+        <w:rFonts w:eastAsia="黑体"/>
         <w:b/>
         <w:bCs/>
       </w:rPr>
@@ -8206,6 +8663,7 @@
       <w:spacing w:after="0" w:line="240" w:lineRule="auto"/>
     </w:pPr>
     <w:rPr>
+      <w:rFonts w:eastAsia="黑体"/>
       <w:color w:themeColor="text1" w:val="000000"/>
     </w:rPr>
     <w:tblPr>
@@ -8225,7 +8683,7 @@
     </w:tblPr>
     <w:tblStylePr w:type="firstRow">
       <w:rPr>
-        <w:rFonts w:asciiTheme="majorHAnsi" w:cstheme="majorBidi" w:eastAsiaTheme="majorEastAsia" w:hAnsiTheme="majorHAnsi"/>
+        <w:rFonts w:asciiTheme="majorHAnsi" w:cstheme="majorBidi" w:hAnsiTheme="majorHAnsi" w:eastAsia="黑体"/>
       </w:rPr>
       <w:tblPr/>
       <w:tcPr>
@@ -8237,6 +8695,7 @@
     </w:tblStylePr>
     <w:tblStylePr w:type="lastRow">
       <w:rPr>
+        <w:rFonts w:eastAsia="黑体"/>
         <w:b/>
         <w:bCs/>
         <w:color w:themeColor="text2" w:val="1F497D"/>
@@ -8251,12 +8710,14 @@
     </w:tblStylePr>
     <w:tblStylePr w:type="firstCol">
       <w:rPr>
+        <w:rFonts w:eastAsia="黑体"/>
         <w:b/>
         <w:bCs/>
       </w:rPr>
     </w:tblStylePr>
     <w:tblStylePr w:type="lastCol">
       <w:rPr>
+        <w:rFonts w:eastAsia="黑体"/>
         <w:b/>
         <w:bCs/>
       </w:rPr>
@@ -8290,6 +8751,7 @@
       <w:spacing w:after="0" w:line="240" w:lineRule="auto"/>
     </w:pPr>
     <w:rPr>
+      <w:rFonts w:eastAsia="黑体"/>
       <w:color w:themeColor="text1" w:val="000000"/>
     </w:rPr>
     <w:tblPr>
@@ -8309,7 +8771,7 @@
     </w:tblPr>
     <w:tblStylePr w:type="firstRow">
       <w:rPr>
-        <w:rFonts w:asciiTheme="majorHAnsi" w:cstheme="majorBidi" w:eastAsiaTheme="majorEastAsia" w:hAnsiTheme="majorHAnsi"/>
+        <w:rFonts w:asciiTheme="majorHAnsi" w:cstheme="majorBidi" w:hAnsiTheme="majorHAnsi" w:eastAsia="黑体"/>
       </w:rPr>
       <w:tblPr/>
       <w:tcPr>
@@ -8321,6 +8783,7 @@
     </w:tblStylePr>
     <w:tblStylePr w:type="lastRow">
       <w:rPr>
+        <w:rFonts w:eastAsia="黑体"/>
         <w:b/>
         <w:bCs/>
         <w:color w:themeColor="text2" w:val="1F497D"/>
@@ -8335,12 +8798,14 @@
     </w:tblStylePr>
     <w:tblStylePr w:type="firstCol">
       <w:rPr>
+        <w:rFonts w:eastAsia="黑体"/>
         <w:b/>
         <w:bCs/>
       </w:rPr>
     </w:tblStylePr>
     <w:tblStylePr w:type="lastCol">
       <w:rPr>
+        <w:rFonts w:eastAsia="黑体"/>
         <w:b/>
         <w:bCs/>
       </w:rPr>
@@ -8374,6 +8839,7 @@
       <w:spacing w:after="0" w:line="240" w:lineRule="auto"/>
     </w:pPr>
     <w:rPr>
+      <w:rFonts w:eastAsia="黑体"/>
       <w:color w:themeColor="text1" w:val="000000"/>
     </w:rPr>
     <w:tblPr>
@@ -8393,7 +8859,7 @@
     </w:tblPr>
     <w:tblStylePr w:type="firstRow">
       <w:rPr>
-        <w:rFonts w:asciiTheme="majorHAnsi" w:cstheme="majorBidi" w:eastAsiaTheme="majorEastAsia" w:hAnsiTheme="majorHAnsi"/>
+        <w:rFonts w:asciiTheme="majorHAnsi" w:cstheme="majorBidi" w:hAnsiTheme="majorHAnsi" w:eastAsia="黑体"/>
       </w:rPr>
       <w:tblPr/>
       <w:tcPr>
@@ -8405,6 +8871,7 @@
     </w:tblStylePr>
     <w:tblStylePr w:type="lastRow">
       <w:rPr>
+        <w:rFonts w:eastAsia="黑体"/>
         <w:b/>
         <w:bCs/>
         <w:color w:themeColor="text2" w:val="1F497D"/>
@@ -8419,12 +8886,14 @@
     </w:tblStylePr>
     <w:tblStylePr w:type="firstCol">
       <w:rPr>
+        <w:rFonts w:eastAsia="黑体"/>
         <w:b/>
         <w:bCs/>
       </w:rPr>
     </w:tblStylePr>
     <w:tblStylePr w:type="lastCol">
       <w:rPr>
+        <w:rFonts w:eastAsia="黑体"/>
         <w:b/>
         <w:bCs/>
       </w:rPr>
@@ -8458,6 +8927,7 @@
       <w:spacing w:after="0" w:line="240" w:lineRule="auto"/>
     </w:pPr>
     <w:rPr>
+      <w:rFonts w:eastAsia="黑体"/>
       <w:color w:themeColor="text1" w:val="000000"/>
     </w:rPr>
     <w:tblPr>
@@ -8477,7 +8947,7 @@
     </w:tblPr>
     <w:tblStylePr w:type="firstRow">
       <w:rPr>
-        <w:rFonts w:asciiTheme="majorHAnsi" w:cstheme="majorBidi" w:eastAsiaTheme="majorEastAsia" w:hAnsiTheme="majorHAnsi"/>
+        <w:rFonts w:asciiTheme="majorHAnsi" w:cstheme="majorBidi" w:hAnsiTheme="majorHAnsi" w:eastAsia="黑体"/>
       </w:rPr>
       <w:tblPr/>
       <w:tcPr>
@@ -8489,6 +8959,7 @@
     </w:tblStylePr>
     <w:tblStylePr w:type="lastRow">
       <w:rPr>
+        <w:rFonts w:eastAsia="黑体"/>
         <w:b/>
         <w:bCs/>
         <w:color w:themeColor="text2" w:val="1F497D"/>
@@ -8503,12 +8974,14 @@
     </w:tblStylePr>
     <w:tblStylePr w:type="firstCol">
       <w:rPr>
+        <w:rFonts w:eastAsia="黑体"/>
         <w:b/>
         <w:bCs/>
       </w:rPr>
     </w:tblStylePr>
     <w:tblStylePr w:type="lastCol">
       <w:rPr>
+        <w:rFonts w:eastAsia="黑体"/>
         <w:b/>
         <w:bCs/>
       </w:rPr>
@@ -8542,6 +9015,7 @@
       <w:spacing w:after="0" w:line="240" w:lineRule="auto"/>
     </w:pPr>
     <w:rPr>
+      <w:rFonts w:eastAsia="黑体"/>
       <w:color w:themeColor="text1" w:val="000000"/>
     </w:rPr>
     <w:tblPr>
@@ -8561,7 +9035,7 @@
     </w:tblPr>
     <w:tblStylePr w:type="firstRow">
       <w:rPr>
-        <w:rFonts w:asciiTheme="majorHAnsi" w:cstheme="majorBidi" w:eastAsiaTheme="majorEastAsia" w:hAnsiTheme="majorHAnsi"/>
+        <w:rFonts w:asciiTheme="majorHAnsi" w:cstheme="majorBidi" w:hAnsiTheme="majorHAnsi" w:eastAsia="黑体"/>
       </w:rPr>
       <w:tblPr/>
       <w:tcPr>
@@ -8573,6 +9047,7 @@
     </w:tblStylePr>
     <w:tblStylePr w:type="lastRow">
       <w:rPr>
+        <w:rFonts w:eastAsia="黑体"/>
         <w:b/>
         <w:bCs/>
         <w:color w:themeColor="text2" w:val="1F497D"/>
@@ -8587,12 +9062,14 @@
     </w:tblStylePr>
     <w:tblStylePr w:type="firstCol">
       <w:rPr>
+        <w:rFonts w:eastAsia="黑体"/>
         <w:b/>
         <w:bCs/>
       </w:rPr>
     </w:tblStylePr>
     <w:tblStylePr w:type="lastCol">
       <w:rPr>
+        <w:rFonts w:eastAsia="黑体"/>
         <w:b/>
         <w:bCs/>
       </w:rPr>
@@ -8626,6 +9103,7 @@
       <w:spacing w:after="0" w:line="240" w:lineRule="auto"/>
     </w:pPr>
     <w:rPr>
+      <w:rFonts w:eastAsia="黑体"/>
       <w:color w:themeColor="text1" w:val="000000"/>
     </w:rPr>
     <w:tblPr>
@@ -8645,7 +9123,7 @@
     </w:tblPr>
     <w:tblStylePr w:type="firstRow">
       <w:rPr>
-        <w:rFonts w:asciiTheme="majorHAnsi" w:cstheme="majorBidi" w:eastAsiaTheme="majorEastAsia" w:hAnsiTheme="majorHAnsi"/>
+        <w:rFonts w:asciiTheme="majorHAnsi" w:cstheme="majorBidi" w:hAnsiTheme="majorHAnsi" w:eastAsia="黑体"/>
       </w:rPr>
       <w:tblPr/>
       <w:tcPr>
@@ -8657,6 +9135,7 @@
     </w:tblStylePr>
     <w:tblStylePr w:type="lastRow">
       <w:rPr>
+        <w:rFonts w:eastAsia="黑体"/>
         <w:b/>
         <w:bCs/>
         <w:color w:themeColor="text2" w:val="1F497D"/>
@@ -8671,12 +9150,14 @@
     </w:tblStylePr>
     <w:tblStylePr w:type="firstCol">
       <w:rPr>
+        <w:rFonts w:eastAsia="黑体"/>
         <w:b/>
         <w:bCs/>
       </w:rPr>
     </w:tblStylePr>
     <w:tblStylePr w:type="lastCol">
       <w:rPr>
+        <w:rFonts w:eastAsia="黑体"/>
         <w:b/>
         <w:bCs/>
       </w:rPr>
@@ -8710,7 +9191,7 @@
       <w:spacing w:after="0" w:line="240" w:lineRule="auto"/>
     </w:pPr>
     <w:rPr>
-      <w:rFonts w:asciiTheme="majorHAnsi" w:cstheme="majorBidi" w:eastAsiaTheme="majorEastAsia" w:hAnsiTheme="majorHAnsi"/>
+      <w:rFonts w:asciiTheme="majorHAnsi" w:cstheme="majorBidi" w:hAnsiTheme="majorHAnsi" w:eastAsia="黑体"/>
       <w:color w:themeColor="text1" w:val="000000"/>
     </w:rPr>
     <w:tblPr>
@@ -8732,6 +9213,7 @@
     </w:tblPr>
     <w:tblStylePr w:type="firstRow">
       <w:rPr>
+        <w:rFonts w:eastAsia="黑体"/>
         <w:sz w:val="24"/>
         <w:szCs w:val="24"/>
       </w:rPr>
@@ -8838,7 +9320,7 @@
       <w:spacing w:after="0" w:line="240" w:lineRule="auto"/>
     </w:pPr>
     <w:rPr>
-      <w:rFonts w:asciiTheme="majorHAnsi" w:cstheme="majorBidi" w:eastAsiaTheme="majorEastAsia" w:hAnsiTheme="majorHAnsi"/>
+      <w:rFonts w:asciiTheme="majorHAnsi" w:cstheme="majorBidi" w:hAnsiTheme="majorHAnsi" w:eastAsia="黑体"/>
       <w:color w:themeColor="text1" w:val="000000"/>
     </w:rPr>
     <w:tblPr>
@@ -8860,6 +9342,7 @@
     </w:tblPr>
     <w:tblStylePr w:type="firstRow">
       <w:rPr>
+        <w:rFonts w:eastAsia="黑体"/>
         <w:sz w:val="24"/>
         <w:szCs w:val="24"/>
       </w:rPr>
@@ -8966,7 +9449,7 @@
       <w:spacing w:after="0" w:line="240" w:lineRule="auto"/>
     </w:pPr>
     <w:rPr>
-      <w:rFonts w:asciiTheme="majorHAnsi" w:cstheme="majorBidi" w:eastAsiaTheme="majorEastAsia" w:hAnsiTheme="majorHAnsi"/>
+      <w:rFonts w:asciiTheme="majorHAnsi" w:cstheme="majorBidi" w:hAnsiTheme="majorHAnsi" w:eastAsia="黑体"/>
       <w:color w:themeColor="text1" w:val="000000"/>
     </w:rPr>
     <w:tblPr>
@@ -8988,6 +9471,7 @@
     </w:tblPr>
     <w:tblStylePr w:type="firstRow">
       <w:rPr>
+        <w:rFonts w:eastAsia="黑体"/>
         <w:sz w:val="24"/>
         <w:szCs w:val="24"/>
       </w:rPr>
@@ -9094,7 +9578,7 @@
       <w:spacing w:after="0" w:line="240" w:lineRule="auto"/>
     </w:pPr>
     <w:rPr>
-      <w:rFonts w:asciiTheme="majorHAnsi" w:cstheme="majorBidi" w:eastAsiaTheme="majorEastAsia" w:hAnsiTheme="majorHAnsi"/>
+      <w:rFonts w:asciiTheme="majorHAnsi" w:cstheme="majorBidi" w:hAnsiTheme="majorHAnsi" w:eastAsia="黑体"/>
       <w:color w:themeColor="text1" w:val="000000"/>
     </w:rPr>
     <w:tblPr>
@@ -9116,6 +9600,7 @@
     </w:tblPr>
     <w:tblStylePr w:type="firstRow">
       <w:rPr>
+        <w:rFonts w:eastAsia="黑体"/>
         <w:sz w:val="24"/>
         <w:szCs w:val="24"/>
       </w:rPr>
@@ -9222,7 +9707,7 @@
       <w:spacing w:after="0" w:line="240" w:lineRule="auto"/>
     </w:pPr>
     <w:rPr>
-      <w:rFonts w:asciiTheme="majorHAnsi" w:cstheme="majorBidi" w:eastAsiaTheme="majorEastAsia" w:hAnsiTheme="majorHAnsi"/>
+      <w:rFonts w:asciiTheme="majorHAnsi" w:cstheme="majorBidi" w:hAnsiTheme="majorHAnsi" w:eastAsia="黑体"/>
       <w:color w:themeColor="text1" w:val="000000"/>
     </w:rPr>
     <w:tblPr>
@@ -9244,6 +9729,7 @@
     </w:tblPr>
     <w:tblStylePr w:type="firstRow">
       <w:rPr>
+        <w:rFonts w:eastAsia="黑体"/>
         <w:sz w:val="24"/>
         <w:szCs w:val="24"/>
       </w:rPr>
@@ -9350,7 +9836,7 @@
       <w:spacing w:after="0" w:line="240" w:lineRule="auto"/>
     </w:pPr>
     <w:rPr>
-      <w:rFonts w:asciiTheme="majorHAnsi" w:cstheme="majorBidi" w:eastAsiaTheme="majorEastAsia" w:hAnsiTheme="majorHAnsi"/>
+      <w:rFonts w:asciiTheme="majorHAnsi" w:cstheme="majorBidi" w:hAnsiTheme="majorHAnsi" w:eastAsia="黑体"/>
       <w:color w:themeColor="text1" w:val="000000"/>
     </w:rPr>
     <w:tblPr>
@@ -9372,6 +9858,7 @@
     </w:tblPr>
     <w:tblStylePr w:type="firstRow">
       <w:rPr>
+        <w:rFonts w:eastAsia="黑体"/>
         <w:sz w:val="24"/>
         <w:szCs w:val="24"/>
       </w:rPr>
@@ -9478,7 +9965,7 @@
       <w:spacing w:after="0" w:line="240" w:lineRule="auto"/>
     </w:pPr>
     <w:rPr>
-      <w:rFonts w:asciiTheme="majorHAnsi" w:cstheme="majorBidi" w:eastAsiaTheme="majorEastAsia" w:hAnsiTheme="majorHAnsi"/>
+      <w:rFonts w:asciiTheme="majorHAnsi" w:cstheme="majorBidi" w:hAnsiTheme="majorHAnsi" w:eastAsia="黑体"/>
       <w:color w:themeColor="text1" w:val="000000"/>
     </w:rPr>
     <w:tblPr>
@@ -9500,6 +9987,7 @@
     </w:tblPr>
     <w:tblStylePr w:type="firstRow">
       <w:rPr>
+        <w:rFonts w:eastAsia="黑体"/>
         <w:sz w:val="24"/>
         <w:szCs w:val="24"/>
       </w:rPr>
@@ -9629,12 +10117,14 @@
     </w:tcPr>
     <w:tblStylePr w:type="firstRow">
       <w:rPr>
+        <w:rFonts w:eastAsia="黑体"/>
         <w:b/>
         <w:bCs/>
       </w:rPr>
     </w:tblStylePr>
     <w:tblStylePr w:type="lastRow">
       <w:rPr>
+        <w:rFonts w:eastAsia="黑体"/>
         <w:b/>
         <w:bCs/>
       </w:rPr>
@@ -9647,12 +10137,14 @@
     </w:tblStylePr>
     <w:tblStylePr w:type="firstCol">
       <w:rPr>
+        <w:rFonts w:eastAsia="黑体"/>
         <w:b/>
         <w:bCs/>
       </w:rPr>
     </w:tblStylePr>
     <w:tblStylePr w:type="lastCol">
       <w:rPr>
+        <w:rFonts w:eastAsia="黑体"/>
         <w:b/>
         <w:bCs/>
       </w:rPr>
@@ -9702,12 +10194,14 @@
     </w:tcPr>
     <w:tblStylePr w:type="firstRow">
       <w:rPr>
+        <w:rFonts w:eastAsia="黑体"/>
         <w:b/>
         <w:bCs/>
       </w:rPr>
     </w:tblStylePr>
     <w:tblStylePr w:type="lastRow">
       <w:rPr>
+        <w:rFonts w:eastAsia="黑体"/>
         <w:b/>
         <w:bCs/>
       </w:rPr>
@@ -9720,12 +10214,14 @@
     </w:tblStylePr>
     <w:tblStylePr w:type="firstCol">
       <w:rPr>
+        <w:rFonts w:eastAsia="黑体"/>
         <w:b/>
         <w:bCs/>
       </w:rPr>
     </w:tblStylePr>
     <w:tblStylePr w:type="lastCol">
       <w:rPr>
+        <w:rFonts w:eastAsia="黑体"/>
         <w:b/>
         <w:bCs/>
       </w:rPr>
@@ -9775,12 +10271,14 @@
     </w:tcPr>
     <w:tblStylePr w:type="firstRow">
       <w:rPr>
+        <w:rFonts w:eastAsia="黑体"/>
         <w:b/>
         <w:bCs/>
       </w:rPr>
     </w:tblStylePr>
     <w:tblStylePr w:type="lastRow">
       <w:rPr>
+        <w:rFonts w:eastAsia="黑体"/>
         <w:b/>
         <w:bCs/>
       </w:rPr>
@@ -9793,12 +10291,14 @@
     </w:tblStylePr>
     <w:tblStylePr w:type="firstCol">
       <w:rPr>
+        <w:rFonts w:eastAsia="黑体"/>
         <w:b/>
         <w:bCs/>
       </w:rPr>
     </w:tblStylePr>
     <w:tblStylePr w:type="lastCol">
       <w:rPr>
+        <w:rFonts w:eastAsia="黑体"/>
         <w:b/>
         <w:bCs/>
       </w:rPr>
@@ -9848,12 +10348,14 @@
     </w:tcPr>
     <w:tblStylePr w:type="firstRow">
       <w:rPr>
+        <w:rFonts w:eastAsia="黑体"/>
         <w:b/>
         <w:bCs/>
       </w:rPr>
     </w:tblStylePr>
     <w:tblStylePr w:type="lastRow">
       <w:rPr>
+        <w:rFonts w:eastAsia="黑体"/>
         <w:b/>
         <w:bCs/>
       </w:rPr>
@@ -9866,12 +10368,14 @@
     </w:tblStylePr>
     <w:tblStylePr w:type="firstCol">
       <w:rPr>
+        <w:rFonts w:eastAsia="黑体"/>
         <w:b/>
         <w:bCs/>
       </w:rPr>
     </w:tblStylePr>
     <w:tblStylePr w:type="lastCol">
       <w:rPr>
+        <w:rFonts w:eastAsia="黑体"/>
         <w:b/>
         <w:bCs/>
       </w:rPr>
@@ -9921,12 +10425,14 @@
     </w:tcPr>
     <w:tblStylePr w:type="firstRow">
       <w:rPr>
+        <w:rFonts w:eastAsia="黑体"/>
         <w:b/>
         <w:bCs/>
       </w:rPr>
     </w:tblStylePr>
     <w:tblStylePr w:type="lastRow">
       <w:rPr>
+        <w:rFonts w:eastAsia="黑体"/>
         <w:b/>
         <w:bCs/>
       </w:rPr>
@@ -9939,12 +10445,14 @@
     </w:tblStylePr>
     <w:tblStylePr w:type="firstCol">
       <w:rPr>
+        <w:rFonts w:eastAsia="黑体"/>
         <w:b/>
         <w:bCs/>
       </w:rPr>
     </w:tblStylePr>
     <w:tblStylePr w:type="lastCol">
       <w:rPr>
+        <w:rFonts w:eastAsia="黑体"/>
         <w:b/>
         <w:bCs/>
       </w:rPr>
@@ -9994,12 +10502,14 @@
     </w:tcPr>
     <w:tblStylePr w:type="firstRow">
       <w:rPr>
+        <w:rFonts w:eastAsia="黑体"/>
         <w:b/>
         <w:bCs/>
       </w:rPr>
     </w:tblStylePr>
     <w:tblStylePr w:type="lastRow">
       <w:rPr>
+        <w:rFonts w:eastAsia="黑体"/>
         <w:b/>
         <w:bCs/>
       </w:rPr>
@@ -10012,12 +10522,14 @@
     </w:tblStylePr>
     <w:tblStylePr w:type="firstCol">
       <w:rPr>
+        <w:rFonts w:eastAsia="黑体"/>
         <w:b/>
         <w:bCs/>
       </w:rPr>
     </w:tblStylePr>
     <w:tblStylePr w:type="lastCol">
       <w:rPr>
+        <w:rFonts w:eastAsia="黑体"/>
         <w:b/>
         <w:bCs/>
       </w:rPr>
@@ -10067,12 +10579,14 @@
     </w:tcPr>
     <w:tblStylePr w:type="firstRow">
       <w:rPr>
+        <w:rFonts w:eastAsia="黑体"/>
         <w:b/>
         <w:bCs/>
       </w:rPr>
     </w:tblStylePr>
     <w:tblStylePr w:type="lastRow">
       <w:rPr>
+        <w:rFonts w:eastAsia="黑体"/>
         <w:b/>
         <w:bCs/>
       </w:rPr>
@@ -10085,12 +10599,14 @@
     </w:tblStylePr>
     <w:tblStylePr w:type="firstCol">
       <w:rPr>
+        <w:rFonts w:eastAsia="黑体"/>
         <w:b/>
         <w:bCs/>
       </w:rPr>
     </w:tblStylePr>
     <w:tblStylePr w:type="lastCol">
       <w:rPr>
+        <w:rFonts w:eastAsia="黑体"/>
         <w:b/>
         <w:bCs/>
       </w:rPr>
@@ -10117,7 +10633,7 @@
       <w:spacing w:after="0" w:line="240" w:lineRule="auto"/>
     </w:pPr>
     <w:rPr>
-      <w:rFonts w:asciiTheme="majorHAnsi" w:cstheme="majorBidi" w:eastAsiaTheme="majorEastAsia" w:hAnsiTheme="majorHAnsi"/>
+      <w:rFonts w:asciiTheme="majorHAnsi" w:cstheme="majorBidi" w:hAnsiTheme="majorHAnsi" w:eastAsia="黑体"/>
       <w:color w:themeColor="text1" w:val="000000"/>
     </w:rPr>
     <w:tblPr>
@@ -10144,6 +10660,7 @@
     </w:tcPr>
     <w:tblStylePr w:type="firstRow">
       <w:rPr>
+        <w:rFonts w:eastAsia="黑体"/>
         <w:b/>
         <w:bCs/>
         <w:color w:themeColor="text1" w:val="000000"/>
@@ -10155,6 +10672,7 @@
     </w:tblStylePr>
     <w:tblStylePr w:type="lastRow">
       <w:rPr>
+        <w:rFonts w:eastAsia="黑体"/>
         <w:b/>
         <w:bCs/>
         <w:color w:themeColor="text1" w:val="000000"/>
@@ -10174,6 +10692,7 @@
     </w:tblStylePr>
     <w:tblStylePr w:type="firstCol">
       <w:rPr>
+        <w:rFonts w:eastAsia="黑体"/>
         <w:b/>
         <w:bCs/>
         <w:color w:themeColor="text1" w:val="000000"/>
@@ -10193,6 +10712,7 @@
     </w:tblStylePr>
     <w:tblStylePr w:type="lastCol">
       <w:rPr>
+        <w:rFonts w:eastAsia="黑体"/>
         <w:b w:val="0"/>
         <w:bCs w:val="0"/>
         <w:color w:themeColor="text1" w:val="000000"/>
@@ -10242,7 +10762,7 @@
       <w:spacing w:after="0" w:line="240" w:lineRule="auto"/>
     </w:pPr>
     <w:rPr>
-      <w:rFonts w:asciiTheme="majorHAnsi" w:cstheme="majorBidi" w:eastAsiaTheme="majorEastAsia" w:hAnsiTheme="majorHAnsi"/>
+      <w:rFonts w:asciiTheme="majorHAnsi" w:cstheme="majorBidi" w:hAnsiTheme="majorHAnsi" w:eastAsia="黑体"/>
       <w:color w:themeColor="text1" w:val="000000"/>
     </w:rPr>
     <w:tblPr>
@@ -10269,6 +10789,7 @@
     </w:tcPr>
     <w:tblStylePr w:type="firstRow">
       <w:rPr>
+        <w:rFonts w:eastAsia="黑体"/>
         <w:b/>
         <w:bCs/>
         <w:color w:themeColor="text1" w:val="000000"/>
@@ -10280,6 +10801,7 @@
     </w:tblStylePr>
     <w:tblStylePr w:type="lastRow">
       <w:rPr>
+        <w:rFonts w:eastAsia="黑体"/>
         <w:b/>
         <w:bCs/>
         <w:color w:themeColor="text1" w:val="000000"/>
@@ -10299,6 +10821,7 @@
     </w:tblStylePr>
     <w:tblStylePr w:type="firstCol">
       <w:rPr>
+        <w:rFonts w:eastAsia="黑体"/>
         <w:b/>
         <w:bCs/>
         <w:color w:themeColor="text1" w:val="000000"/>
@@ -10318,6 +10841,7 @@
     </w:tblStylePr>
     <w:tblStylePr w:type="lastCol">
       <w:rPr>
+        <w:rFonts w:eastAsia="黑体"/>
         <w:b w:val="0"/>
         <w:bCs w:val="0"/>
         <w:color w:themeColor="text1" w:val="000000"/>
@@ -10367,7 +10891,7 @@
       <w:spacing w:after="0" w:line="240" w:lineRule="auto"/>
     </w:pPr>
     <w:rPr>
-      <w:rFonts w:asciiTheme="majorHAnsi" w:cstheme="majorBidi" w:eastAsiaTheme="majorEastAsia" w:hAnsiTheme="majorHAnsi"/>
+      <w:rFonts w:asciiTheme="majorHAnsi" w:cstheme="majorBidi" w:hAnsiTheme="majorHAnsi" w:eastAsia="黑体"/>
       <w:color w:themeColor="text1" w:val="000000"/>
     </w:rPr>
     <w:tblPr>
@@ -10394,6 +10918,7 @@
     </w:tcPr>
     <w:tblStylePr w:type="firstRow">
       <w:rPr>
+        <w:rFonts w:eastAsia="黑体"/>
         <w:b/>
         <w:bCs/>
         <w:color w:themeColor="text1" w:val="000000"/>
@@ -10405,6 +10930,7 @@
     </w:tblStylePr>
     <w:tblStylePr w:type="lastRow">
       <w:rPr>
+        <w:rFonts w:eastAsia="黑体"/>
         <w:b/>
         <w:bCs/>
         <w:color w:themeColor="text1" w:val="000000"/>
@@ -10424,6 +10950,7 @@
     </w:tblStylePr>
     <w:tblStylePr w:type="firstCol">
       <w:rPr>
+        <w:rFonts w:eastAsia="黑体"/>
         <w:b/>
         <w:bCs/>
         <w:color w:themeColor="text1" w:val="000000"/>
@@ -10443,6 +10970,7 @@
     </w:tblStylePr>
     <w:tblStylePr w:type="lastCol">
       <w:rPr>
+        <w:rFonts w:eastAsia="黑体"/>
         <w:b w:val="0"/>
         <w:bCs w:val="0"/>
         <w:color w:themeColor="text1" w:val="000000"/>
@@ -10492,7 +11020,7 @@
       <w:spacing w:after="0" w:line="240" w:lineRule="auto"/>
     </w:pPr>
     <w:rPr>
-      <w:rFonts w:asciiTheme="majorHAnsi" w:cstheme="majorBidi" w:eastAsiaTheme="majorEastAsia" w:hAnsiTheme="majorHAnsi"/>
+      <w:rFonts w:asciiTheme="majorHAnsi" w:cstheme="majorBidi" w:hAnsiTheme="majorHAnsi" w:eastAsia="黑体"/>
       <w:color w:themeColor="text1" w:val="000000"/>
     </w:rPr>
     <w:tblPr>
@@ -10519,6 +11047,7 @@
     </w:tcPr>
     <w:tblStylePr w:type="firstRow">
       <w:rPr>
+        <w:rFonts w:eastAsia="黑体"/>
         <w:b/>
         <w:bCs/>
         <w:color w:themeColor="text1" w:val="000000"/>
@@ -10530,6 +11059,7 @@
     </w:tblStylePr>
     <w:tblStylePr w:type="lastRow">
       <w:rPr>
+        <w:rFonts w:eastAsia="黑体"/>
         <w:b/>
         <w:bCs/>
         <w:color w:themeColor="text1" w:val="000000"/>
@@ -10549,6 +11079,7 @@
     </w:tblStylePr>
     <w:tblStylePr w:type="firstCol">
       <w:rPr>
+        <w:rFonts w:eastAsia="黑体"/>
         <w:b/>
         <w:bCs/>
         <w:color w:themeColor="text1" w:val="000000"/>
@@ -10568,6 +11099,7 @@
     </w:tblStylePr>
     <w:tblStylePr w:type="lastCol">
       <w:rPr>
+        <w:rFonts w:eastAsia="黑体"/>
         <w:b w:val="0"/>
         <w:bCs w:val="0"/>
         <w:color w:themeColor="text1" w:val="000000"/>
@@ -10617,7 +11149,7 @@
       <w:spacing w:after="0" w:line="240" w:lineRule="auto"/>
     </w:pPr>
     <w:rPr>
-      <w:rFonts w:asciiTheme="majorHAnsi" w:cstheme="majorBidi" w:eastAsiaTheme="majorEastAsia" w:hAnsiTheme="majorHAnsi"/>
+      <w:rFonts w:asciiTheme="majorHAnsi" w:cstheme="majorBidi" w:hAnsiTheme="majorHAnsi" w:eastAsia="黑体"/>
       <w:color w:themeColor="text1" w:val="000000"/>
     </w:rPr>
     <w:tblPr>
@@ -10644,6 +11176,7 @@
     </w:tcPr>
     <w:tblStylePr w:type="firstRow">
       <w:rPr>
+        <w:rFonts w:eastAsia="黑体"/>
         <w:b/>
         <w:bCs/>
         <w:color w:themeColor="text1" w:val="000000"/>
@@ -10655,6 +11188,7 @@
     </w:tblStylePr>
     <w:tblStylePr w:type="lastRow">
       <w:rPr>
+        <w:rFonts w:eastAsia="黑体"/>
         <w:b/>
         <w:bCs/>
         <w:color w:themeColor="text1" w:val="000000"/>
@@ -10674,6 +11208,7 @@
     </w:tblStylePr>
     <w:tblStylePr w:type="firstCol">
       <w:rPr>
+        <w:rFonts w:eastAsia="黑体"/>
         <w:b/>
         <w:bCs/>
         <w:color w:themeColor="text1" w:val="000000"/>
@@ -10693,6 +11228,7 @@
     </w:tblStylePr>
     <w:tblStylePr w:type="lastCol">
       <w:rPr>
+        <w:rFonts w:eastAsia="黑体"/>
         <w:b w:val="0"/>
         <w:bCs w:val="0"/>
         <w:color w:themeColor="text1" w:val="000000"/>
@@ -10742,7 +11278,7 @@
       <w:spacing w:after="0" w:line="240" w:lineRule="auto"/>
     </w:pPr>
     <w:rPr>
-      <w:rFonts w:asciiTheme="majorHAnsi" w:cstheme="majorBidi" w:eastAsiaTheme="majorEastAsia" w:hAnsiTheme="majorHAnsi"/>
+      <w:rFonts w:asciiTheme="majorHAnsi" w:cstheme="majorBidi" w:hAnsiTheme="majorHAnsi" w:eastAsia="黑体"/>
       <w:color w:themeColor="text1" w:val="000000"/>
     </w:rPr>
     <w:tblPr>
@@ -10769,6 +11305,7 @@
     </w:tcPr>
     <w:tblStylePr w:type="firstRow">
       <w:rPr>
+        <w:rFonts w:eastAsia="黑体"/>
         <w:b/>
         <w:bCs/>
         <w:color w:themeColor="text1" w:val="000000"/>
@@ -10780,6 +11317,7 @@
     </w:tblStylePr>
     <w:tblStylePr w:type="lastRow">
       <w:rPr>
+        <w:rFonts w:eastAsia="黑体"/>
         <w:b/>
         <w:bCs/>
         <w:color w:themeColor="text1" w:val="000000"/>
@@ -10799,6 +11337,7 @@
     </w:tblStylePr>
     <w:tblStylePr w:type="firstCol">
       <w:rPr>
+        <w:rFonts w:eastAsia="黑体"/>
         <w:b/>
         <w:bCs/>
         <w:color w:themeColor="text1" w:val="000000"/>
@@ -10818,6 +11357,7 @@
     </w:tblStylePr>
     <w:tblStylePr w:type="lastCol">
       <w:rPr>
+        <w:rFonts w:eastAsia="黑体"/>
         <w:b w:val="0"/>
         <w:bCs w:val="0"/>
         <w:color w:themeColor="text1" w:val="000000"/>
@@ -10867,7 +11407,7 @@
       <w:spacing w:after="0" w:line="240" w:lineRule="auto"/>
     </w:pPr>
     <w:rPr>
-      <w:rFonts w:asciiTheme="majorHAnsi" w:cstheme="majorBidi" w:eastAsiaTheme="majorEastAsia" w:hAnsiTheme="majorHAnsi"/>
+      <w:rFonts w:asciiTheme="majorHAnsi" w:cstheme="majorBidi" w:hAnsiTheme="majorHAnsi" w:eastAsia="黑体"/>
       <w:color w:themeColor="text1" w:val="000000"/>
     </w:rPr>
     <w:tblPr>
@@ -10894,6 +11434,7 @@
     </w:tcPr>
     <w:tblStylePr w:type="firstRow">
       <w:rPr>
+        <w:rFonts w:eastAsia="黑体"/>
         <w:b/>
         <w:bCs/>
         <w:color w:themeColor="text1" w:val="000000"/>
@@ -10905,6 +11446,7 @@
     </w:tblStylePr>
     <w:tblStylePr w:type="lastRow">
       <w:rPr>
+        <w:rFonts w:eastAsia="黑体"/>
         <w:b/>
         <w:bCs/>
         <w:color w:themeColor="text1" w:val="000000"/>
@@ -10924,6 +11466,7 @@
     </w:tblStylePr>
     <w:tblStylePr w:type="firstCol">
       <w:rPr>
+        <w:rFonts w:eastAsia="黑体"/>
         <w:b/>
         <w:bCs/>
         <w:color w:themeColor="text1" w:val="000000"/>
@@ -10943,6 +11486,7 @@
     </w:tblStylePr>
     <w:tblStylePr w:type="lastCol">
       <w:rPr>
+        <w:rFonts w:eastAsia="黑体"/>
         <w:b w:val="0"/>
         <w:bCs w:val="0"/>
         <w:color w:themeColor="text1" w:val="000000"/>
@@ -11015,6 +11559,7 @@
     </w:tcPr>
     <w:tblStylePr w:type="firstRow">
       <w:rPr>
+        <w:rFonts w:eastAsia="黑体"/>
         <w:b/>
         <w:bCs/>
         <w:i w:val="0"/>
@@ -11036,6 +11581,7 @@
     </w:tblStylePr>
     <w:tblStylePr w:type="lastRow">
       <w:rPr>
+        <w:rFonts w:eastAsia="黑体"/>
         <w:b/>
         <w:bCs/>
         <w:i w:val="0"/>
@@ -11057,6 +11603,7 @@
     </w:tblStylePr>
     <w:tblStylePr w:type="firstCol">
       <w:rPr>
+        <w:rFonts w:eastAsia="黑体"/>
         <w:b/>
         <w:bCs/>
         <w:i w:val="0"/>
@@ -11076,6 +11623,7 @@
     </w:tblStylePr>
     <w:tblStylePr w:type="lastCol">
       <w:rPr>
+        <w:rFonts w:eastAsia="黑体"/>
         <w:b/>
         <w:bCs/>
         <w:i w:val="0"/>
@@ -11156,6 +11704,7 @@
     </w:tcPr>
     <w:tblStylePr w:type="firstRow">
       <w:rPr>
+        <w:rFonts w:eastAsia="黑体"/>
         <w:b/>
         <w:bCs/>
         <w:i w:val="0"/>
@@ -11177,6 +11726,7 @@
     </w:tblStylePr>
     <w:tblStylePr w:type="lastRow">
       <w:rPr>
+        <w:rFonts w:eastAsia="黑体"/>
         <w:b/>
         <w:bCs/>
         <w:i w:val="0"/>
@@ -11198,6 +11748,7 @@
     </w:tblStylePr>
     <w:tblStylePr w:type="firstCol">
       <w:rPr>
+        <w:rFonts w:eastAsia="黑体"/>
         <w:b/>
         <w:bCs/>
         <w:i w:val="0"/>
@@ -11217,6 +11768,7 @@
     </w:tblStylePr>
     <w:tblStylePr w:type="lastCol">
       <w:rPr>
+        <w:rFonts w:eastAsia="黑体"/>
         <w:b/>
         <w:bCs/>
         <w:i w:val="0"/>
@@ -11297,6 +11849,7 @@
     </w:tcPr>
     <w:tblStylePr w:type="firstRow">
       <w:rPr>
+        <w:rFonts w:eastAsia="黑体"/>
         <w:b/>
         <w:bCs/>
         <w:i w:val="0"/>
@@ -11318,6 +11871,7 @@
     </w:tblStylePr>
     <w:tblStylePr w:type="lastRow">
       <w:rPr>
+        <w:rFonts w:eastAsia="黑体"/>
         <w:b/>
         <w:bCs/>
         <w:i w:val="0"/>
@@ -11339,6 +11893,7 @@
     </w:tblStylePr>
     <w:tblStylePr w:type="firstCol">
       <w:rPr>
+        <w:rFonts w:eastAsia="黑体"/>
         <w:b/>
         <w:bCs/>
         <w:i w:val="0"/>
@@ -11358,6 +11913,7 @@
     </w:tblStylePr>
     <w:tblStylePr w:type="lastCol">
       <w:rPr>
+        <w:rFonts w:eastAsia="黑体"/>
         <w:b/>
         <w:bCs/>
         <w:i w:val="0"/>
@@ -11438,6 +11994,7 @@
     </w:tcPr>
     <w:tblStylePr w:type="firstRow">
       <w:rPr>
+        <w:rFonts w:eastAsia="黑体"/>
         <w:b/>
         <w:bCs/>
         <w:i w:val="0"/>
@@ -11459,6 +12016,7 @@
     </w:tblStylePr>
     <w:tblStylePr w:type="lastRow">
       <w:rPr>
+        <w:rFonts w:eastAsia="黑体"/>
         <w:b/>
         <w:bCs/>
         <w:i w:val="0"/>
@@ -11480,6 +12038,7 @@
     </w:tblStylePr>
     <w:tblStylePr w:type="firstCol">
       <w:rPr>
+        <w:rFonts w:eastAsia="黑体"/>
         <w:b/>
         <w:bCs/>
         <w:i w:val="0"/>
@@ -11499,6 +12058,7 @@
     </w:tblStylePr>
     <w:tblStylePr w:type="lastCol">
       <w:rPr>
+        <w:rFonts w:eastAsia="黑体"/>
         <w:b/>
         <w:bCs/>
         <w:i w:val="0"/>
@@ -11579,6 +12139,7 @@
     </w:tcPr>
     <w:tblStylePr w:type="firstRow">
       <w:rPr>
+        <w:rFonts w:eastAsia="黑体"/>
         <w:b/>
         <w:bCs/>
         <w:i w:val="0"/>
@@ -11600,6 +12161,7 @@
     </w:tblStylePr>
     <w:tblStylePr w:type="lastRow">
       <w:rPr>
+        <w:rFonts w:eastAsia="黑体"/>
         <w:b/>
         <w:bCs/>
         <w:i w:val="0"/>
@@ -11621,6 +12183,7 @@
     </w:tblStylePr>
     <w:tblStylePr w:type="firstCol">
       <w:rPr>
+        <w:rFonts w:eastAsia="黑体"/>
         <w:b/>
         <w:bCs/>
         <w:i w:val="0"/>
@@ -11640,6 +12203,7 @@
     </w:tblStylePr>
     <w:tblStylePr w:type="lastCol">
       <w:rPr>
+        <w:rFonts w:eastAsia="黑体"/>
         <w:b/>
         <w:bCs/>
         <w:i w:val="0"/>
@@ -11720,6 +12284,7 @@
     </w:tcPr>
     <w:tblStylePr w:type="firstRow">
       <w:rPr>
+        <w:rFonts w:eastAsia="黑体"/>
         <w:b/>
         <w:bCs/>
         <w:i w:val="0"/>
@@ -11741,6 +12306,7 @@
     </w:tblStylePr>
     <w:tblStylePr w:type="lastRow">
       <w:rPr>
+        <w:rFonts w:eastAsia="黑体"/>
         <w:b/>
         <w:bCs/>
         <w:i w:val="0"/>
@@ -11762,6 +12328,7 @@
     </w:tblStylePr>
     <w:tblStylePr w:type="firstCol">
       <w:rPr>
+        <w:rFonts w:eastAsia="黑体"/>
         <w:b/>
         <w:bCs/>
         <w:i w:val="0"/>
@@ -11781,6 +12348,7 @@
     </w:tblStylePr>
     <w:tblStylePr w:type="lastCol">
       <w:rPr>
+        <w:rFonts w:eastAsia="黑体"/>
         <w:b/>
         <w:bCs/>
         <w:i w:val="0"/>
@@ -11861,6 +12429,7 @@
     </w:tcPr>
     <w:tblStylePr w:type="firstRow">
       <w:rPr>
+        <w:rFonts w:eastAsia="黑体"/>
         <w:b/>
         <w:bCs/>
         <w:i w:val="0"/>
@@ -11882,6 +12451,7 @@
     </w:tblStylePr>
     <w:tblStylePr w:type="lastRow">
       <w:rPr>
+        <w:rFonts w:eastAsia="黑体"/>
         <w:b/>
         <w:bCs/>
         <w:i w:val="0"/>
@@ -11903,6 +12473,7 @@
     </w:tblStylePr>
     <w:tblStylePr w:type="firstCol">
       <w:rPr>
+        <w:rFonts w:eastAsia="黑体"/>
         <w:b/>
         <w:bCs/>
         <w:i w:val="0"/>
@@ -11922,6 +12493,7 @@
     </w:tblStylePr>
     <w:tblStylePr w:type="lastCol">
       <w:rPr>
+        <w:rFonts w:eastAsia="黑体"/>
         <w:b/>
         <w:bCs/>
         <w:i w:val="0"/>
@@ -11979,6 +12551,7 @@
       <w:spacing w:after="0" w:line="240" w:lineRule="auto"/>
     </w:pPr>
     <w:rPr>
+      <w:rFonts w:eastAsia="黑体"/>
       <w:color w:themeColor="background1" w:val="FFFFFF"/>
     </w:rPr>
     <w:tblPr>
@@ -11997,6 +12570,7 @@
     </w:tcPr>
     <w:tblStylePr w:type="firstRow">
       <w:rPr>
+        <w:rFonts w:eastAsia="黑体"/>
         <w:b/>
         <w:bCs/>
       </w:rPr>
@@ -12093,6 +12667,7 @@
       <w:spacing w:after="0" w:line="240" w:lineRule="auto"/>
     </w:pPr>
     <w:rPr>
+      <w:rFonts w:eastAsia="黑体"/>
       <w:color w:themeColor="background1" w:val="FFFFFF"/>
     </w:rPr>
     <w:tblPr>
@@ -12111,6 +12686,7 @@
     </w:tcPr>
     <w:tblStylePr w:type="firstRow">
       <w:rPr>
+        <w:rFonts w:eastAsia="黑体"/>
         <w:b/>
         <w:bCs/>
       </w:rPr>
@@ -12207,6 +12783,7 @@
       <w:spacing w:after="0" w:line="240" w:lineRule="auto"/>
     </w:pPr>
     <w:rPr>
+      <w:rFonts w:eastAsia="黑体"/>
       <w:color w:themeColor="background1" w:val="FFFFFF"/>
     </w:rPr>
     <w:tblPr>
@@ -12225,6 +12802,7 @@
     </w:tcPr>
     <w:tblStylePr w:type="firstRow">
       <w:rPr>
+        <w:rFonts w:eastAsia="黑体"/>
         <w:b/>
         <w:bCs/>
       </w:rPr>
@@ -12321,6 +12899,7 @@
       <w:spacing w:after="0" w:line="240" w:lineRule="auto"/>
     </w:pPr>
     <w:rPr>
+      <w:rFonts w:eastAsia="黑体"/>
       <w:color w:themeColor="background1" w:val="FFFFFF"/>
     </w:rPr>
     <w:tblPr>
@@ -12339,6 +12918,7 @@
     </w:tcPr>
     <w:tblStylePr w:type="firstRow">
       <w:rPr>
+        <w:rFonts w:eastAsia="黑体"/>
         <w:b/>
         <w:bCs/>
       </w:rPr>
@@ -12435,6 +13015,7 @@
       <w:spacing w:after="0" w:line="240" w:lineRule="auto"/>
     </w:pPr>
     <w:rPr>
+      <w:rFonts w:eastAsia="黑体"/>
       <w:color w:themeColor="background1" w:val="FFFFFF"/>
     </w:rPr>
     <w:tblPr>
@@ -12453,6 +13034,7 @@
     </w:tcPr>
     <w:tblStylePr w:type="firstRow">
       <w:rPr>
+        <w:rFonts w:eastAsia="黑体"/>
         <w:b/>
         <w:bCs/>
       </w:rPr>
@@ -12549,6 +13131,7 @@
       <w:spacing w:after="0" w:line="240" w:lineRule="auto"/>
     </w:pPr>
     <w:rPr>
+      <w:rFonts w:eastAsia="黑体"/>
       <w:color w:themeColor="background1" w:val="FFFFFF"/>
     </w:rPr>
     <w:tblPr>
@@ -12567,6 +13150,7 @@
     </w:tcPr>
     <w:tblStylePr w:type="firstRow">
       <w:rPr>
+        <w:rFonts w:eastAsia="黑体"/>
         <w:b/>
         <w:bCs/>
       </w:rPr>
@@ -12663,6 +13247,7 @@
       <w:spacing w:after="0" w:line="240" w:lineRule="auto"/>
     </w:pPr>
     <w:rPr>
+      <w:rFonts w:eastAsia="黑体"/>
       <w:color w:themeColor="background1" w:val="FFFFFF"/>
     </w:rPr>
     <w:tblPr>
@@ -12681,6 +13266,7 @@
     </w:tcPr>
     <w:tblStylePr w:type="firstRow">
       <w:rPr>
+        <w:rFonts w:eastAsia="黑体"/>
         <w:b/>
         <w:bCs/>
       </w:rPr>
@@ -12777,6 +13363,7 @@
       <w:spacing w:after="0" w:line="240" w:lineRule="auto"/>
     </w:pPr>
     <w:rPr>
+      <w:rFonts w:eastAsia="黑体"/>
       <w:color w:themeColor="text1" w:val="000000"/>
     </w:rPr>
     <w:tblPr>
@@ -12803,6 +13390,7 @@
     </w:tcPr>
     <w:tblStylePr w:type="firstRow">
       <w:rPr>
+        <w:rFonts w:eastAsia="黑体"/>
         <w:b/>
         <w:bCs/>
       </w:rPr>
@@ -12821,6 +13409,7 @@
     </w:tblStylePr>
     <w:tblStylePr w:type="lastRow">
       <w:rPr>
+        <w:rFonts w:eastAsia="黑体"/>
         <w:b/>
         <w:bCs/>
         <w:color w:themeColor="background1" w:val="FFFFFF"/>
@@ -12835,6 +13424,7 @@
     </w:tblStylePr>
     <w:tblStylePr w:type="firstCol">
       <w:rPr>
+        <w:rFonts w:eastAsia="黑体"/>
         <w:color w:themeColor="background1" w:val="FFFFFF"/>
       </w:rPr>
       <w:tblPr/>
@@ -12852,6 +13442,7 @@
     </w:tblStylePr>
     <w:tblStylePr w:type="lastCol">
       <w:rPr>
+        <w:rFonts w:eastAsia="黑体"/>
         <w:color w:themeColor="background1" w:val="FFFFFF"/>
       </w:rPr>
       <w:tblPr/>
@@ -12881,11 +13472,13 @@
     </w:tblStylePr>
     <w:tblStylePr w:type="neCell">
       <w:rPr>
+        <w:rFonts w:eastAsia="黑体"/>
         <w:color w:themeColor="text1" w:val="000000"/>
       </w:rPr>
     </w:tblStylePr>
     <w:tblStylePr w:type="nwCell">
       <w:rPr>
+        <w:rFonts w:eastAsia="黑体"/>
         <w:color w:themeColor="text1" w:val="000000"/>
       </w:rPr>
     </w:tblStylePr>
@@ -12899,6 +13492,7 @@
       <w:spacing w:after="0" w:line="240" w:lineRule="auto"/>
     </w:pPr>
     <w:rPr>
+      <w:rFonts w:eastAsia="黑体"/>
       <w:color w:themeColor="text1" w:val="000000"/>
     </w:rPr>
     <w:tblPr>
@@ -12925,6 +13519,7 @@
     </w:tcPr>
     <w:tblStylePr w:type="firstRow">
       <w:rPr>
+        <w:rFonts w:eastAsia="黑体"/>
         <w:b/>
         <w:bCs/>
       </w:rPr>
@@ -12943,6 +13538,7 @@
     </w:tblStylePr>
     <w:tblStylePr w:type="lastRow">
       <w:rPr>
+        <w:rFonts w:eastAsia="黑体"/>
         <w:b/>
         <w:bCs/>
         <w:color w:themeColor="background1" w:val="FFFFFF"/>
@@ -12957,6 +13553,7 @@
     </w:tblStylePr>
     <w:tblStylePr w:type="firstCol">
       <w:rPr>
+        <w:rFonts w:eastAsia="黑体"/>
         <w:color w:themeColor="background1" w:val="FFFFFF"/>
       </w:rPr>
       <w:tblPr/>
@@ -12974,6 +13571,7 @@
     </w:tblStylePr>
     <w:tblStylePr w:type="lastCol">
       <w:rPr>
+        <w:rFonts w:eastAsia="黑体"/>
         <w:color w:themeColor="background1" w:val="FFFFFF"/>
       </w:rPr>
       <w:tblPr/>
@@ -13003,11 +13601,13 @@
     </w:tblStylePr>
     <w:tblStylePr w:type="neCell">
       <w:rPr>
+        <w:rFonts w:eastAsia="黑体"/>
         <w:color w:themeColor="text1" w:val="000000"/>
       </w:rPr>
     </w:tblStylePr>
     <w:tblStylePr w:type="nwCell">
       <w:rPr>
+        <w:rFonts w:eastAsia="黑体"/>
         <w:color w:themeColor="text1" w:val="000000"/>
       </w:rPr>
     </w:tblStylePr>
@@ -13021,6 +13621,7 @@
       <w:spacing w:after="0" w:line="240" w:lineRule="auto"/>
     </w:pPr>
     <w:rPr>
+      <w:rFonts w:eastAsia="黑体"/>
       <w:color w:themeColor="text1" w:val="000000"/>
     </w:rPr>
     <w:tblPr>
@@ -13047,6 +13648,7 @@
     </w:tcPr>
     <w:tblStylePr w:type="firstRow">
       <w:rPr>
+        <w:rFonts w:eastAsia="黑体"/>
         <w:b/>
         <w:bCs/>
       </w:rPr>
@@ -13065,6 +13667,7 @@
     </w:tblStylePr>
     <w:tblStylePr w:type="lastRow">
       <w:rPr>
+        <w:rFonts w:eastAsia="黑体"/>
         <w:b/>
         <w:bCs/>
         <w:color w:themeColor="background1" w:val="FFFFFF"/>
@@ -13079,6 +13682,7 @@
     </w:tblStylePr>
     <w:tblStylePr w:type="firstCol">
       <w:rPr>
+        <w:rFonts w:eastAsia="黑体"/>
         <w:color w:themeColor="background1" w:val="FFFFFF"/>
       </w:rPr>
       <w:tblPr/>
@@ -13096,6 +13700,7 @@
     </w:tblStylePr>
     <w:tblStylePr w:type="lastCol">
       <w:rPr>
+        <w:rFonts w:eastAsia="黑体"/>
         <w:color w:themeColor="background1" w:val="FFFFFF"/>
       </w:rPr>
       <w:tblPr/>
@@ -13125,11 +13730,13 @@
     </w:tblStylePr>
     <w:tblStylePr w:type="neCell">
       <w:rPr>
+        <w:rFonts w:eastAsia="黑体"/>
         <w:color w:themeColor="text1" w:val="000000"/>
       </w:rPr>
     </w:tblStylePr>
     <w:tblStylePr w:type="nwCell">
       <w:rPr>
+        <w:rFonts w:eastAsia="黑体"/>
         <w:color w:themeColor="text1" w:val="000000"/>
       </w:rPr>
     </w:tblStylePr>
@@ -13143,6 +13750,7 @@
       <w:spacing w:after="0" w:line="240" w:lineRule="auto"/>
     </w:pPr>
     <w:rPr>
+      <w:rFonts w:eastAsia="黑体"/>
       <w:color w:themeColor="text1" w:val="000000"/>
     </w:rPr>
     <w:tblPr>
@@ -13169,6 +13777,7 @@
     </w:tcPr>
     <w:tblStylePr w:type="firstRow">
       <w:rPr>
+        <w:rFonts w:eastAsia="黑体"/>
         <w:b/>
         <w:bCs/>
       </w:rPr>
@@ -13187,6 +13796,7 @@
     </w:tblStylePr>
     <w:tblStylePr w:type="lastRow">
       <w:rPr>
+        <w:rFonts w:eastAsia="黑体"/>
         <w:b/>
         <w:bCs/>
         <w:color w:themeColor="background1" w:val="FFFFFF"/>
@@ -13201,6 +13811,7 @@
     </w:tblStylePr>
     <w:tblStylePr w:type="firstCol">
       <w:rPr>
+        <w:rFonts w:eastAsia="黑体"/>
         <w:color w:themeColor="background1" w:val="FFFFFF"/>
       </w:rPr>
       <w:tblPr/>
@@ -13218,6 +13829,7 @@
     </w:tblStylePr>
     <w:tblStylePr w:type="lastCol">
       <w:rPr>
+        <w:rFonts w:eastAsia="黑体"/>
         <w:color w:themeColor="background1" w:val="FFFFFF"/>
       </w:rPr>
       <w:tblPr/>
@@ -13255,6 +13867,7 @@
       <w:spacing w:after="0" w:line="240" w:lineRule="auto"/>
     </w:pPr>
     <w:rPr>
+      <w:rFonts w:eastAsia="黑体"/>
       <w:color w:themeColor="text1" w:val="000000"/>
     </w:rPr>
     <w:tblPr>
@@ -13281,6 +13894,7 @@
     </w:tcPr>
     <w:tblStylePr w:type="firstRow">
       <w:rPr>
+        <w:rFonts w:eastAsia="黑体"/>
         <w:b/>
         <w:bCs/>
       </w:rPr>
@@ -13299,6 +13913,7 @@
     </w:tblStylePr>
     <w:tblStylePr w:type="lastRow">
       <w:rPr>
+        <w:rFonts w:eastAsia="黑体"/>
         <w:b/>
         <w:bCs/>
         <w:color w:themeColor="background1" w:val="FFFFFF"/>
@@ -13313,6 +13928,7 @@
     </w:tblStylePr>
     <w:tblStylePr w:type="firstCol">
       <w:rPr>
+        <w:rFonts w:eastAsia="黑体"/>
         <w:color w:themeColor="background1" w:val="FFFFFF"/>
       </w:rPr>
       <w:tblPr/>
@@ -13330,6 +13946,7 @@
     </w:tblStylePr>
     <w:tblStylePr w:type="lastCol">
       <w:rPr>
+        <w:rFonts w:eastAsia="黑体"/>
         <w:color w:themeColor="background1" w:val="FFFFFF"/>
       </w:rPr>
       <w:tblPr/>
@@ -13359,11 +13976,13 @@
     </w:tblStylePr>
     <w:tblStylePr w:type="neCell">
       <w:rPr>
+        <w:rFonts w:eastAsia="黑体"/>
         <w:color w:themeColor="text1" w:val="000000"/>
       </w:rPr>
     </w:tblStylePr>
     <w:tblStylePr w:type="nwCell">
       <w:rPr>
+        <w:rFonts w:eastAsia="黑体"/>
         <w:color w:themeColor="text1" w:val="000000"/>
       </w:rPr>
     </w:tblStylePr>
@@ -13377,6 +13996,7 @@
       <w:spacing w:after="0" w:line="240" w:lineRule="auto"/>
     </w:pPr>
     <w:rPr>
+      <w:rFonts w:eastAsia="黑体"/>
       <w:color w:themeColor="text1" w:val="000000"/>
     </w:rPr>
     <w:tblPr>
@@ -13403,6 +14023,7 @@
     </w:tcPr>
     <w:tblStylePr w:type="firstRow">
       <w:rPr>
+        <w:rFonts w:eastAsia="黑体"/>
         <w:b/>
         <w:bCs/>
       </w:rPr>
@@ -13421,6 +14042,7 @@
     </w:tblStylePr>
     <w:tblStylePr w:type="lastRow">
       <w:rPr>
+        <w:rFonts w:eastAsia="黑体"/>
         <w:b/>
         <w:bCs/>
         <w:color w:themeColor="background1" w:val="FFFFFF"/>
@@ -13435,6 +14057,7 @@
     </w:tblStylePr>
     <w:tblStylePr w:type="firstCol">
       <w:rPr>
+        <w:rFonts w:eastAsia="黑体"/>
         <w:color w:themeColor="background1" w:val="FFFFFF"/>
       </w:rPr>
       <w:tblPr/>
@@ -13452,6 +14075,7 @@
     </w:tblStylePr>
     <w:tblStylePr w:type="lastCol">
       <w:rPr>
+        <w:rFonts w:eastAsia="黑体"/>
         <w:color w:themeColor="background1" w:val="FFFFFF"/>
       </w:rPr>
       <w:tblPr/>
@@ -13481,11 +14105,13 @@
     </w:tblStylePr>
     <w:tblStylePr w:type="neCell">
       <w:rPr>
+        <w:rFonts w:eastAsia="黑体"/>
         <w:color w:themeColor="text1" w:val="000000"/>
       </w:rPr>
     </w:tblStylePr>
     <w:tblStylePr w:type="nwCell">
       <w:rPr>
+        <w:rFonts w:eastAsia="黑体"/>
         <w:color w:themeColor="text1" w:val="000000"/>
       </w:rPr>
     </w:tblStylePr>
@@ -13499,6 +14125,7 @@
       <w:spacing w:after="0" w:line="240" w:lineRule="auto"/>
     </w:pPr>
     <w:rPr>
+      <w:rFonts w:eastAsia="黑体"/>
       <w:color w:themeColor="text1" w:val="000000"/>
     </w:rPr>
     <w:tblPr>
@@ -13525,6 +14152,7 @@
     </w:tcPr>
     <w:tblStylePr w:type="firstRow">
       <w:rPr>
+        <w:rFonts w:eastAsia="黑体"/>
         <w:b/>
         <w:bCs/>
       </w:rPr>
@@ -13543,6 +14171,7 @@
     </w:tblStylePr>
     <w:tblStylePr w:type="lastRow">
       <w:rPr>
+        <w:rFonts w:eastAsia="黑体"/>
         <w:b/>
         <w:bCs/>
         <w:color w:themeColor="background1" w:val="FFFFFF"/>
@@ -13557,6 +14186,7 @@
     </w:tblStylePr>
     <w:tblStylePr w:type="firstCol">
       <w:rPr>
+        <w:rFonts w:eastAsia="黑体"/>
         <w:color w:themeColor="background1" w:val="FFFFFF"/>
       </w:rPr>
       <w:tblPr/>
@@ -13574,6 +14204,7 @@
     </w:tblStylePr>
     <w:tblStylePr w:type="lastCol">
       <w:rPr>
+        <w:rFonts w:eastAsia="黑体"/>
         <w:color w:themeColor="background1" w:val="FFFFFF"/>
       </w:rPr>
       <w:tblPr/>
@@ -13603,11 +14234,13 @@
     </w:tblStylePr>
     <w:tblStylePr w:type="neCell">
       <w:rPr>
+        <w:rFonts w:eastAsia="黑体"/>
         <w:color w:themeColor="text1" w:val="000000"/>
       </w:rPr>
     </w:tblStylePr>
     <w:tblStylePr w:type="nwCell">
       <w:rPr>
+        <w:rFonts w:eastAsia="黑体"/>
         <w:color w:themeColor="text1" w:val="000000"/>
       </w:rPr>
     </w:tblStylePr>
@@ -13621,6 +14254,7 @@
       <w:spacing w:after="0" w:line="240" w:lineRule="auto"/>
     </w:pPr>
     <w:rPr>
+      <w:rFonts w:eastAsia="黑体"/>
       <w:color w:themeColor="text1" w:val="000000"/>
     </w:rPr>
     <w:tblPr>
@@ -13639,6 +14273,7 @@
     </w:tcPr>
     <w:tblStylePr w:type="firstRow">
       <w:rPr>
+        <w:rFonts w:eastAsia="黑体"/>
         <w:b/>
         <w:bCs/>
         <w:color w:themeColor="background1" w:val="FFFFFF"/>
@@ -13653,6 +14288,7 @@
     </w:tblStylePr>
     <w:tblStylePr w:type="lastRow">
       <w:rPr>
+        <w:rFonts w:eastAsia="黑体"/>
         <w:b/>
         <w:bCs/>
         <w:color w:themeColor="accent2" w:themeShade="CC" w:val="9E3A38"/>
@@ -13667,12 +14303,14 @@
     </w:tblStylePr>
     <w:tblStylePr w:type="firstCol">
       <w:rPr>
+        <w:rFonts w:eastAsia="黑体"/>
         <w:b/>
         <w:bCs/>
       </w:rPr>
     </w:tblStylePr>
     <w:tblStylePr w:type="lastCol">
       <w:rPr>
+        <w:rFonts w:eastAsia="黑体"/>
         <w:b/>
         <w:bCs/>
       </w:rPr>
@@ -13707,6 +14345,7 @@
       <w:spacing w:after="0" w:line="240" w:lineRule="auto"/>
     </w:pPr>
     <w:rPr>
+      <w:rFonts w:eastAsia="黑体"/>
       <w:color w:themeColor="text1" w:val="000000"/>
     </w:rPr>
     <w:tblPr>
@@ -13725,6 +14364,7 @@
     </w:tcPr>
     <w:tblStylePr w:type="firstRow">
       <w:rPr>
+        <w:rFonts w:eastAsia="黑体"/>
         <w:b/>
         <w:bCs/>
         <w:color w:themeColor="background1" w:val="FFFFFF"/>
@@ -13739,6 +14379,7 @@
     </w:tblStylePr>
     <w:tblStylePr w:type="lastRow">
       <w:rPr>
+        <w:rFonts w:eastAsia="黑体"/>
         <w:b/>
         <w:bCs/>
         <w:color w:themeColor="accent2" w:themeShade="CC" w:val="9E3A38"/>
@@ -13753,12 +14394,14 @@
     </w:tblStylePr>
     <w:tblStylePr w:type="firstCol">
       <w:rPr>
+        <w:rFonts w:eastAsia="黑体"/>
         <w:b/>
         <w:bCs/>
       </w:rPr>
     </w:tblStylePr>
     <w:tblStylePr w:type="lastCol">
       <w:rPr>
+        <w:rFonts w:eastAsia="黑体"/>
         <w:b/>
         <w:bCs/>
       </w:rPr>
@@ -13793,6 +14436,7 @@
       <w:spacing w:after="0" w:line="240" w:lineRule="auto"/>
     </w:pPr>
     <w:rPr>
+      <w:rFonts w:eastAsia="黑体"/>
       <w:color w:themeColor="text1" w:val="000000"/>
     </w:rPr>
     <w:tblPr>
@@ -13811,6 +14455,7 @@
     </w:tcPr>
     <w:tblStylePr w:type="firstRow">
       <w:rPr>
+        <w:rFonts w:eastAsia="黑体"/>
         <w:b/>
         <w:bCs/>
         <w:color w:themeColor="background1" w:val="FFFFFF"/>
@@ -13825,6 +14470,7 @@
     </w:tblStylePr>
     <w:tblStylePr w:type="lastRow">
       <w:rPr>
+        <w:rFonts w:eastAsia="黑体"/>
         <w:b/>
         <w:bCs/>
         <w:color w:themeColor="accent2" w:themeShade="CC" w:val="9E3A38"/>
@@ -13839,12 +14485,14 @@
     </w:tblStylePr>
     <w:tblStylePr w:type="firstCol">
       <w:rPr>
+        <w:rFonts w:eastAsia="黑体"/>
         <w:b/>
         <w:bCs/>
       </w:rPr>
     </w:tblStylePr>
     <w:tblStylePr w:type="lastCol">
       <w:rPr>
+        <w:rFonts w:eastAsia="黑体"/>
         <w:b/>
         <w:bCs/>
       </w:rPr>
@@ -13879,6 +14527,7 @@
       <w:spacing w:after="0" w:line="240" w:lineRule="auto"/>
     </w:pPr>
     <w:rPr>
+      <w:rFonts w:eastAsia="黑体"/>
       <w:color w:themeColor="text1" w:val="000000"/>
     </w:rPr>
     <w:tblPr>
@@ -13897,6 +14546,7 @@
     </w:tcPr>
     <w:tblStylePr w:type="firstRow">
       <w:rPr>
+        <w:rFonts w:eastAsia="黑体"/>
         <w:b/>
         <w:bCs/>
         <w:color w:themeColor="background1" w:val="FFFFFF"/>
@@ -13911,6 +14561,7 @@
     </w:tblStylePr>
     <w:tblStylePr w:type="lastRow">
       <w:rPr>
+        <w:rFonts w:eastAsia="黑体"/>
         <w:b/>
         <w:bCs/>
         <w:color w:themeColor="accent4" w:themeShade="CC" w:val="664E82"/>
@@ -13925,12 +14576,14 @@
     </w:tblStylePr>
     <w:tblStylePr w:type="firstCol">
       <w:rPr>
+        <w:rFonts w:eastAsia="黑体"/>
         <w:b/>
         <w:bCs/>
       </w:rPr>
     </w:tblStylePr>
     <w:tblStylePr w:type="lastCol">
       <w:rPr>
+        <w:rFonts w:eastAsia="黑体"/>
         <w:b/>
         <w:bCs/>
       </w:rPr>
@@ -13965,6 +14618,7 @@
       <w:spacing w:after="0" w:line="240" w:lineRule="auto"/>
     </w:pPr>
     <w:rPr>
+      <w:rFonts w:eastAsia="黑体"/>
       <w:color w:themeColor="text1" w:val="000000"/>
     </w:rPr>
     <w:tblPr>
@@ -13983,6 +14637,7 @@
     </w:tcPr>
     <w:tblStylePr w:type="firstRow">
       <w:rPr>
+        <w:rFonts w:eastAsia="黑体"/>
         <w:b/>
         <w:bCs/>
         <w:color w:themeColor="background1" w:val="FFFFFF"/>
@@ -13997,6 +14652,7 @@
     </w:tblStylePr>
     <w:tblStylePr w:type="lastRow">
       <w:rPr>
+        <w:rFonts w:eastAsia="黑体"/>
         <w:b/>
         <w:bCs/>
         <w:color w:themeColor="accent3" w:themeShade="CC" w:val="7E9C40"/>
@@ -14011,12 +14667,14 @@
     </w:tblStylePr>
     <w:tblStylePr w:type="firstCol">
       <w:rPr>
+        <w:rFonts w:eastAsia="黑体"/>
         <w:b/>
         <w:bCs/>
       </w:rPr>
     </w:tblStylePr>
     <w:tblStylePr w:type="lastCol">
       <w:rPr>
+        <w:rFonts w:eastAsia="黑体"/>
         <w:b/>
         <w:bCs/>
       </w:rPr>
@@ -14051,6 +14709,7 @@
       <w:spacing w:after="0" w:line="240" w:lineRule="auto"/>
     </w:pPr>
     <w:rPr>
+      <w:rFonts w:eastAsia="黑体"/>
       <w:color w:themeColor="text1" w:val="000000"/>
     </w:rPr>
     <w:tblPr>
@@ -14069,6 +14728,7 @@
     </w:tcPr>
     <w:tblStylePr w:type="firstRow">
       <w:rPr>
+        <w:rFonts w:eastAsia="黑体"/>
         <w:b/>
         <w:bCs/>
         <w:color w:themeColor="background1" w:val="FFFFFF"/>
@@ -14083,6 +14743,7 @@
     </w:tblStylePr>
     <w:tblStylePr w:type="lastRow">
       <w:rPr>
+        <w:rFonts w:eastAsia="黑体"/>
         <w:b/>
         <w:bCs/>
         <w:color w:themeColor="accent6" w:themeShade="CC" w:val="F2730A"/>
@@ -14097,12 +14758,14 @@
     </w:tblStylePr>
     <w:tblStylePr w:type="firstCol">
       <w:rPr>
+        <w:rFonts w:eastAsia="黑体"/>
         <w:b/>
         <w:bCs/>
       </w:rPr>
     </w:tblStylePr>
     <w:tblStylePr w:type="lastCol">
       <w:rPr>
+        <w:rFonts w:eastAsia="黑体"/>
         <w:b/>
         <w:bCs/>
       </w:rPr>
@@ -14137,6 +14800,7 @@
       <w:spacing w:after="0" w:line="240" w:lineRule="auto"/>
     </w:pPr>
     <w:rPr>
+      <w:rFonts w:eastAsia="黑体"/>
       <w:color w:themeColor="text1" w:val="000000"/>
     </w:rPr>
     <w:tblPr>
@@ -14155,6 +14819,7 @@
     </w:tcPr>
     <w:tblStylePr w:type="firstRow">
       <w:rPr>
+        <w:rFonts w:eastAsia="黑体"/>
         <w:b/>
         <w:bCs/>
         <w:color w:themeColor="background1" w:val="FFFFFF"/>
@@ -14169,6 +14834,7 @@
     </w:tblStylePr>
     <w:tblStylePr w:type="lastRow">
       <w:rPr>
+        <w:rFonts w:eastAsia="黑体"/>
         <w:b/>
         <w:bCs/>
         <w:color w:themeColor="accent5" w:themeShade="CC" w:val="348DA5"/>
@@ -14183,12 +14849,14 @@
     </w:tblStylePr>
     <w:tblStylePr w:type="firstCol">
       <w:rPr>
+        <w:rFonts w:eastAsia="黑体"/>
         <w:b/>
         <w:bCs/>
       </w:rPr>
     </w:tblStylePr>
     <w:tblStylePr w:type="lastCol">
       <w:rPr>
+        <w:rFonts w:eastAsia="黑体"/>
         <w:b/>
         <w:bCs/>
       </w:rPr>
@@ -14223,6 +14891,7 @@
       <w:spacing w:after="0" w:line="240" w:lineRule="auto"/>
     </w:pPr>
     <w:rPr>
+      <w:rFonts w:eastAsia="黑体"/>
       <w:color w:themeColor="text1" w:val="000000"/>
     </w:rPr>
     <w:tblPr>
@@ -14244,6 +14913,7 @@
     </w:tcPr>
     <w:tblStylePr w:type="firstRow">
       <w:rPr>
+        <w:rFonts w:eastAsia="黑体"/>
         <w:b/>
         <w:bCs/>
       </w:rPr>
@@ -14254,6 +14924,7 @@
     </w:tblStylePr>
     <w:tblStylePr w:type="lastRow">
       <w:rPr>
+        <w:rFonts w:eastAsia="黑体"/>
         <w:b/>
         <w:bCs/>
         <w:color w:themeColor="text1" w:val="000000"/>
@@ -14265,6 +14936,7 @@
     </w:tblStylePr>
     <w:tblStylePr w:type="firstCol">
       <w:rPr>
+        <w:rFonts w:eastAsia="黑体"/>
         <w:color w:themeColor="background1" w:val="FFFFFF"/>
       </w:rPr>
       <w:tblPr/>
@@ -14274,6 +14946,7 @@
     </w:tblStylePr>
     <w:tblStylePr w:type="lastCol">
       <w:rPr>
+        <w:rFonts w:eastAsia="黑体"/>
         <w:color w:themeColor="background1" w:val="FFFFFF"/>
       </w:rPr>
       <w:tblPr/>
@@ -14303,6 +14976,7 @@
       <w:spacing w:after="0" w:line="240" w:lineRule="auto"/>
     </w:pPr>
     <w:rPr>
+      <w:rFonts w:eastAsia="黑体"/>
       <w:color w:themeColor="text1" w:val="000000"/>
     </w:rPr>
     <w:tblPr>
@@ -14324,6 +14998,7 @@
     </w:tcPr>
     <w:tblStylePr w:type="firstRow">
       <w:rPr>
+        <w:rFonts w:eastAsia="黑体"/>
         <w:b/>
         <w:bCs/>
       </w:rPr>
@@ -14334,6 +15009,7 @@
     </w:tblStylePr>
     <w:tblStylePr w:type="lastRow">
       <w:rPr>
+        <w:rFonts w:eastAsia="黑体"/>
         <w:b/>
         <w:bCs/>
         <w:color w:themeColor="text1" w:val="000000"/>
@@ -14345,6 +15021,7 @@
     </w:tblStylePr>
     <w:tblStylePr w:type="firstCol">
       <w:rPr>
+        <w:rFonts w:eastAsia="黑体"/>
         <w:color w:themeColor="background1" w:val="FFFFFF"/>
       </w:rPr>
       <w:tblPr/>
@@ -14354,6 +15031,7 @@
     </w:tblStylePr>
     <w:tblStylePr w:type="lastCol">
       <w:rPr>
+        <w:rFonts w:eastAsia="黑体"/>
         <w:color w:themeColor="background1" w:val="FFFFFF"/>
       </w:rPr>
       <w:tblPr/>
@@ -14383,6 +15061,7 @@
       <w:spacing w:after="0" w:line="240" w:lineRule="auto"/>
     </w:pPr>
     <w:rPr>
+      <w:rFonts w:eastAsia="黑体"/>
       <w:color w:themeColor="text1" w:val="000000"/>
     </w:rPr>
     <w:tblPr>
@@ -14404,6 +15083,7 @@
     </w:tcPr>
     <w:tblStylePr w:type="firstRow">
       <w:rPr>
+        <w:rFonts w:eastAsia="黑体"/>
         <w:b/>
         <w:bCs/>
       </w:rPr>
@@ -14414,6 +15094,7 @@
     </w:tblStylePr>
     <w:tblStylePr w:type="lastRow">
       <w:rPr>
+        <w:rFonts w:eastAsia="黑体"/>
         <w:b/>
         <w:bCs/>
         <w:color w:themeColor="text1" w:val="000000"/>
@@ -14425,6 +15106,7 @@
     </w:tblStylePr>
     <w:tblStylePr w:type="firstCol">
       <w:rPr>
+        <w:rFonts w:eastAsia="黑体"/>
         <w:color w:themeColor="background1" w:val="FFFFFF"/>
       </w:rPr>
       <w:tblPr/>
@@ -14434,6 +15116,7 @@
     </w:tblStylePr>
     <w:tblStylePr w:type="lastCol">
       <w:rPr>
+        <w:rFonts w:eastAsia="黑体"/>
         <w:color w:themeColor="background1" w:val="FFFFFF"/>
       </w:rPr>
       <w:tblPr/>
@@ -14463,6 +15146,7 @@
       <w:spacing w:after="0" w:line="240" w:lineRule="auto"/>
     </w:pPr>
     <w:rPr>
+      <w:rFonts w:eastAsia="黑体"/>
       <w:color w:themeColor="text1" w:val="000000"/>
     </w:rPr>
     <w:tblPr>
@@ -14484,6 +15168,7 @@
     </w:tcPr>
     <w:tblStylePr w:type="firstRow">
       <w:rPr>
+        <w:rFonts w:eastAsia="黑体"/>
         <w:b/>
         <w:bCs/>
       </w:rPr>
@@ -14494,6 +15179,7 @@
     </w:tblStylePr>
     <w:tblStylePr w:type="lastRow">
       <w:rPr>
+        <w:rFonts w:eastAsia="黑体"/>
         <w:b/>
         <w:bCs/>
         <w:color w:themeColor="text1" w:val="000000"/>
@@ -14505,6 +15191,7 @@
     </w:tblStylePr>
     <w:tblStylePr w:type="firstCol">
       <w:rPr>
+        <w:rFonts w:eastAsia="黑体"/>
         <w:color w:themeColor="background1" w:val="FFFFFF"/>
       </w:rPr>
       <w:tblPr/>
@@ -14514,6 +15201,7 @@
     </w:tblStylePr>
     <w:tblStylePr w:type="lastCol">
       <w:rPr>
+        <w:rFonts w:eastAsia="黑体"/>
         <w:color w:themeColor="background1" w:val="FFFFFF"/>
       </w:rPr>
       <w:tblPr/>
@@ -14543,6 +15231,7 @@
       <w:spacing w:after="0" w:line="240" w:lineRule="auto"/>
     </w:pPr>
     <w:rPr>
+      <w:rFonts w:eastAsia="黑体"/>
       <w:color w:themeColor="text1" w:val="000000"/>
     </w:rPr>
     <w:tblPr>
@@ -14564,6 +15253,7 @@
     </w:tcPr>
     <w:tblStylePr w:type="firstRow">
       <w:rPr>
+        <w:rFonts w:eastAsia="黑体"/>
         <w:b/>
         <w:bCs/>
       </w:rPr>
@@ -14574,6 +15264,7 @@
     </w:tblStylePr>
     <w:tblStylePr w:type="lastRow">
       <w:rPr>
+        <w:rFonts w:eastAsia="黑体"/>
         <w:b/>
         <w:bCs/>
         <w:color w:themeColor="text1" w:val="000000"/>
@@ -14585,6 +15276,7 @@
     </w:tblStylePr>
     <w:tblStylePr w:type="firstCol">
       <w:rPr>
+        <w:rFonts w:eastAsia="黑体"/>
         <w:color w:themeColor="background1" w:val="FFFFFF"/>
       </w:rPr>
       <w:tblPr/>
@@ -14594,6 +15286,7 @@
     </w:tblStylePr>
     <w:tblStylePr w:type="lastCol">
       <w:rPr>
+        <w:rFonts w:eastAsia="黑体"/>
         <w:color w:themeColor="background1" w:val="FFFFFF"/>
       </w:rPr>
       <w:tblPr/>
@@ -14623,6 +15316,7 @@
       <w:spacing w:after="0" w:line="240" w:lineRule="auto"/>
     </w:pPr>
     <w:rPr>
+      <w:rFonts w:eastAsia="黑体"/>
       <w:color w:themeColor="text1" w:val="000000"/>
     </w:rPr>
     <w:tblPr>
@@ -14644,6 +15338,7 @@
     </w:tcPr>
     <w:tblStylePr w:type="firstRow">
       <w:rPr>
+        <w:rFonts w:eastAsia="黑体"/>
         <w:b/>
         <w:bCs/>
       </w:rPr>
@@ -14654,6 +15349,7 @@
     </w:tblStylePr>
     <w:tblStylePr w:type="lastRow">
       <w:rPr>
+        <w:rFonts w:eastAsia="黑体"/>
         <w:b/>
         <w:bCs/>
         <w:color w:themeColor="text1" w:val="000000"/>
@@ -14665,6 +15361,7 @@
     </w:tblStylePr>
     <w:tblStylePr w:type="firstCol">
       <w:rPr>
+        <w:rFonts w:eastAsia="黑体"/>
         <w:color w:themeColor="background1" w:val="FFFFFF"/>
       </w:rPr>
       <w:tblPr/>
@@ -14674,6 +15371,7 @@
     </w:tblStylePr>
     <w:tblStylePr w:type="lastCol">
       <w:rPr>
+        <w:rFonts w:eastAsia="黑体"/>
         <w:color w:themeColor="background1" w:val="FFFFFF"/>
       </w:rPr>
       <w:tblPr/>
@@ -14703,6 +15401,7 @@
       <w:spacing w:after="0" w:line="240" w:lineRule="auto"/>
     </w:pPr>
     <w:rPr>
+      <w:rFonts w:eastAsia="黑体"/>
       <w:color w:themeColor="text1" w:val="000000"/>
     </w:rPr>
     <w:tblPr>
@@ -14724,6 +15423,7 @@
     </w:tcPr>
     <w:tblStylePr w:type="firstRow">
       <w:rPr>
+        <w:rFonts w:eastAsia="黑体"/>
         <w:b/>
         <w:bCs/>
       </w:rPr>
@@ -14734,6 +15434,7 @@
     </w:tblStylePr>
     <w:tblStylePr w:type="lastRow">
       <w:rPr>
+        <w:rFonts w:eastAsia="黑体"/>
         <w:b/>
         <w:bCs/>
         <w:color w:themeColor="text1" w:val="000000"/>
@@ -14745,6 +15446,7 @@
     </w:tblStylePr>
     <w:tblStylePr w:type="firstCol">
       <w:rPr>
+        <w:rFonts w:eastAsia="黑体"/>
         <w:color w:themeColor="background1" w:val="FFFFFF"/>
       </w:rPr>
       <w:tblPr/>
@@ -14754,6 +15456,7 @@
     </w:tblStylePr>
     <w:tblStylePr w:type="lastCol">
       <w:rPr>
+        <w:rFonts w:eastAsia="黑体"/>
         <w:color w:themeColor="background1" w:val="FFFFFF"/>
       </w:rPr>
       <w:tblPr/>
@@ -14786,6 +15489,7 @@
     <w:name w:val="KeywordTok"/>
     <w:basedOn w:val="VerbatimChar"/>
     <w:rPr>
+      <w:rFonts w:eastAsia="黑体"/>
       <w:b/>
       <w:color w:val="007020"/>
     </w:rPr>
@@ -14794,6 +15498,7 @@
     <w:name w:val="DataTypeTok"/>
     <w:basedOn w:val="VerbatimChar"/>
     <w:rPr>
+      <w:rFonts w:eastAsia="黑体"/>
       <w:color w:val="902000"/>
     </w:rPr>
   </w:style>
@@ -14801,6 +15506,7 @@
     <w:name w:val="DecValTok"/>
     <w:basedOn w:val="VerbatimChar"/>
     <w:rPr>
+      <w:rFonts w:eastAsia="黑体"/>
       <w:color w:val="40a070"/>
     </w:rPr>
   </w:style>
@@ -14808,6 +15514,7 @@
     <w:name w:val="BaseNTok"/>
     <w:basedOn w:val="VerbatimChar"/>
     <w:rPr>
+      <w:rFonts w:eastAsia="黑体"/>
       <w:color w:val="40a070"/>
     </w:rPr>
   </w:style>
@@ -14815,6 +15522,7 @@
     <w:name w:val="FloatTok"/>
     <w:basedOn w:val="VerbatimChar"/>
     <w:rPr>
+      <w:rFonts w:eastAsia="黑体"/>
       <w:color w:val="40a070"/>
     </w:rPr>
   </w:style>
@@ -14822,6 +15530,7 @@
     <w:name w:val="ConstantTok"/>
     <w:basedOn w:val="VerbatimChar"/>
     <w:rPr>
+      <w:rFonts w:eastAsia="黑体"/>
       <w:color w:val="880000"/>
     </w:rPr>
   </w:style>
@@ -14829,6 +15538,7 @@
     <w:name w:val="CharTok"/>
     <w:basedOn w:val="VerbatimChar"/>
     <w:rPr>
+      <w:rFonts w:eastAsia="黑体"/>
       <w:color w:val="4070a0"/>
     </w:rPr>
   </w:style>
@@ -14836,6 +15546,7 @@
     <w:name w:val="SpecialCharTok"/>
     <w:basedOn w:val="VerbatimChar"/>
     <w:rPr>
+      <w:rFonts w:eastAsia="黑体"/>
       <w:color w:val="4070a0"/>
     </w:rPr>
   </w:style>
@@ -14843,6 +15554,7 @@
     <w:name w:val="StringTok"/>
     <w:basedOn w:val="VerbatimChar"/>
     <w:rPr>
+      <w:rFonts w:eastAsia="黑体"/>
       <w:color w:val="4070a0"/>
     </w:rPr>
   </w:style>
@@ -14850,6 +15562,7 @@
     <w:name w:val="VerbatimStringTok"/>
     <w:basedOn w:val="VerbatimChar"/>
     <w:rPr>
+      <w:rFonts w:eastAsia="黑体"/>
       <w:color w:val="4070a0"/>
     </w:rPr>
   </w:style>
@@ -14857,6 +15570,7 @@
     <w:name w:val="SpecialStringTok"/>
     <w:basedOn w:val="VerbatimChar"/>
     <w:rPr>
+      <w:rFonts w:eastAsia="黑体"/>
       <w:color w:val="bb6688"/>
     </w:rPr>
   </w:style>
@@ -14864,6 +15578,7 @@
     <w:name w:val="ImportTok"/>
     <w:basedOn w:val="VerbatimChar"/>
     <w:rPr>
+      <w:rFonts w:eastAsia="黑体"/>
       <w:b/>
       <w:color w:val="008000"/>
     </w:rPr>
@@ -14872,6 +15587,7 @@
     <w:name w:val="CommentTok"/>
     <w:basedOn w:val="VerbatimChar"/>
     <w:rPr>
+      <w:rFonts w:eastAsia="黑体"/>
       <w:i/>
       <w:color w:val="60a0b0"/>
     </w:rPr>
@@ -14880,6 +15596,7 @@
     <w:name w:val="DocumentationTok"/>
     <w:basedOn w:val="VerbatimChar"/>
     <w:rPr>
+      <w:rFonts w:eastAsia="黑体"/>
       <w:i/>
       <w:color w:val="ba2121"/>
     </w:rPr>
@@ -14888,6 +15605,7 @@
     <w:name w:val="AnnotationTok"/>
     <w:basedOn w:val="VerbatimChar"/>
     <w:rPr>
+      <w:rFonts w:eastAsia="黑体"/>
       <w:b/>
       <w:i/>
       <w:color w:val="60a0b0"/>
@@ -14897,6 +15615,7 @@
     <w:name w:val="CommentVarTok"/>
     <w:basedOn w:val="VerbatimChar"/>
     <w:rPr>
+      <w:rFonts w:eastAsia="黑体"/>
       <w:b/>
       <w:i/>
       <w:color w:val="60a0b0"/>
@@ -14906,6 +15625,7 @@
     <w:name w:val="OtherTok"/>
     <w:basedOn w:val="VerbatimChar"/>
     <w:rPr>
+      <w:rFonts w:eastAsia="黑体"/>
       <w:color w:val="007020"/>
     </w:rPr>
   </w:style>
@@ -14913,6 +15633,7 @@
     <w:name w:val="FunctionTok"/>
     <w:basedOn w:val="VerbatimChar"/>
     <w:rPr>
+      <w:rFonts w:eastAsia="黑体"/>
       <w:color w:val="06287e"/>
     </w:rPr>
   </w:style>
@@ -14920,6 +15641,7 @@
     <w:name w:val="VariableTok"/>
     <w:basedOn w:val="VerbatimChar"/>
     <w:rPr>
+      <w:rFonts w:eastAsia="黑体"/>
       <w:color w:val="19177c"/>
     </w:rPr>
   </w:style>
@@ -14927,6 +15649,7 @@
     <w:name w:val="ControlFlowTok"/>
     <w:basedOn w:val="VerbatimChar"/>
     <w:rPr>
+      <w:rFonts w:eastAsia="黑体"/>
       <w:b/>
       <w:color w:val="007020"/>
     </w:rPr>
@@ -14935,6 +15658,7 @@
     <w:name w:val="OperatorTok"/>
     <w:basedOn w:val="VerbatimChar"/>
     <w:rPr>
+      <w:rFonts w:eastAsia="黑体"/>
       <w:color w:val="666666"/>
     </w:rPr>
   </w:style>
@@ -14942,18 +15666,22 @@
     <w:name w:val="BuiltInTok"/>
     <w:basedOn w:val="VerbatimChar"/>
     <w:rPr>
+      <w:rFonts w:eastAsia="黑体"/>
       <w:color w:val="008000"/>
     </w:rPr>
   </w:style>
   <w:style w:type="character" w:customStyle="1" w:styleId="ExtensionTok">
     <w:name w:val="ExtensionTok"/>
     <w:basedOn w:val="VerbatimChar"/>
-    <w:rPr/>
+    <w:rPr>
+      <w:rFonts w:eastAsia="黑体"/>
+    </w:rPr>
   </w:style>
   <w:style w:type="character" w:customStyle="1" w:styleId="PreprocessorTok">
     <w:name w:val="PreprocessorTok"/>
     <w:basedOn w:val="VerbatimChar"/>
     <w:rPr>
+      <w:rFonts w:eastAsia="黑体"/>
       <w:color w:val="bc7a00"/>
     </w:rPr>
   </w:style>
@@ -14961,18 +15689,22 @@
     <w:name w:val="AttributeTok"/>
     <w:basedOn w:val="VerbatimChar"/>
     <w:rPr>
+      <w:rFonts w:eastAsia="黑体"/>
       <w:color w:val="7d9029"/>
     </w:rPr>
   </w:style>
   <w:style w:type="character" w:customStyle="1" w:styleId="RegionMarkerTok">
     <w:name w:val="RegionMarkerTok"/>
     <w:basedOn w:val="VerbatimChar"/>
-    <w:rPr/>
+    <w:rPr>
+      <w:rFonts w:eastAsia="黑体"/>
+    </w:rPr>
   </w:style>
   <w:style w:type="character" w:customStyle="1" w:styleId="InformationTok">
     <w:name w:val="InformationTok"/>
     <w:basedOn w:val="VerbatimChar"/>
     <w:rPr>
+      <w:rFonts w:eastAsia="黑体"/>
       <w:b/>
       <w:i/>
       <w:color w:val="60a0b0"/>
@@ -14982,6 +15714,7 @@
     <w:name w:val="WarningTok"/>
     <w:basedOn w:val="VerbatimChar"/>
     <w:rPr>
+      <w:rFonts w:eastAsia="黑体"/>
       <w:b/>
       <w:i/>
       <w:color w:val="60a0b0"/>
@@ -14991,6 +15724,7 @@
     <w:name w:val="AlertTok"/>
     <w:basedOn w:val="VerbatimChar"/>
     <w:rPr>
+      <w:rFonts w:eastAsia="黑体"/>
       <w:b/>
       <w:color w:val="ff0000"/>
     </w:rPr>
@@ -14999,6 +15733,7 @@
     <w:name w:val="ErrorTok"/>
     <w:basedOn w:val="VerbatimChar"/>
     <w:rPr>
+      <w:rFonts w:eastAsia="黑体"/>
       <w:b/>
       <w:color w:val="ff0000"/>
     </w:rPr>
@@ -15006,7 +15741,9 @@
   <w:style w:type="character" w:customStyle="1" w:styleId="NormalTok">
     <w:name w:val="NormalTok"/>
     <w:basedOn w:val="VerbatimChar"/>
-    <w:rPr/>
+    <w:rPr>
+      <w:rFonts w:eastAsia="黑体"/>
+    </w:rPr>
   </w:style>
 </w:styles>
 </file>
@@ -15055,12 +15792,12 @@
     <a:fontScheme name="Office">
       <a:majorFont>
         <a:latin typeface="Calibri"/>
-        <a:ea typeface=""/>
+        <a:ea typeface="黑体"/>
         <a:cs typeface=""/>
         <a:font script="Jpan" typeface="ＭＳ ゴシック"/>
         <a:font script="Hang" typeface="맑은 고딕"/>
-        <a:font script="Hans" typeface="宋体"/>
-        <a:font script="Hant" typeface="新細明體"/>
+        <a:font script="Hans" typeface="黑体"/>
+        <a:font script="Hant" typeface="黑体"/>
         <a:font script="Arab" typeface="Times New Roman"/>
         <a:font script="Hebr" typeface="Times New Roman"/>
         <a:font script="Thai" typeface="Angsana New"/>
@@ -15090,12 +15827,12 @@
       </a:majorFont>
       <a:minorFont>
         <a:latin typeface="Cambria"/>
-        <a:ea typeface=""/>
+        <a:ea typeface="黑体"/>
         <a:cs typeface=""/>
         <a:font script="Jpan" typeface="ＭＳ 明朝"/>
         <a:font script="Hang" typeface="맑은 고딕"/>
-        <a:font script="Hans" typeface="宋体"/>
-        <a:font script="Hant" typeface="新細明體"/>
+        <a:font script="Hans" typeface="黑体"/>
+        <a:font script="Hant" typeface="黑体"/>
         <a:font script="Arab" typeface="Arial"/>
         <a:font script="Hebr" typeface="Arial"/>
         <a:font script="Thai" typeface="Cordia New"/>

--- a/06-转换电路/01-模数转换ADC/逐次逼近型SAR-ADC电路/逐次逼近型SAR-ADC电路.docx
+++ b/06-转换电路/01-模数转换ADC/逐次逼近型SAR-ADC电路/逐次逼近型SAR-ADC电路.docx
@@ -2721,7 +2721,7 @@
           <w:color w:val="555555"/>
           <w:sz w:val="21"/>
         </w:rPr>
-        <w:t>材料收集者：杜文杰，WX手机：19519196569，QQ:3478827729</w:t>
+        <w:t>材料收集者：杜文杰，微信/手机：19519196569，QQ:3478827729</w:t>
       </w:r>
     </w:p>
     <w:sectPr>
